--- a/docs/SAD.docx
+++ b/docs/SAD.docx
@@ -33,7 +33,7 @@
         <w:t>Version:</w:t>
       </w:r>
       <w:r>
-        <w:t xml:space="preserve"> 1.0</w:t>
+        <w:t xml:space="preserve"> 1.1</w:t>
       </w:r>
     </w:p>
     <w:p>
@@ -220,6 +220,64 @@
           </w:p>
         </w:tc>
       </w:tr>
+      <w:tr>
+        <w:tc>
+          <w:tcPr>
+            <w:tcW w:type="dxa" w:w="2409"/>
+          </w:tcPr>
+          <w:p>
+            <w:r/>
+            <w:r>
+              <w:rPr>
+                <w:sz w:val="18"/>
+              </w:rPr>
+              <w:t>1.1</w:t>
+            </w:r>
+          </w:p>
+        </w:tc>
+        <w:tc>
+          <w:tcPr>
+            <w:tcW w:type="dxa" w:w="2409"/>
+          </w:tcPr>
+          <w:p>
+            <w:r/>
+            <w:r>
+              <w:rPr>
+                <w:sz w:val="18"/>
+              </w:rPr>
+              <w:t>12-10-2026</w:t>
+            </w:r>
+          </w:p>
+        </w:tc>
+        <w:tc>
+          <w:tcPr>
+            <w:tcW w:type="dxa" w:w="2409"/>
+          </w:tcPr>
+          <w:p>
+            <w:r/>
+            <w:r>
+              <w:rPr>
+                <w:sz w:val="18"/>
+              </w:rPr>
+              <w:t>Team</w:t>
+            </w:r>
+          </w:p>
+        </w:tc>
+        <w:tc>
+          <w:tcPr>
+            <w:tcW w:type="dxa" w:w="2409"/>
+          </w:tcPr>
+          <w:p>
+            <w:r/>
+            <w:r>
+              <w:rPr>
+                <w:sz w:val="18"/>
+              </w:rPr>
+              <w:t>Simplified the wording (no change to the design)</w:t>
+            </w:r>
+          </w:p>
+        </w:tc>
+      </w:tr>
     </w:tbl>
     <w:p/>
     <w:p>
@@ -463,7 +521,7 @@
     </w:p>
     <w:p>
       <w:r>
-        <w:t>This document specifies the architecture and design of the Online Quiz System, a console-based multiple-choice quiz application written in C. It explains how the requirements in the SRS (v1.1) are realised by components, interfaces and data flows, so that the four team members can implement their modules independently and the result can be tested against the Test Plan.</w:t>
+        <w:t>This document describes the architecture and design of the Online Quiz System, a console-based multiple-choice quiz program written in C. It shows how the requirements in the SRS (v1.2) are met by components, functions and data flow, so that the four team members can build their modules separately and test them against the Test Plan.</w:t>
       </w:r>
     </w:p>
     <w:p>
@@ -476,7 +534,7 @@
     </w:p>
     <w:p>
       <w:r>
-        <w:t>It covers the whole application: the main menu and navigation, the quiz engine, scoring and result display, and result storage with the leaderboard. It does not cover deployment (the program is a single local executable) or anything outside the SRS scope such as accounts, networking or a GUI.</w:t>
+        <w:t>It covers the whole program: the main menu, the quiz engine, scoring and result display, and result storage with the leaderboard. It does not cover deployment (the program is one local executable) or anything outside the SRS scope, such as accounts, networking or a GUI.</w:t>
       </w:r>
     </w:p>
     <w:p>
@@ -489,7 +547,7 @@
     </w:p>
     <w:p>
       <w:r>
-        <w:t>Developers implementing the modules, testers deriving test cases, the course evaluators, and anyone maintaining the project later.</w:t>
+        <w:t>Developers building the modules, testers writing test cases, the course evaluators, and anyone who works on the project later.</w:t>
       </w:r>
     </w:p>
     <w:p>
@@ -659,7 +717,7 @@
               <w:rPr>
                 <w:sz w:val="18"/>
               </w:rPr>
-              <w:t>Architecture decision record</w:t>
+              <w:t>Architecture decision record (a short note on a design choice and why it was made)</w:t>
             </w:r>
           </w:p>
         </w:tc>
@@ -689,7 +747,7 @@
               <w:rPr>
                 <w:sz w:val="18"/>
               </w:rPr>
-              <w:t>Threat categories: Spoofing, Tampering, Repudiation, Information disclosure, Denial of service, Elevation of privilege</w:t>
+              <w:t>A list of threat types: Spoofing (pretending to be someone), Tampering (changing data), Repudiation (denying an action), Information disclosure (showing private data), Denial of service (stopping the program from working), Elevation of privilege (getting rights you should not have)</w:t>
             </w:r>
           </w:p>
         </w:tc>
@@ -744,7 +802,7 @@
     </w:p>
     <w:p>
       <w:r>
-        <w:t>Section 3 describes the architecture (components, pattern, traceability, security). Section 4 describes the detailed design (sequence diagrams, function-level API, error handling, console UX). Developers should read 3.4 and 4.3 before touching a module; testers should read 3.8 and 4.4.</w:t>
+        <w:t>Section 3 describes the architecture (components, pattern, traceability to requirements, security). Section 4 describes the design (sequence diagrams, functions, error handling, screens). Developers should read 3.4 and 4.3 before changing a module. Testers should read 3.8 and 4.4.</w:t>
       </w:r>
     </w:p>
     <w:p>
@@ -810,7 +868,7 @@
               <w:rPr>
                 <w:sz w:val="18"/>
               </w:rPr>
-              <w:t>Software Requirements Specification v1.1</w:t>
+              <w:t>Software Requirements Specification v1.2</w:t>
             </w:r>
           </w:p>
         </w:tc>
@@ -961,7 +1019,7 @@
         <w:pStyle w:val="ListBullet"/>
       </w:pPr>
       <w:r>
-        <w:t>Let four people work in parallel without editing each other's files (NFR-5).</w:t>
+        <w:t>Let four people work at the same time without editing each other's files (NFR-5).</w:t>
       </w:r>
     </w:p>
     <w:p>
@@ -1018,7 +1076,7 @@
         <w:pStyle w:val="ListBullet"/>
       </w:pPr>
       <w:r>
-        <w:t>Persistence is limited to local flat text files.</w:t>
+        <w:t>Data is saved only in local text files.</w:t>
       </w:r>
     </w:p>
     <w:p>
@@ -1026,7 +1084,7 @@
         <w:pStyle w:val="ListBullet"/>
       </w:pPr>
       <w:r>
-        <w:t xml:space="preserve">The shared function signatures and structs in </w:t>
+        <w:t xml:space="preserve">The shared function names and structs in </w:t>
       </w:r>
       <w:r>
         <w:rPr>
@@ -1053,7 +1111,7 @@
         <w:t>storage.h</w:t>
       </w:r>
       <w:r>
-        <w:t xml:space="preserve"> are fixed so that modules can be developed in parallel.</w:t>
+        <w:t xml:space="preserve"> are fixed, so the modules can be built at the same time.</w:t>
       </w:r>
     </w:p>
     <w:p>
@@ -1163,7 +1221,7 @@
               <w:rPr>
                 <w:sz w:val="18"/>
               </w:rPr>
-              <w:t>Modularity, clear ownership, stable interfaces</w:t>
+              <w:t>Separate modules, clear ownership, function names that do not change</w:t>
             </w:r>
           </w:p>
         </w:tc>
@@ -1193,7 +1251,7 @@
               <w:rPr>
                 <w:sz w:val="18"/>
               </w:rPr>
-              <w:t>Observable behaviour, deterministic output, traceable requirements</w:t>
+              <w:t>Output that can be checked, requirements that can be traced to tests</w:t>
             </w:r>
           </w:p>
         </w:tc>
@@ -1223,7 +1281,7 @@
               <w:rPr>
                 <w:sz w:val="18"/>
               </w:rPr>
-              <w:t>Conformance to SRS, architecture and test documents; evidence of process</w:t>
+              <w:t>Code follows the SRS, SAD and Test Plan; proof of the process (commits, pull requests)</w:t>
             </w:r>
           </w:p>
         </w:tc>
@@ -1282,7 +1340,7 @@
         <w:rPr>
           <w:i/>
         </w:rPr>
-        <w:t>Figure 1: Components, provided interfaces and data stores.</w:t>
+        <w:t>Figure 1: Components, the functions each one offers, and the data files.</w:t>
       </w:r>
     </w:p>
     <w:p>
@@ -1352,7 +1410,7 @@
                 <w:b/>
                 <w:sz w:val="18"/>
               </w:rPr>
-              <w:t>Responsibility</w:t>
+              <w:t>What it does</w:t>
             </w:r>
           </w:p>
         </w:tc>
@@ -1368,7 +1426,7 @@
                 <w:b/>
                 <w:sz w:val="18"/>
               </w:rPr>
-              <w:t>Provided interface</w:t>
+              <w:t>Functions it offers</w:t>
             </w:r>
           </w:p>
         </w:tc>
@@ -1384,7 +1442,7 @@
                 <w:b/>
                 <w:sz w:val="18"/>
               </w:rPr>
-              <w:t>Uses</w:t>
+              <w:t>Depends on</w:t>
             </w:r>
           </w:p>
         </w:tc>
@@ -1445,7 +1503,7 @@
               <w:rPr>
                 <w:sz w:val="18"/>
               </w:rPr>
-              <w:t>Shows the menu, validates the menu choice, asks for the player name, routes to features, shows instructions, exits cleanly</w:t>
+              <w:t>Shows the menu, checks the menu choice, asks for the player name, calls the chosen feature, shows instructions, exits cleanly</w:t>
             </w:r>
           </w:p>
         </w:tc>
@@ -1545,7 +1603,7 @@
               <w:rPr>
                 <w:sz w:val="18"/>
               </w:rPr>
-              <w:t>Loads the question bank, presents one question at a time, validates and records each answer</w:t>
+              <w:t>Loads the question bank, shows one question at a time, checks and records each answer</w:t>
             </w:r>
           </w:p>
         </w:tc>
@@ -1673,7 +1731,7 @@
               <w:rPr>
                 <w:sz w:val="18"/>
               </w:rPr>
-              <w:t>Compares answers with correct options, counts correct/incorrect, computes percentage and Pass/Fail (40%), prints the result screen</w:t>
+              <w:t>Compares answers with the correct options, counts correct and incorrect answers, works out the percentage and Pass/Fail (40%), shows the result screen</w:t>
             </w:r>
           </w:p>
         </w:tc>
@@ -1814,7 +1872,7 @@
               <w:rPr>
                 <w:sz w:val="18"/>
               </w:rPr>
-              <w:t xml:space="preserve">Appends </w:t>
+              <w:t xml:space="preserve">Adds </w:t>
             </w:r>
             <w:r>
               <w:rPr>
@@ -1840,7 +1898,7 @@
               <w:rPr>
                 <w:sz w:val="18"/>
               </w:rPr>
-              <w:t>, reads results back, shows the leaderboard sorted high to low</w:t>
+              <w:t>, reads the results back, shows the leaderboard from high score to low</w:t>
             </w:r>
           </w:p>
         </w:tc>
@@ -2054,7 +2112,7 @@
               <w:rPr>
                 <w:sz w:val="18"/>
               </w:rPr>
-              <w:t xml:space="preserve"> (created at run time)</w:t>
+              <w:t xml:space="preserve"> (created when the program runs)</w:t>
             </w:r>
           </w:p>
         </w:tc>
@@ -2126,7 +2184,7 @@
     <w:p/>
     <w:p>
       <w:r>
-        <w:t xml:space="preserve">The only inter-module dependencies are on the two shared data types: </w:t>
+        <w:t xml:space="preserve">The only link between modules is the two shared data types: </w:t>
       </w:r>
       <w:r>
         <w:rPr>
@@ -2180,7 +2238,7 @@
         <w:t>Result</w:t>
       </w:r>
       <w:r>
-        <w:t>). No module calls another module's functions except through the Menu Controller, which orchestrates the flow.</w:t>
+        <w:t>). Modules do not call each other's functions. The Menu Controller calls them one after another.</w:t>
       </w:r>
     </w:p>
     <w:p>
@@ -2196,7 +2254,7 @@
         <w:rPr>
           <w:b/>
         </w:rPr>
-        <w:t>Pattern: layered architecture in a single process (modular monolith).</w:t>
+        <w:t>Pattern: layered architecture (one program made of separate modules).</w:t>
       </w:r>
     </w:p>
     <w:tbl>
@@ -2300,7 +2358,7 @@
               <w:rPr>
                 <w:sz w:val="18"/>
               </w:rPr>
-              <w:t>Talks to the user and calls the layers below; contains no scoring or file logic</w:t>
+              <w:t>Talks to the user and calls the layers below; has no scoring or file code</w:t>
             </w:r>
           </w:p>
         </w:tc>
@@ -2358,7 +2416,7 @@
               <w:rPr>
                 <w:sz w:val="18"/>
               </w:rPr>
-              <w:t>Quiz rules and scoring; no knowledge of the menu</w:t>
+              <w:t>Quiz rules and scoring; knows nothing about the menu</w:t>
             </w:r>
           </w:p>
         </w:tc>
@@ -2431,7 +2489,7 @@
         <w:t>Rationale.</w:t>
       </w:r>
       <w:r>
-        <w:t xml:space="preserve"> The program has one user, one process and three clearly separated concerns, which maps directly onto the team split. Layering gives each owner a file boundary (so pull requests do not clash), makes each module testable on its own (</w:t>
+        <w:t xml:space="preserve"> The program has one user, runs as one process, and has three clear parts, which match how the team shares the work. Layers give each owner their own files (so pull requests do not clash), let each module be tested alone (</w:t>
       </w:r>
       <w:r>
         <w:rPr>
@@ -2440,7 +2498,7 @@
         <w:t>tests/test_score.c</w:t>
       </w:r>
       <w:r>
-        <w:t xml:space="preserve"> links only </w:t>
+        <w:t xml:space="preserve"> uses only </w:t>
       </w:r>
       <w:r>
         <w:rPr>
@@ -2449,7 +2507,7 @@
         <w:t>score.c</w:t>
       </w:r>
       <w:r>
-        <w:t>), and keeps the menu from depending on file formats.</w:t>
+        <w:t>), and keep file-format details out of the menu code.</w:t>
       </w:r>
     </w:p>
     <w:p>
@@ -2529,7 +2587,7 @@
               <w:rPr>
                 <w:sz w:val="18"/>
               </w:rPr>
-              <w:t>There is no network, no second user and no deployment target; it would add complexity with no benefit</w:t>
+              <w:t>There is no network and no second user; it would only make the program more complicated</w:t>
             </w:r>
           </w:p>
         </w:tc>
@@ -2572,7 +2630,7 @@
               <w:rPr>
                 <w:sz w:val="18"/>
               </w:rPr>
-              <w:t>Four people editing one file; no isolated testing; violates NFR-5</w:t>
+              <w:t>Four people would edit one file; modules could not be tested alone; breaks NFR-5</w:t>
             </w:r>
           </w:p>
         </w:tc>
@@ -2602,7 +2660,7 @@
               <w:rPr>
                 <w:sz w:val="18"/>
               </w:rPr>
-              <w:t>Out of scope in the SRS (no database); a flat file is sufficient for a short leaderboard</w:t>
+              <w:t>The SRS says no database; a text file is enough for a short leaderboard</w:t>
             </w:r>
           </w:p>
         </w:tc>
@@ -2673,7 +2731,7 @@
                 <w:b/>
                 <w:sz w:val="18"/>
               </w:rPr>
-              <w:t>Consequence</w:t>
+              <w:t>Result</w:t>
             </w:r>
           </w:p>
         </w:tc>
@@ -2703,7 +2761,7 @@
               <w:rPr>
                 <w:sz w:val="18"/>
               </w:rPr>
-              <w:t>Layered modules, one source/header pair per feature</w:t>
+              <w:t>Layered modules, one source file and one header file per feature</w:t>
             </w:r>
           </w:p>
         </w:tc>
@@ -2717,7 +2775,7 @@
               <w:rPr>
                 <w:sz w:val="18"/>
               </w:rPr>
-              <w:t>Parallel work, per-module tests</w:t>
+              <w:t>Work at the same time, test each module alone</w:t>
             </w:r>
           </w:p>
         </w:tc>
@@ -2747,7 +2805,7 @@
               <w:rPr>
                 <w:sz w:val="18"/>
               </w:rPr>
-              <w:t>Flat text files for questions and results</w:t>
+              <w:t>Text files for questions and results</w:t>
             </w:r>
           </w:p>
         </w:tc>
@@ -2761,7 +2819,7 @@
               <w:rPr>
                 <w:sz w:val="18"/>
               </w:rPr>
-              <w:t>No dependencies; file is human-readable; no integrity protection (see 3.9)</w:t>
+              <w:t>No extra software needed; a person can read the file; nothing stops someone editing it (see 3.9)</w:t>
             </w:r>
           </w:p>
         </w:tc>
@@ -2791,7 +2849,7 @@
               <w:rPr>
                 <w:sz w:val="18"/>
               </w:rPr>
-              <w:t>Fixed, shared function signatures and structs</w:t>
+              <w:t>Shared function names and structs are fixed</w:t>
             </w:r>
           </w:p>
         </w:tc>
@@ -2805,7 +2863,7 @@
               <w:rPr>
                 <w:sz w:val="18"/>
               </w:rPr>
-              <w:t>Modules can be built before their dependencies exist (stubs)</w:t>
+              <w:t>A module can be built before the modules it depends on exist (stubs)</w:t>
             </w:r>
           </w:p>
         </w:tc>
@@ -2835,7 +2893,7 @@
               <w:rPr>
                 <w:sz w:val="18"/>
               </w:rPr>
-              <w:t>Caller-owned fixed-size buffers, no dynamic allocation</w:t>
+              <w:t>Fixed-size arrays created by the caller, no dynamic memory</w:t>
             </w:r>
           </w:p>
         </w:tc>
@@ -2849,7 +2907,7 @@
               <w:rPr>
                 <w:sz w:val="18"/>
               </w:rPr>
-              <w:t xml:space="preserve">No leaks or double-frees; the question limit is </w:t>
+              <w:t xml:space="preserve">No memory leaks; the question limit is </w:t>
             </w:r>
             <w:r>
               <w:rPr>
@@ -2913,7 +2971,7 @@
               <w:rPr>
                 <w:sz w:val="18"/>
               </w:rPr>
-              <w:t>Consistent UX (NFR-3); no logging framework needed</w:t>
+              <w:t>Screens look the same everywhere (NFR-3); no logging needed</w:t>
             </w:r>
           </w:p>
         </w:tc>
@@ -3340,7 +3398,7 @@
               <w:rPr>
                 <w:sz w:val="18"/>
               </w:rPr>
-              <w:t>Cannot demo end to end</w:t>
+              <w:t>Cannot demo the whole quiz</w:t>
             </w:r>
           </w:p>
         </w:tc>
@@ -3354,7 +3412,7 @@
               <w:rPr>
                 <w:sz w:val="18"/>
               </w:rPr>
-              <w:t xml:space="preserve">Stubs with the agreed signatures are on </w:t>
+              <w:t xml:space="preserve">Stubs (empty functions) with the agreed names are on </w:t>
             </w:r>
             <w:r>
               <w:rPr>
@@ -3383,7 +3441,7 @@
               <w:rPr>
                 <w:sz w:val="18"/>
               </w:rPr>
-              <w:t>Question file malformed or missing</w:t>
+              <w:t>Question file is in the wrong format or missing</w:t>
             </w:r>
           </w:p>
         </w:tc>
@@ -3498,7 +3556,7 @@
               <w:rPr>
                 <w:sz w:val="18"/>
               </w:rPr>
-              <w:t xml:space="preserve"> edited or corrupted by hand</w:t>
+              <w:t xml:space="preserve"> edited by hand or damaged</w:t>
             </w:r>
           </w:p>
         </w:tc>
@@ -3526,7 +3584,7 @@
               <w:rPr>
                 <w:sz w:val="18"/>
               </w:rPr>
-              <w:t>Reader skips malformed lines; documented as accepted residual risk (3.9)</w:t>
+              <w:t>Lines in the wrong format are skipped; the remaining risk is accepted (3.9)</w:t>
             </w:r>
           </w:p>
         </w:tc>
@@ -3576,7 +3634,7 @@
               <w:rPr>
                 <w:sz w:val="18"/>
               </w:rPr>
-              <w:t xml:space="preserve">Names ending in a stray </w:t>
+              <w:t xml:space="preserve">Names end with an extra </w:t>
             </w:r>
             <w:r>
               <w:rPr>
@@ -3597,7 +3655,7 @@
               <w:rPr>
                 <w:sz w:val="18"/>
               </w:rPr>
-              <w:t xml:space="preserve">Reader strips </w:t>
+              <w:t xml:space="preserve">The reader removes </w:t>
             </w:r>
             <w:r>
               <w:rPr>
@@ -3610,7 +3668,7 @@
               <w:rPr>
                 <w:sz w:val="18"/>
               </w:rPr>
-              <w:t xml:space="preserve"> before parsing</w:t>
+              <w:t xml:space="preserve"> before reading the line</w:t>
             </w:r>
           </w:p>
         </w:tc>
@@ -4269,7 +4327,7 @@
               <w:rPr>
                 <w:sz w:val="18"/>
               </w:rPr>
-              <w:t>REQ-12 Hand result to storage</w:t>
+              <w:t>REQ-12 Pass result to storage</w:t>
             </w:r>
           </w:p>
         </w:tc>
@@ -5030,16 +5088,7 @@
     </w:p>
     <w:p>
       <w:r>
-        <w:t xml:space="preserve">The system has no accounts, no network and no privileged operations. Its </w:t>
-      </w:r>
-      <w:r>
-        <w:rPr>
-          <w:b/>
-        </w:rPr>
-        <w:t>trust boundaries</w:t>
-      </w:r>
-      <w:r>
-        <w:t xml:space="preserve"> are (a) the keyboard, whose input is untrusted, and (b) the two local files, which any local user can edit.</w:t>
+        <w:t>The system has no accounts, no network and no special rights. Bad data can come in from two places: (a) the keyboard, which cannot be trusted, and (b) the two local files, which any user of the computer can edit.</w:t>
       </w:r>
     </w:p>
     <w:p>
@@ -5153,7 +5202,7 @@
               <w:rPr>
                 <w:sz w:val="18"/>
               </w:rPr>
-              <w:t>Entering someone else's name</w:t>
+              <w:t>Typing someone else's name</w:t>
             </w:r>
           </w:p>
         </w:tc>
@@ -5167,7 +5216,7 @@
               <w:rPr>
                 <w:sz w:val="18"/>
               </w:rPr>
-              <w:t>Not applicable: no authentication by design (single local user)</w:t>
+              <w:t>Not handled: there is no login by design (single local user)</w:t>
             </w:r>
           </w:p>
         </w:tc>
@@ -5211,7 +5260,7 @@
               <w:rPr>
                 <w:sz w:val="18"/>
               </w:rPr>
-              <w:t>A name containing a comma or newline corrupts the results file or forges another record</w:t>
+              <w:t>A name with a comma or new line damages the results file or fakes another record</w:t>
             </w:r>
           </w:p>
         </w:tc>
@@ -5251,7 +5300,7 @@
               <w:rPr>
                 <w:sz w:val="18"/>
               </w:rPr>
-              <w:t xml:space="preserve"> in the name are replaced by spaces before writing</w:t>
+              <w:t xml:space="preserve"> in the name are replaced by spaces before saving</w:t>
             </w:r>
           </w:p>
         </w:tc>
@@ -5295,7 +5344,7 @@
               <w:rPr>
                 <w:sz w:val="18"/>
               </w:rPr>
-              <w:t xml:space="preserve">Hand-editing </w:t>
+              <w:t xml:space="preserve">Editing </w:t>
             </w:r>
             <w:r>
               <w:rPr>
@@ -5304,6 +5353,12 @@
               </w:rPr>
               <w:t>results.txt</w:t>
             </w:r>
+            <w:r>
+              <w:rPr>
+                <w:sz w:val="18"/>
+              </w:rPr>
+              <w:t xml:space="preserve"> by hand</w:t>
+            </w:r>
           </w:p>
         </w:tc>
         <w:tc>
@@ -5316,7 +5371,7 @@
               <w:rPr>
                 <w:sz w:val="18"/>
               </w:rPr>
-              <w:t>Accepted residual risk; reader skips malformed lines</w:t>
+              <w:t>Risk accepted; lines in the wrong format are skipped</w:t>
             </w:r>
           </w:p>
         </w:tc>
@@ -5360,7 +5415,7 @@
               <w:rPr>
                 <w:sz w:val="18"/>
               </w:rPr>
-              <w:t>Denying a score</w:t>
+              <w:t>Someone denies their score</w:t>
             </w:r>
           </w:p>
         </w:tc>
@@ -5374,7 +5429,7 @@
               <w:rPr>
                 <w:sz w:val="18"/>
               </w:rPr>
-              <w:t>Not applicable for a local practice tool</w:t>
+              <w:t>Not needed for a local practice tool</w:t>
             </w:r>
           </w:p>
         </w:tc>
@@ -5412,7 +5467,7 @@
               <w:rPr>
                 <w:sz w:val="18"/>
               </w:rPr>
-              <w:t>Error text reveals paths or OS details</w:t>
+              <w:t>Error text shows paths or system details</w:t>
             </w:r>
           </w:p>
         </w:tc>
@@ -5426,7 +5481,7 @@
               <w:rPr>
                 <w:sz w:val="18"/>
               </w:rPr>
-              <w:t xml:space="preserve">Fixed one-line messages only; no </w:t>
+              <w:t xml:space="preserve">Only fixed one-line messages; no </w:t>
             </w:r>
             <w:r>
               <w:rPr>
@@ -5469,7 +5524,7 @@
               <w:rPr>
                 <w:sz w:val="18"/>
               </w:rPr>
-              <w:t>Denial of service / crash</w:t>
+              <w:t>Denial of service (crash)</w:t>
             </w:r>
           </w:p>
         </w:tc>
@@ -5483,7 +5538,7 @@
               <w:rPr>
                 <w:sz w:val="18"/>
               </w:rPr>
-              <w:t>Very long input, empty input, EOF, missing or unreadable file</w:t>
+              <w:t>Very long input, empty input, end of input, missing or unreadable file</w:t>
             </w:r>
           </w:p>
         </w:tc>
@@ -5497,7 +5552,7 @@
               <w:rPr>
                 <w:sz w:val="18"/>
               </w:rPr>
-              <w:t xml:space="preserve">Bounded </w:t>
+              <w:t xml:space="preserve">Size-limited </w:t>
             </w:r>
             <w:r>
               <w:rPr>
@@ -5510,7 +5565,7 @@
               <w:rPr>
                 <w:sz w:val="18"/>
               </w:rPr>
-              <w:t xml:space="preserve"> buffers, overflow discarded, EOF detected, every file call checked</w:t>
+              <w:t xml:space="preserve"> buffers, extra characters discarded, end of input detected, every file call checked</w:t>
             </w:r>
           </w:p>
         </w:tc>
@@ -5540,7 +5595,7 @@
               <w:rPr>
                 <w:sz w:val="18"/>
               </w:rPr>
-              <w:t>Memory safety</w:t>
+              <w:t>Buffer overflow</w:t>
             </w:r>
           </w:p>
         </w:tc>
@@ -5554,7 +5609,7 @@
               <w:rPr>
                 <w:sz w:val="18"/>
               </w:rPr>
-              <w:t>Buffer overflow via name or menu line</w:t>
+              <w:t>A long name or menu line writes past the end of a buffer</w:t>
             </w:r>
           </w:p>
         </w:tc>
@@ -5581,7 +5636,7 @@
               <w:rPr>
                 <w:sz w:val="18"/>
               </w:rPr>
-              <w:t xml:space="preserve"> with end-pointer validation</w:t>
+              <w:t xml:space="preserve"> with a check of the end pointer</w:t>
             </w:r>
           </w:p>
         </w:tc>
@@ -5625,7 +5680,7 @@
               <w:rPr>
                 <w:sz w:val="18"/>
               </w:rPr>
-              <w:t>Choosing an arbitrary file to read or write</w:t>
+              <w:t>Making the program open a file of the user's choice</w:t>
             </w:r>
           </w:p>
         </w:tc>
@@ -5639,7 +5694,7 @@
               <w:rPr>
                 <w:sz w:val="18"/>
               </w:rPr>
-              <w:t>File names are compile-time constants, never taken from input</w:t>
+              <w:t>File names are fixed in the code and never taken from input</w:t>
             </w:r>
           </w:p>
         </w:tc>
@@ -5670,7 +5725,7 @@
     </w:p>
     <w:p>
       <w:r>
-        <w:t>1. Read keyboard input only with bounded functions (</w:t>
+        <w:t>1. Read keyboard input only with functions that have a size limit (</w:t>
       </w:r>
       <w:r>
         <w:rPr>
@@ -5688,7 +5743,7 @@
         <w:t>gets</w:t>
       </w:r>
       <w:r>
-        <w:t xml:space="preserve"> or unbounded </w:t>
+        <w:t xml:space="preserve"> or </w:t>
       </w:r>
       <w:r>
         <w:rPr>
@@ -5697,12 +5752,12 @@
         <w:t>scanf("%s")</w:t>
       </w:r>
       <w:r>
-        <w:t>.</w:t>
+        <w:t xml:space="preserve"> without a limit.</w:t>
       </w:r>
     </w:p>
     <w:p>
       <w:r>
-        <w:t xml:space="preserve">2. Check the return value of every file operation and every </w:t>
+        <w:t xml:space="preserve">2. Check the result of every file call and every </w:t>
       </w:r>
       <w:r>
         <w:rPr>
@@ -5711,7 +5766,7 @@
         <w:t>NULL</w:t>
       </w:r>
       <w:r>
-        <w:t xml:space="preserve"> pointer argument.</w:t>
+        <w:t xml:space="preserve"> pointer.</w:t>
       </w:r>
     </w:p>
     <w:p>
@@ -5974,7 +6029,7 @@
         <w:t>char</w:t>
       </w:r>
       <w:r>
-        <w:t xml:space="preserve"> array, zero-filled so that unanswered questions never count as correct.</w:t>
+        <w:t xml:space="preserve"> array, set to zero first, so unanswered questions never count as correct.</w:t>
       </w:r>
     </w:p>
     <w:p>
@@ -6095,7 +6150,7 @@
     </w:p>
     <w:p>
       <w:r>
-        <w:t>All interfaces are C functions declared in the headers. There are no network endpoints.</w:t>
+        <w:t>All interfaces are C functions declared in the header files. There is no network.</w:t>
       </w:r>
     </w:p>
     <w:p>
@@ -6396,7 +6451,7 @@
               <w:rPr>
                 <w:sz w:val="18"/>
               </w:rPr>
-              <w:t>Postcondition</w:t>
+              <w:t>After the call</w:t>
             </w:r>
           </w:p>
         </w:tc>
@@ -6443,7 +6498,7 @@
               <w:rPr>
                 <w:sz w:val="18"/>
               </w:rPr>
-              <w:t xml:space="preserve"> for each answered question</w:t>
+              <w:t xml:space="preserve"> for each question that was answered</w:t>
             </w:r>
           </w:p>
         </w:tc>
@@ -6486,7 +6541,7 @@
               <w:rPr>
                 <w:sz w:val="18"/>
               </w:rPr>
-              <w:t xml:space="preserve"> line and asks again; end of input: returns with the remaining answers untouched (caller pre-zeroes the array)</w:t>
+              <w:t xml:space="preserve"> line and asks again; end of input: returns with the remaining answers untouched (the caller sets the array to zero first)</w:t>
             </w:r>
           </w:p>
         </w:tc>
@@ -6582,7 +6637,7 @@
               <w:rPr>
                 <w:sz w:val="18"/>
               </w:rPr>
-              <w:t>Mark the attempt</w:t>
+              <w:t>Check the answers and work out the result</w:t>
             </w:r>
           </w:p>
         </w:tc>
@@ -7239,7 +7294,7 @@
               <w:rPr>
                 <w:sz w:val="18"/>
               </w:rPr>
-              <w:t>File missing or unreadable: prints a short "no results yet" message and returns; malformed lines are skipped</w:t>
+              <w:t>File missing or unreadable: prints a short "no results yet" message and returns; lines in the wrong format are skipped</w:t>
             </w:r>
           </w:p>
         </w:tc>
@@ -7395,7 +7450,7 @@
     </w:p>
     <w:p>
       <w:r>
-        <w:t xml:space="preserve">Errors are reported as a single line beginning </w:t>
+        <w:t xml:space="preserve">Each error is shown as one line starting with </w:t>
       </w:r>
       <w:r>
         <w:rPr>
@@ -7404,7 +7459,7 @@
         <w:t>Error:</w:t>
       </w:r>
       <w:r>
-        <w:t xml:space="preserve"> on the console, followed by a return to a safe state. No error message contains a file name, path or system error code (SEC-1).</w:t>
+        <w:t>, and then the program goes back to a safe place (usually the menu). No error message contains a file name, path or system error code (SEC-1).</w:t>
       </w:r>
     </w:p>
     <w:tbl>
@@ -8290,7 +8345,7 @@
               <w:rPr>
                 <w:sz w:val="18"/>
               </w:rPr>
-              <w:t xml:space="preserve"> is malformed</w:t>
+              <w:t xml:space="preserve"> is in the wrong format</w:t>
             </w:r>
           </w:p>
         </w:tc>
@@ -8348,7 +8403,7 @@
         <w:t>Logging.</w:t>
       </w:r>
       <w:r>
-        <w:t xml:space="preserve"> A console quiz has no log file; adding one would create a second place where information could leak. Errors are visible on screen only.</w:t>
+        <w:t xml:space="preserve"> The quiz keeps no log file, because a log file would be one more place where information could leak. Errors are shown on the screen only.</w:t>
       </w:r>
     </w:p>
     <w:p>
@@ -8356,7 +8411,7 @@
         <w:rPr>
           <w:b/>
         </w:rPr>
-        <w:t>Monitoring and quality gates.</w:t>
+        <w:t>Monitoring and checks.</w:t>
       </w:r>
       <w:r>
         <w:t xml:space="preserve"> The GitHub Actions build runs on every push and pull request, and </w:t>
@@ -8829,7 +8884,7 @@
               <w:rPr>
                 <w:sz w:val="18"/>
               </w:rPr>
-              <w:t xml:space="preserve"> is passed; only name and score are persisted. Keep BR-4 as the stored format</w:t>
+              <w:t xml:space="preserve"> is passed; only name and score are saved. BR-4 stays as the saved format</w:t>
             </w:r>
           </w:p>
         </w:tc>
@@ -8859,7 +8914,7 @@
               <w:rPr>
                 <w:sz w:val="18"/>
               </w:rPr>
-              <w:t>Question file format is defined by the sample file but not yet by a loader</w:t>
+              <w:t>The question file format is shown only by the sample file; no loader code uses it yet</w:t>
             </w:r>
           </w:p>
         </w:tc>
@@ -8873,7 +8928,7 @@
               <w:rPr>
                 <w:sz w:val="18"/>
               </w:rPr>
-              <w:t>Sanjana documents the format in her pull request</w:t>
+              <w:t>Sanjana documents the format in the pull request</w:t>
             </w:r>
           </w:p>
         </w:tc>
@@ -8903,7 +8958,7 @@
               <w:rPr>
                 <w:sz w:val="18"/>
               </w:rPr>
-              <w:t>Ties on the leaderboard have no defined order</w:t>
+              <w:t>Equal scores have no set order on the leaderboard</w:t>
             </w:r>
           </w:p>
         </w:tc>
@@ -8917,7 +8972,7 @@
               <w:rPr>
                 <w:sz w:val="18"/>
               </w:rPr>
-              <w:t>Keep file order for equal scores (stable sort)</w:t>
+              <w:t>Keep the order they appear in the file</w:t>
             </w:r>
           </w:p>
         </w:tc>
@@ -8961,7 +9016,7 @@
               <w:rPr>
                 <w:sz w:val="18"/>
               </w:rPr>
-              <w:t>Acceptable for the project; revisit only if the bank grows</w:t>
+              <w:t>Enough for this project; review it only if the question bank grows</w:t>
             </w:r>
           </w:p>
         </w:tc>
@@ -8995,7 +9050,7 @@
         <w:t>Layered architecture</w:t>
       </w:r>
       <w:r>
-        <w:t xml:space="preserve"> (modules grouped so that upper layers call lower layers only), </w:t>
+        <w:t xml:space="preserve"> (modules are grouped in layers, and a layer only calls the layers below it), </w:t>
       </w:r>
       <w:r>
         <w:rPr>
@@ -9004,7 +9059,7 @@
         <w:t>Stub</w:t>
       </w:r>
       <w:r>
-        <w:t xml:space="preserve"> (a function with the final signature and no behaviour yet).</w:t>
+        <w:t xml:space="preserve"> (a function with the final name and arguments that does nothing yet).</w:t>
       </w:r>
     </w:p>
     <w:p>
@@ -9036,7 +9091,7 @@
         <w:pStyle w:val="ListBullet"/>
       </w:pPr>
       <w:r>
-        <w:t>Online Quiz System SRS v1.1 (</w:t>
+        <w:t>Online Quiz System SRS v1.2 (</w:t>
       </w:r>
       <w:r>
         <w:rPr>

--- a/docs/SAD.docx
+++ b/docs/SAD.docx
@@ -3412,7 +3412,7 @@
               <w:rPr>
                 <w:sz w:val="18"/>
               </w:rPr>
-              <w:t xml:space="preserve">Stubs (empty functions) with the agreed names are on </w:t>
+              <w:t xml:space="preserve">Stubs (empty functions) with the agreed names were on </w:t>
             </w:r>
             <w:r>
               <w:rPr>
@@ -3425,7 +3425,7 @@
               <w:rPr>
                 <w:sz w:val="18"/>
               </w:rPr>
-              <w:t>; scoring and storage are tested on their own</w:t>
+              <w:t>; scoring and storage were tested on their own. Now resolved: the engine is merged</w:t>
             </w:r>
           </w:p>
         </w:tc>
@@ -8769,7 +8769,7 @@
               <w:rPr>
                 <w:sz w:val="18"/>
               </w:rPr>
-              <w:t>) is still a stub</w:t>
+              <w:t>)</w:t>
             </w:r>
           </w:p>
         </w:tc>
@@ -8783,7 +8783,7 @@
               <w:rPr>
                 <w:sz w:val="18"/>
               </w:rPr>
-              <w:t>Sprint-1, Sanjana (REQ-17 to REQ-22)</w:t>
+              <w:t>Done in Sprint-1 (REQ-17 to REQ-22); closed</w:t>
             </w:r>
           </w:p>
         </w:tc>
@@ -8914,7 +8914,7 @@
               <w:rPr>
                 <w:sz w:val="18"/>
               </w:rPr>
-              <w:t>The question file format is shown only by the sample file; no loader code uses it yet</w:t>
+              <w:t>The question file format is shown only by the sample file</w:t>
             </w:r>
           </w:p>
         </w:tc>
@@ -8926,9 +8926,16 @@
             <w:r/>
             <w:r>
               <w:rPr>
-                <w:sz w:val="18"/>
-              </w:rPr>
-              <w:t>Sanjana documents the format in the pull request</w:t>
+                <w:rFonts w:ascii="Consolas" w:hAnsi="Consolas" w:eastAsia="Consolas"/>
+                <w:sz w:val="18"/>
+              </w:rPr>
+              <w:t>load_questions</w:t>
+            </w:r>
+            <w:r>
+              <w:rPr>
+                <w:sz w:val="18"/>
+              </w:rPr>
+              <w:t xml:space="preserve"> reads 6 lines per question: text, options A to D, then the correct letter</w:t>
             </w:r>
           </w:p>
         </w:tc>

--- a/docs/SAD.docx
+++ b/docs/SAD.docx
@@ -33,7 +33,7 @@
         <w:t>Version:</w:t>
       </w:r>
       <w:r>
-        <w:t xml:space="preserve"> 1.1</w:t>
+        <w:t xml:space="preserve"> 1.0</w:t>
       </w:r>
     </w:p>
     <w:p>
@@ -220,287 +220,6 @@
           </w:p>
         </w:tc>
       </w:tr>
-      <w:tr>
-        <w:tc>
-          <w:tcPr>
-            <w:tcW w:type="dxa" w:w="2409"/>
-          </w:tcPr>
-          <w:p>
-            <w:r/>
-            <w:r>
-              <w:rPr>
-                <w:sz w:val="18"/>
-              </w:rPr>
-              <w:t>1.1</w:t>
-            </w:r>
-          </w:p>
-        </w:tc>
-        <w:tc>
-          <w:tcPr>
-            <w:tcW w:type="dxa" w:w="2409"/>
-          </w:tcPr>
-          <w:p>
-            <w:r/>
-            <w:r>
-              <w:rPr>
-                <w:sz w:val="18"/>
-              </w:rPr>
-              <w:t>12-10-2026</w:t>
-            </w:r>
-          </w:p>
-        </w:tc>
-        <w:tc>
-          <w:tcPr>
-            <w:tcW w:type="dxa" w:w="2409"/>
-          </w:tcPr>
-          <w:p>
-            <w:r/>
-            <w:r>
-              <w:rPr>
-                <w:sz w:val="18"/>
-              </w:rPr>
-              <w:t>Team</w:t>
-            </w:r>
-          </w:p>
-        </w:tc>
-        <w:tc>
-          <w:tcPr>
-            <w:tcW w:type="dxa" w:w="2409"/>
-          </w:tcPr>
-          <w:p>
-            <w:r/>
-            <w:r>
-              <w:rPr>
-                <w:sz w:val="18"/>
-              </w:rPr>
-              <w:t>Simplified the wording (no change to the design)</w:t>
-            </w:r>
-          </w:p>
-        </w:tc>
-      </w:tr>
-    </w:tbl>
-    <w:p/>
-    <w:p>
-      <w:pPr>
-        <w:pStyle w:val="Heading2"/>
-      </w:pPr>
-      <w:r>
-        <w:t>Approvals</w:t>
-      </w:r>
-    </w:p>
-    <w:tbl>
-      <w:tblPr>
-        <w:tblStyle w:val="TableGrid"/>
-        <w:tblW w:type="auto" w:w="0"/>
-        <w:tblLook w:firstColumn="1" w:firstRow="1" w:lastColumn="0" w:lastRow="0" w:noHBand="0" w:noVBand="1" w:val="04A0"/>
-      </w:tblPr>
-      <w:tblGrid>
-        <w:gridCol w:w="3213"/>
-        <w:gridCol w:w="3213"/>
-        <w:gridCol w:w="3213"/>
-      </w:tblGrid>
-      <w:tr>
-        <w:tc>
-          <w:tcPr>
-            <w:tcW w:type="dxa" w:w="3213"/>
-            <w:shd w:val="clear" w:color="auto" w:fill="D9E2F3"/>
-          </w:tcPr>
-          <w:p>
-            <w:r/>
-            <w:r>
-              <w:rPr>
-                <w:b/>
-                <w:sz w:val="18"/>
-              </w:rPr>
-              <w:t>Role</w:t>
-            </w:r>
-          </w:p>
-        </w:tc>
-        <w:tc>
-          <w:tcPr>
-            <w:tcW w:type="dxa" w:w="3213"/>
-            <w:shd w:val="clear" w:color="auto" w:fill="D9E2F3"/>
-          </w:tcPr>
-          <w:p>
-            <w:r/>
-            <w:r>
-              <w:rPr>
-                <w:b/>
-                <w:sz w:val="18"/>
-              </w:rPr>
-              <w:t>Name</w:t>
-            </w:r>
-          </w:p>
-        </w:tc>
-        <w:tc>
-          <w:tcPr>
-            <w:tcW w:type="dxa" w:w="3213"/>
-            <w:shd w:val="clear" w:color="auto" w:fill="D9E2F3"/>
-          </w:tcPr>
-          <w:p>
-            <w:r/>
-            <w:r>
-              <w:rPr>
-                <w:b/>
-                <w:sz w:val="18"/>
-              </w:rPr>
-              <w:t>Signature / Date</w:t>
-            </w:r>
-          </w:p>
-        </w:tc>
-      </w:tr>
-      <w:tr>
-        <w:tc>
-          <w:tcPr>
-            <w:tcW w:type="dxa" w:w="3213"/>
-          </w:tcPr>
-          <w:p>
-            <w:r/>
-            <w:r>
-              <w:rPr>
-                <w:sz w:val="18"/>
-              </w:rPr>
-              <w:t>Project Lead / Repo Owner</w:t>
-            </w:r>
-          </w:p>
-        </w:tc>
-        <w:tc>
-          <w:tcPr>
-            <w:tcW w:type="dxa" w:w="3213"/>
-          </w:tcPr>
-          <w:p>
-            <w:r/>
-            <w:r>
-              <w:rPr>
-                <w:sz w:val="18"/>
-              </w:rPr>
-              <w:t>Tejas</w:t>
-            </w:r>
-          </w:p>
-        </w:tc>
-        <w:tc>
-          <w:tcPr>
-            <w:tcW w:type="dxa" w:w="3213"/>
-          </w:tcPr>
-          <w:p>
-            <w:r/>
-          </w:p>
-        </w:tc>
-      </w:tr>
-      <w:tr>
-        <w:tc>
-          <w:tcPr>
-            <w:tcW w:type="dxa" w:w="3213"/>
-          </w:tcPr>
-          <w:p>
-            <w:r/>
-            <w:r>
-              <w:rPr>
-                <w:sz w:val="18"/>
-              </w:rPr>
-              <w:t>Quiz Engine Owner</w:t>
-            </w:r>
-          </w:p>
-        </w:tc>
-        <w:tc>
-          <w:tcPr>
-            <w:tcW w:type="dxa" w:w="3213"/>
-          </w:tcPr>
-          <w:p>
-            <w:r/>
-            <w:r>
-              <w:rPr>
-                <w:sz w:val="18"/>
-              </w:rPr>
-              <w:t>Sanjana</w:t>
-            </w:r>
-          </w:p>
-        </w:tc>
-        <w:tc>
-          <w:tcPr>
-            <w:tcW w:type="dxa" w:w="3213"/>
-          </w:tcPr>
-          <w:p>
-            <w:r/>
-          </w:p>
-        </w:tc>
-      </w:tr>
-      <w:tr>
-        <w:tc>
-          <w:tcPr>
-            <w:tcW w:type="dxa" w:w="3213"/>
-          </w:tcPr>
-          <w:p>
-            <w:r/>
-            <w:r>
-              <w:rPr>
-                <w:sz w:val="18"/>
-              </w:rPr>
-              <w:t>Scoring Owner</w:t>
-            </w:r>
-          </w:p>
-        </w:tc>
-        <w:tc>
-          <w:tcPr>
-            <w:tcW w:type="dxa" w:w="3213"/>
-          </w:tcPr>
-          <w:p>
-            <w:r/>
-            <w:r>
-              <w:rPr>
-                <w:sz w:val="18"/>
-              </w:rPr>
-              <w:t>Vikas</w:t>
-            </w:r>
-          </w:p>
-        </w:tc>
-        <w:tc>
-          <w:tcPr>
-            <w:tcW w:type="dxa" w:w="3213"/>
-          </w:tcPr>
-          <w:p>
-            <w:r/>
-          </w:p>
-        </w:tc>
-      </w:tr>
-      <w:tr>
-        <w:tc>
-          <w:tcPr>
-            <w:tcW w:type="dxa" w:w="3213"/>
-          </w:tcPr>
-          <w:p>
-            <w:r/>
-            <w:r>
-              <w:rPr>
-                <w:sz w:val="18"/>
-              </w:rPr>
-              <w:t>Storage Owner</w:t>
-            </w:r>
-          </w:p>
-        </w:tc>
-        <w:tc>
-          <w:tcPr>
-            <w:tcW w:type="dxa" w:w="3213"/>
-          </w:tcPr>
-          <w:p>
-            <w:r/>
-            <w:r>
-              <w:rPr>
-                <w:sz w:val="18"/>
-              </w:rPr>
-              <w:t>Vaishnavi</w:t>
-            </w:r>
-          </w:p>
-        </w:tc>
-        <w:tc>
-          <w:tcPr>
-            <w:tcW w:type="dxa" w:w="3213"/>
-          </w:tcPr>
-          <w:p>
-            <w:r/>
-          </w:p>
-        </w:tc>
-      </w:tr>
     </w:tbl>
     <w:p/>
     <w:p>
@@ -521,7 +240,7 @@
     </w:p>
     <w:p>
       <w:r>
-        <w:t>This document describes the architecture and design of the Online Quiz System, a console-based multiple-choice quiz program written in C. It shows how the requirements in the SRS (v1.2) are met by components, functions and data flow, so that the four team members can build their modules separately and test them against the Test Plan.</w:t>
+        <w:t>This document describes the architecture and design of the Online Quiz System, a console-based multiple-choice quiz program written in C. It shows how the requirements in the SRS (v1.1) are met by components, functions and data flow, so that the four team members can build their modules separately and test them against the Test Plan.</w:t>
       </w:r>
     </w:p>
     <w:p>
@@ -558,232 +277,48 @@
         <w:t>1.4 Definitions</w:t>
       </w:r>
     </w:p>
-    <w:tbl>
-      <w:tblPr>
-        <w:tblStyle w:val="TableGrid"/>
-        <w:tblW w:type="auto" w:w="0"/>
-        <w:tblLook w:firstColumn="1" w:firstRow="1" w:lastColumn="0" w:lastRow="0" w:noHBand="0" w:noVBand="1" w:val="04A0"/>
-      </w:tblPr>
-      <w:tblGrid>
-        <w:gridCol w:w="4819"/>
-        <w:gridCol w:w="4819"/>
-      </w:tblGrid>
-      <w:tr>
-        <w:tc>
-          <w:tcPr>
-            <w:tcW w:type="dxa" w:w="4819"/>
-            <w:shd w:val="clear" w:color="auto" w:fill="D9E2F3"/>
-          </w:tcPr>
-          <w:p>
-            <w:r/>
-            <w:r>
-              <w:rPr>
-                <w:b/>
-                <w:sz w:val="18"/>
-              </w:rPr>
-              <w:t>Term</w:t>
-            </w:r>
-          </w:p>
-        </w:tc>
-        <w:tc>
-          <w:tcPr>
-            <w:tcW w:type="dxa" w:w="4819"/>
-            <w:shd w:val="clear" w:color="auto" w:fill="D9E2F3"/>
-          </w:tcPr>
-          <w:p>
-            <w:r/>
-            <w:r>
-              <w:rPr>
-                <w:b/>
-                <w:sz w:val="18"/>
-              </w:rPr>
-              <w:t>Meaning</w:t>
-            </w:r>
-          </w:p>
-        </w:tc>
-      </w:tr>
-      <w:tr>
-        <w:tc>
-          <w:tcPr>
-            <w:tcW w:type="dxa" w:w="4819"/>
-          </w:tcPr>
-          <w:p>
-            <w:r/>
-            <w:r>
-              <w:rPr>
-                <w:sz w:val="18"/>
-              </w:rPr>
-              <w:t>MCQ</w:t>
-            </w:r>
-          </w:p>
-        </w:tc>
-        <w:tc>
-          <w:tcPr>
-            <w:tcW w:type="dxa" w:w="4819"/>
-          </w:tcPr>
-          <w:p>
-            <w:r/>
-            <w:r>
-              <w:rPr>
-                <w:sz w:val="18"/>
-              </w:rPr>
-              <w:t>Multiple-choice question with exactly one correct option</w:t>
-            </w:r>
-          </w:p>
-        </w:tc>
-      </w:tr>
-      <w:tr>
-        <w:tc>
-          <w:tcPr>
-            <w:tcW w:type="dxa" w:w="4819"/>
-          </w:tcPr>
-          <w:p>
-            <w:r/>
-            <w:r>
-              <w:rPr>
-                <w:sz w:val="18"/>
-              </w:rPr>
-              <w:t>REQ-n</w:t>
-            </w:r>
-          </w:p>
-        </w:tc>
-        <w:tc>
-          <w:tcPr>
-            <w:tcW w:type="dxa" w:w="4819"/>
-          </w:tcPr>
-          <w:p>
-            <w:r/>
-            <w:r>
-              <w:rPr>
-                <w:sz w:val="18"/>
-              </w:rPr>
-              <w:t>Functional requirement n in the SRS</w:t>
-            </w:r>
-          </w:p>
-        </w:tc>
-      </w:tr>
-      <w:tr>
-        <w:tc>
-          <w:tcPr>
-            <w:tcW w:type="dxa" w:w="4819"/>
-          </w:tcPr>
-          <w:p>
-            <w:r/>
-            <w:r>
-              <w:rPr>
-                <w:sz w:val="18"/>
-              </w:rPr>
-              <w:t>NFR-n / SEC-n</w:t>
-            </w:r>
-          </w:p>
-        </w:tc>
-        <w:tc>
-          <w:tcPr>
-            <w:tcW w:type="dxa" w:w="4819"/>
-          </w:tcPr>
-          <w:p>
-            <w:r/>
-            <w:r>
-              <w:rPr>
-                <w:sz w:val="18"/>
-              </w:rPr>
-              <w:t>Non-functional / security requirement in the SRS</w:t>
-            </w:r>
-          </w:p>
-        </w:tc>
-      </w:tr>
-      <w:tr>
-        <w:tc>
-          <w:tcPr>
-            <w:tcW w:type="dxa" w:w="4819"/>
-          </w:tcPr>
-          <w:p>
-            <w:r/>
-            <w:r>
-              <w:rPr>
-                <w:sz w:val="18"/>
-              </w:rPr>
-              <w:t>ADR</w:t>
-            </w:r>
-          </w:p>
-        </w:tc>
-        <w:tc>
-          <w:tcPr>
-            <w:tcW w:type="dxa" w:w="4819"/>
-          </w:tcPr>
-          <w:p>
-            <w:r/>
-            <w:r>
-              <w:rPr>
-                <w:sz w:val="18"/>
-              </w:rPr>
-              <w:t>Architecture decision record (a short note on a design choice and why it was made)</w:t>
-            </w:r>
-          </w:p>
-        </w:tc>
-      </w:tr>
-      <w:tr>
-        <w:tc>
-          <w:tcPr>
-            <w:tcW w:type="dxa" w:w="4819"/>
-          </w:tcPr>
-          <w:p>
-            <w:r/>
-            <w:r>
-              <w:rPr>
-                <w:sz w:val="18"/>
-              </w:rPr>
-              <w:t>STRIDE</w:t>
-            </w:r>
-          </w:p>
-        </w:tc>
-        <w:tc>
-          <w:tcPr>
-            <w:tcW w:type="dxa" w:w="4819"/>
-          </w:tcPr>
-          <w:p>
-            <w:r/>
-            <w:r>
-              <w:rPr>
-                <w:sz w:val="18"/>
-              </w:rPr>
-              <w:t>A list of threat types: Spoofing (pretending to be someone), Tampering (changing data), Repudiation (denying an action), Information disclosure (showing private data), Denial of service (stopping the program from working), Elevation of privilege (getting rights you should not have)</w:t>
-            </w:r>
-          </w:p>
-        </w:tc>
-      </w:tr>
-      <w:tr>
-        <w:tc>
-          <w:tcPr>
-            <w:tcW w:type="dxa" w:w="4819"/>
-          </w:tcPr>
-          <w:p>
-            <w:r/>
-            <w:r>
-              <w:rPr>
-                <w:sz w:val="18"/>
-              </w:rPr>
-              <w:t>Console</w:t>
-            </w:r>
-          </w:p>
-        </w:tc>
-        <w:tc>
-          <w:tcPr>
-            <w:tcW w:type="dxa" w:w="4819"/>
-          </w:tcPr>
-          <w:p>
-            <w:r/>
-            <w:r>
-              <w:rPr>
-                <w:sz w:val="18"/>
-              </w:rPr>
-              <w:t>Terminal window used for all input and output</w:t>
-            </w:r>
-          </w:p>
-        </w:tc>
-      </w:tr>
-    </w:tbl>
-    <w:p/>
+    <w:p>
+      <w:pPr>
+        <w:pStyle w:val="ListBullet"/>
+      </w:pPr>
+      <w:r>
+        <w:rPr>
+          <w:b/>
+        </w:rPr>
+        <w:t>MCQ:</w:t>
+      </w:r>
+      <w:r>
+        <w:t xml:space="preserve"> multiple-choice question with exactly one correct option.</w:t>
+      </w:r>
+    </w:p>
+    <w:p>
+      <w:pPr>
+        <w:pStyle w:val="ListBullet"/>
+      </w:pPr>
+      <w:r>
+        <w:rPr>
+          <w:b/>
+        </w:rPr>
+        <w:t>REQ-n, NFR-n, SEC-n:</w:t>
+      </w:r>
+      <w:r>
+        <w:t xml:space="preserve"> functional, non-functional and security requirements in the SRS.</w:t>
+      </w:r>
+    </w:p>
+    <w:p>
+      <w:pPr>
+        <w:pStyle w:val="ListBullet"/>
+      </w:pPr>
+      <w:r>
+        <w:rPr>
+          <w:b/>
+        </w:rPr>
+        <w:t>STRIDE:</w:t>
+      </w:r>
+      <w:r>
+        <w:t xml:space="preserve"> a list of threat types (Spoofing, Tampering, Repudiation, Information disclosure, Denial of service, Elevation of privilege), used in 3.9.</w:t>
+      </w:r>
+    </w:p>
     <w:p>
       <w:pPr>
         <w:pStyle w:val="Heading2"/>
@@ -813,175 +348,38 @@
         <w:t>2.2 Related documents</w:t>
       </w:r>
     </w:p>
-    <w:tbl>
-      <w:tblPr>
-        <w:tblStyle w:val="TableGrid"/>
-        <w:tblW w:type="auto" w:w="0"/>
-        <w:tblLook w:firstColumn="1" w:firstRow="1" w:lastColumn="0" w:lastRow="0" w:noHBand="0" w:noVBand="1" w:val="04A0"/>
-      </w:tblPr>
-      <w:tblGrid>
-        <w:gridCol w:w="4819"/>
-        <w:gridCol w:w="4819"/>
-      </w:tblGrid>
-      <w:tr>
-        <w:tc>
-          <w:tcPr>
-            <w:tcW w:type="dxa" w:w="4819"/>
-            <w:shd w:val="clear" w:color="auto" w:fill="D9E2F3"/>
-          </w:tcPr>
-          <w:p>
-            <w:r/>
-            <w:r>
-              <w:rPr>
-                <w:b/>
-                <w:sz w:val="18"/>
-              </w:rPr>
-              <w:t>Document</w:t>
-            </w:r>
-          </w:p>
-        </w:tc>
-        <w:tc>
-          <w:tcPr>
-            <w:tcW w:type="dxa" w:w="4819"/>
-            <w:shd w:val="clear" w:color="auto" w:fill="D9E2F3"/>
-          </w:tcPr>
-          <w:p>
-            <w:r/>
-            <w:r>
-              <w:rPr>
-                <w:b/>
-                <w:sz w:val="18"/>
-              </w:rPr>
-              <w:t>Location</w:t>
-            </w:r>
-          </w:p>
-        </w:tc>
-      </w:tr>
-      <w:tr>
-        <w:tc>
-          <w:tcPr>
-            <w:tcW w:type="dxa" w:w="4819"/>
-          </w:tcPr>
-          <w:p>
-            <w:r/>
-            <w:r>
-              <w:rPr>
-                <w:sz w:val="18"/>
-              </w:rPr>
-              <w:t>Software Requirements Specification v1.2</w:t>
-            </w:r>
-          </w:p>
-        </w:tc>
-        <w:tc>
-          <w:tcPr>
-            <w:tcW w:type="dxa" w:w="4819"/>
-          </w:tcPr>
-          <w:p>
-            <w:r/>
-            <w:r>
-              <w:rPr>
-                <w:rFonts w:ascii="Consolas" w:hAnsi="Consolas" w:eastAsia="Consolas"/>
-                <w:sz w:val="18"/>
-              </w:rPr>
-              <w:t>SRS.md</w:t>
-            </w:r>
-          </w:p>
-        </w:tc>
-      </w:tr>
-      <w:tr>
-        <w:tc>
-          <w:tcPr>
-            <w:tcW w:type="dxa" w:w="4819"/>
-          </w:tcPr>
-          <w:p>
-            <w:r/>
-            <w:r>
-              <w:rPr>
-                <w:sz w:val="18"/>
-              </w:rPr>
-              <w:t>Software Test Plan v1.0</w:t>
-            </w:r>
-          </w:p>
-        </w:tc>
-        <w:tc>
-          <w:tcPr>
-            <w:tcW w:type="dxa" w:w="4819"/>
-          </w:tcPr>
-          <w:p>
-            <w:r/>
-            <w:r>
-              <w:rPr>
-                <w:rFonts w:ascii="Consolas" w:hAnsi="Consolas" w:eastAsia="Consolas"/>
-                <w:sz w:val="18"/>
-              </w:rPr>
-              <w:t>docs/TEST_PLAN.md</w:t>
-            </w:r>
-          </w:p>
-        </w:tc>
-      </w:tr>
-      <w:tr>
-        <w:tc>
-          <w:tcPr>
-            <w:tcW w:type="dxa" w:w="4819"/>
-          </w:tcPr>
-          <w:p>
-            <w:r/>
-            <w:r>
-              <w:rPr>
-                <w:sz w:val="18"/>
-              </w:rPr>
-              <w:t>Requirements Traceability Matrix</w:t>
-            </w:r>
-          </w:p>
-        </w:tc>
-        <w:tc>
-          <w:tcPr>
-            <w:tcW w:type="dxa" w:w="4819"/>
-          </w:tcPr>
-          <w:p>
-            <w:r/>
-            <w:r>
-              <w:rPr>
-                <w:sz w:val="18"/>
-              </w:rPr>
-              <w:t>SRS Appendix C and Section 3.8 of this document</w:t>
-            </w:r>
-          </w:p>
-        </w:tc>
-      </w:tr>
-      <w:tr>
-        <w:tc>
-          <w:tcPr>
-            <w:tcW w:type="dxa" w:w="4819"/>
-          </w:tcPr>
-          <w:p>
-            <w:r/>
-            <w:r>
-              <w:rPr>
-                <w:sz w:val="18"/>
-              </w:rPr>
-              <w:t>Team task split and shared signatures</w:t>
-            </w:r>
-          </w:p>
-        </w:tc>
-        <w:tc>
-          <w:tcPr>
-            <w:tcW w:type="dxa" w:w="4819"/>
-          </w:tcPr>
-          <w:p>
-            <w:r/>
-            <w:r>
-              <w:rPr>
-                <w:rFonts w:ascii="Consolas" w:hAnsi="Consolas" w:eastAsia="Consolas"/>
-                <w:sz w:val="18"/>
-              </w:rPr>
-              <w:t>TEAM-TASKS.md</w:t>
-            </w:r>
-          </w:p>
-        </w:tc>
-      </w:tr>
-    </w:tbl>
-    <w:p/>
+    <w:p>
+      <w:r>
+        <w:t>SRS (</w:t>
+      </w:r>
+      <w:r>
+        <w:rPr>
+          <w:rFonts w:ascii="Consolas" w:hAnsi="Consolas" w:eastAsia="Consolas"/>
+        </w:rPr>
+        <w:t>SRS.md</w:t>
+      </w:r>
+      <w:r>
+        <w:t>), Test Plan (</w:t>
+      </w:r>
+      <w:r>
+        <w:rPr>
+          <w:rFonts w:ascii="Consolas" w:hAnsi="Consolas" w:eastAsia="Consolas"/>
+        </w:rPr>
+        <w:t>docs/TEST_PLAN.md</w:t>
+      </w:r>
+      <w:r>
+        <w:t>), and the team task split with the shared function signatures (</w:t>
+      </w:r>
+      <w:r>
+        <w:rPr>
+          <w:rFonts w:ascii="Consolas" w:hAnsi="Consolas" w:eastAsia="Consolas"/>
+        </w:rPr>
+        <w:t>TEAM-TASKS.md</w:t>
+      </w:r>
+      <w:r>
+        <w:t>).</w:t>
+      </w:r>
+    </w:p>
     <w:p>
       <w:pPr>
         <w:pStyle w:val="Heading2"/>
@@ -991,67 +389,8 @@
       </w:r>
     </w:p>
     <w:p>
-      <w:pPr>
-        <w:pStyle w:val="Heading3"/>
-      </w:pPr>
       <w:r>
-        <w:t>3.1 Goals and Constraints</w:t>
-      </w:r>
-    </w:p>
-    <w:p>
-      <w:r>
-        <w:rPr>
-          <w:b/>
-        </w:rPr>
-        <w:t>Goals</w:t>
-      </w:r>
-    </w:p>
-    <w:p>
-      <w:pPr>
-        <w:pStyle w:val="ListBullet"/>
-      </w:pPr>
-      <w:r>
-        <w:t>Keep the program small, readable and easy to test (a mini-project, Easy tier).</w:t>
-      </w:r>
-    </w:p>
-    <w:p>
-      <w:pPr>
-        <w:pStyle w:val="ListBullet"/>
-      </w:pPr>
-      <w:r>
-        <w:t>Let four people work at the same time without editing each other's files (NFR-5).</w:t>
-      </w:r>
-    </w:p>
-    <w:p>
-      <w:pPr>
-        <w:pStyle w:val="ListBullet"/>
-      </w:pPr>
-      <w:r>
-        <w:t>Never crash on bad input or a missing file (NFR-4).</w:t>
-      </w:r>
-    </w:p>
-    <w:p>
-      <w:pPr>
-        <w:pStyle w:val="ListBullet"/>
-      </w:pPr>
-      <w:r>
-        <w:t>Run offline on any machine with a C compiler.</w:t>
-      </w:r>
-    </w:p>
-    <w:p>
-      <w:r>
-        <w:rPr>
-          <w:b/>
-        </w:rPr>
-        <w:t>Constraints</w:t>
-      </w:r>
-    </w:p>
-    <w:p>
-      <w:pPr>
-        <w:pStyle w:val="ListBullet"/>
-      </w:pPr>
-      <w:r>
-        <w:t xml:space="preserve">Plain C (C99), built with </w:t>
+        <w:t xml:space="preserve">The goals are a small, readable program that four people can build at the same time (NFR-5) and that never crashes on bad input or a missing file (NFR-4). The constraints are plain C (C99) built with </w:t>
       </w:r>
       <w:r>
         <w:rPr>
@@ -1060,31 +399,7 @@
         <w:t>gcc -Wall -std=c99</w:t>
       </w:r>
       <w:r>
-        <w:t>; no third-party libraries.</w:t>
-      </w:r>
-    </w:p>
-    <w:p>
-      <w:pPr>
-        <w:pStyle w:val="ListBullet"/>
-      </w:pPr>
-      <w:r>
-        <w:t>Console only, single user, single session; no GUI, no network, no database.</w:t>
-      </w:r>
-    </w:p>
-    <w:p>
-      <w:pPr>
-        <w:pStyle w:val="ListBullet"/>
-      </w:pPr>
-      <w:r>
-        <w:t>Data is saved only in local text files.</w:t>
-      </w:r>
-    </w:p>
-    <w:p>
-      <w:pPr>
-        <w:pStyle w:val="ListBullet"/>
-      </w:pPr>
-      <w:r>
-        <w:t xml:space="preserve">The shared function names and structs in </w:t>
+        <w:t xml:space="preserve"> and no third-party libraries; console only, one user, no network and no database; data is saved only in local text files; and the shared function names and structs in </w:t>
       </w:r>
       <w:r>
         <w:rPr>
@@ -1111,183 +426,9 @@
         <w:t>storage.h</w:t>
       </w:r>
       <w:r>
-        <w:t xml:space="preserve"> are fixed, so the modules can be built at the same time.</w:t>
+        <w:t xml:space="preserve"> are fixed so the modules can be built in parallel.</w:t>
       </w:r>
     </w:p>
-    <w:p>
-      <w:pPr>
-        <w:pStyle w:val="Heading3"/>
-      </w:pPr>
-      <w:r>
-        <w:t>3.2 Stakeholders and Concerns</w:t>
-      </w:r>
-    </w:p>
-    <w:tbl>
-      <w:tblPr>
-        <w:tblStyle w:val="TableGrid"/>
-        <w:tblW w:type="auto" w:w="0"/>
-        <w:tblLook w:firstColumn="1" w:firstRow="1" w:lastColumn="0" w:lastRow="0" w:noHBand="0" w:noVBand="1" w:val="04A0"/>
-      </w:tblPr>
-      <w:tblGrid>
-        <w:gridCol w:w="4819"/>
-        <w:gridCol w:w="4819"/>
-      </w:tblGrid>
-      <w:tr>
-        <w:tc>
-          <w:tcPr>
-            <w:tcW w:type="dxa" w:w="4819"/>
-            <w:shd w:val="clear" w:color="auto" w:fill="D9E2F3"/>
-          </w:tcPr>
-          <w:p>
-            <w:r/>
-            <w:r>
-              <w:rPr>
-                <w:b/>
-                <w:sz w:val="18"/>
-              </w:rPr>
-              <w:t>Stakeholder</w:t>
-            </w:r>
-          </w:p>
-        </w:tc>
-        <w:tc>
-          <w:tcPr>
-            <w:tcW w:type="dxa" w:w="4819"/>
-            <w:shd w:val="clear" w:color="auto" w:fill="D9E2F3"/>
-          </w:tcPr>
-          <w:p>
-            <w:r/>
-            <w:r>
-              <w:rPr>
-                <w:b/>
-                <w:sz w:val="18"/>
-              </w:rPr>
-              <w:t>Concern</w:t>
-            </w:r>
-          </w:p>
-        </w:tc>
-      </w:tr>
-      <w:tr>
-        <w:tc>
-          <w:tcPr>
-            <w:tcW w:type="dxa" w:w="4819"/>
-          </w:tcPr>
-          <w:p>
-            <w:r/>
-            <w:r>
-              <w:rPr>
-                <w:sz w:val="18"/>
-              </w:rPr>
-              <w:t>Quiz taker</w:t>
-            </w:r>
-          </w:p>
-        </w:tc>
-        <w:tc>
-          <w:tcPr>
-            <w:tcW w:type="dxa" w:w="4819"/>
-          </w:tcPr>
-          <w:p>
-            <w:r/>
-            <w:r>
-              <w:rPr>
-                <w:sz w:val="18"/>
-              </w:rPr>
-              <w:t>Clear prompts, instant result, no crashes</w:t>
-            </w:r>
-          </w:p>
-        </w:tc>
-      </w:tr>
-      <w:tr>
-        <w:tc>
-          <w:tcPr>
-            <w:tcW w:type="dxa" w:w="4819"/>
-          </w:tcPr>
-          <w:p>
-            <w:r/>
-            <w:r>
-              <w:rPr>
-                <w:sz w:val="18"/>
-              </w:rPr>
-              <w:t>Developers (4)</w:t>
-            </w:r>
-          </w:p>
-        </w:tc>
-        <w:tc>
-          <w:tcPr>
-            <w:tcW w:type="dxa" w:w="4819"/>
-          </w:tcPr>
-          <w:p>
-            <w:r/>
-            <w:r>
-              <w:rPr>
-                <w:sz w:val="18"/>
-              </w:rPr>
-              <w:t>Separate modules, clear ownership, function names that do not change</w:t>
-            </w:r>
-          </w:p>
-        </w:tc>
-      </w:tr>
-      <w:tr>
-        <w:tc>
-          <w:tcPr>
-            <w:tcW w:type="dxa" w:w="4819"/>
-          </w:tcPr>
-          <w:p>
-            <w:r/>
-            <w:r>
-              <w:rPr>
-                <w:sz w:val="18"/>
-              </w:rPr>
-              <w:t>Testers</w:t>
-            </w:r>
-          </w:p>
-        </w:tc>
-        <w:tc>
-          <w:tcPr>
-            <w:tcW w:type="dxa" w:w="4819"/>
-          </w:tcPr>
-          <w:p>
-            <w:r/>
-            <w:r>
-              <w:rPr>
-                <w:sz w:val="18"/>
-              </w:rPr>
-              <w:t>Output that can be checked, requirements that can be traced to tests</w:t>
-            </w:r>
-          </w:p>
-        </w:tc>
-      </w:tr>
-      <w:tr>
-        <w:tc>
-          <w:tcPr>
-            <w:tcW w:type="dxa" w:w="4819"/>
-          </w:tcPr>
-          <w:p>
-            <w:r/>
-            <w:r>
-              <w:rPr>
-                <w:sz w:val="18"/>
-              </w:rPr>
-              <w:t>Evaluators</w:t>
-            </w:r>
-          </w:p>
-        </w:tc>
-        <w:tc>
-          <w:tcPr>
-            <w:tcW w:type="dxa" w:w="4819"/>
-          </w:tcPr>
-          <w:p>
-            <w:r/>
-            <w:r>
-              <w:rPr>
-                <w:sz w:val="18"/>
-              </w:rPr>
-              <w:t>Code follows the SRS, SAD and Test Plan; proof of the process (commits, pull requests)</w:t>
-            </w:r>
-          </w:p>
-        </w:tc>
-      </w:tr>
-    </w:tbl>
-    <w:p/>
     <w:p>
       <w:pPr>
         <w:pStyle w:val="Heading3"/>
@@ -1358,17 +499,16 @@
         <w:tblLook w:firstColumn="1" w:firstRow="1" w:lastColumn="0" w:lastRow="0" w:noHBand="0" w:noVBand="1" w:val="04A0"/>
       </w:tblPr>
       <w:tblGrid>
-        <w:gridCol w:w="1606"/>
-        <w:gridCol w:w="1606"/>
-        <w:gridCol w:w="1606"/>
-        <w:gridCol w:w="1606"/>
-        <w:gridCol w:w="1606"/>
-        <w:gridCol w:w="1606"/>
+        <w:gridCol w:w="1928"/>
+        <w:gridCol w:w="1928"/>
+        <w:gridCol w:w="1928"/>
+        <w:gridCol w:w="1928"/>
+        <w:gridCol w:w="1928"/>
       </w:tblGrid>
       <w:tr>
         <w:tc>
           <w:tcPr>
-            <w:tcW w:type="dxa" w:w="1606"/>
+            <w:tcW w:type="dxa" w:w="1928"/>
             <w:shd w:val="clear" w:color="auto" w:fill="D9E2F3"/>
           </w:tcPr>
           <w:p>
@@ -1384,7 +524,7 @@
         </w:tc>
         <w:tc>
           <w:tcPr>
-            <w:tcW w:type="dxa" w:w="1606"/>
+            <w:tcW w:type="dxa" w:w="1928"/>
             <w:shd w:val="clear" w:color="auto" w:fill="D9E2F3"/>
           </w:tcPr>
           <w:p>
@@ -1400,7 +540,7 @@
         </w:tc>
         <w:tc>
           <w:tcPr>
-            <w:tcW w:type="dxa" w:w="1606"/>
+            <w:tcW w:type="dxa" w:w="1928"/>
             <w:shd w:val="clear" w:color="auto" w:fill="D9E2F3"/>
           </w:tcPr>
           <w:p>
@@ -1416,7 +556,7 @@
         </w:tc>
         <w:tc>
           <w:tcPr>
-            <w:tcW w:type="dxa" w:w="1606"/>
+            <w:tcW w:type="dxa" w:w="1928"/>
             <w:shd w:val="clear" w:color="auto" w:fill="D9E2F3"/>
           </w:tcPr>
           <w:p>
@@ -1432,23 +572,7 @@
         </w:tc>
         <w:tc>
           <w:tcPr>
-            <w:tcW w:type="dxa" w:w="1606"/>
-            <w:shd w:val="clear" w:color="auto" w:fill="D9E2F3"/>
-          </w:tcPr>
-          <w:p>
-            <w:r/>
-            <w:r>
-              <w:rPr>
-                <w:b/>
-                <w:sz w:val="18"/>
-              </w:rPr>
-              <w:t>Depends on</w:t>
-            </w:r>
-          </w:p>
-        </w:tc>
-        <w:tc>
-          <w:tcPr>
-            <w:tcW w:type="dxa" w:w="1606"/>
+            <w:tcW w:type="dxa" w:w="1928"/>
             <w:shd w:val="clear" w:color="auto" w:fill="D9E2F3"/>
           </w:tcPr>
           <w:p>
@@ -1466,7 +590,7 @@
       <w:tr>
         <w:tc>
           <w:tcPr>
-            <w:tcW w:type="dxa" w:w="1606"/>
+            <w:tcW w:type="dxa" w:w="1928"/>
           </w:tcPr>
           <w:p>
             <w:r/>
@@ -1480,7 +604,7 @@
         </w:tc>
         <w:tc>
           <w:tcPr>
-            <w:tcW w:type="dxa" w:w="1606"/>
+            <w:tcW w:type="dxa" w:w="1928"/>
           </w:tcPr>
           <w:p>
             <w:r/>
@@ -1495,7 +619,7 @@
         </w:tc>
         <w:tc>
           <w:tcPr>
-            <w:tcW w:type="dxa" w:w="1606"/>
+            <w:tcW w:type="dxa" w:w="1928"/>
           </w:tcPr>
           <w:p>
             <w:r/>
@@ -1509,7 +633,7 @@
         </w:tc>
         <w:tc>
           <w:tcPr>
-            <w:tcW w:type="dxa" w:w="1606"/>
+            <w:tcW w:type="dxa" w:w="1928"/>
           </w:tcPr>
           <w:p>
             <w:r/>
@@ -1523,21 +647,7 @@
         </w:tc>
         <w:tc>
           <w:tcPr>
-            <w:tcW w:type="dxa" w:w="1606"/>
-          </w:tcPr>
-          <w:p>
-            <w:r/>
-            <w:r>
-              <w:rPr>
-                <w:sz w:val="18"/>
-              </w:rPr>
-              <w:t>IQuiz, IScore, IStorage</w:t>
-            </w:r>
-          </w:p>
-        </w:tc>
-        <w:tc>
-          <w:tcPr>
-            <w:tcW w:type="dxa" w:w="1606"/>
+            <w:tcW w:type="dxa" w:w="1928"/>
           </w:tcPr>
           <w:p>
             <w:r/>
@@ -1553,7 +663,7 @@
       <w:tr>
         <w:tc>
           <w:tcPr>
-            <w:tcW w:type="dxa" w:w="1606"/>
+            <w:tcW w:type="dxa" w:w="1928"/>
           </w:tcPr>
           <w:p>
             <w:r/>
@@ -1567,7 +677,7 @@
         </w:tc>
         <w:tc>
           <w:tcPr>
-            <w:tcW w:type="dxa" w:w="1606"/>
+            <w:tcW w:type="dxa" w:w="1928"/>
           </w:tcPr>
           <w:p>
             <w:r/>
@@ -1595,7 +705,7 @@
         </w:tc>
         <w:tc>
           <w:tcPr>
-            <w:tcW w:type="dxa" w:w="1606"/>
+            <w:tcW w:type="dxa" w:w="1928"/>
           </w:tcPr>
           <w:p>
             <w:r/>
@@ -1603,13 +713,26 @@
               <w:rPr>
                 <w:sz w:val="18"/>
               </w:rPr>
-              <w:t>Loads the question bank, shows one question at a time, checks and records each answer</w:t>
+              <w:t>Loads the question bank (</w:t>
+            </w:r>
+            <w:r>
+              <w:rPr>
+                <w:rFonts w:ascii="Consolas" w:hAnsi="Consolas" w:eastAsia="Consolas"/>
+                <w:sz w:val="18"/>
+              </w:rPr>
+              <w:t>data/questions.txt</w:t>
+            </w:r>
+            <w:r>
+              <w:rPr>
+                <w:sz w:val="18"/>
+              </w:rPr>
+              <w:t>), shows one question at a time, checks and records each answer</w:t>
             </w:r>
           </w:p>
         </w:tc>
         <w:tc>
           <w:tcPr>
-            <w:tcW w:type="dxa" w:w="1606"/>
+            <w:tcW w:type="dxa" w:w="1928"/>
           </w:tcPr>
           <w:p>
             <w:r/>
@@ -1650,22 +773,7 @@
         </w:tc>
         <w:tc>
           <w:tcPr>
-            <w:tcW w:type="dxa" w:w="1606"/>
-          </w:tcPr>
-          <w:p>
-            <w:r/>
-            <w:r>
-              <w:rPr>
-                <w:rFonts w:ascii="Consolas" w:hAnsi="Consolas" w:eastAsia="Consolas"/>
-                <w:sz w:val="18"/>
-              </w:rPr>
-              <w:t>data/questions.txt</w:t>
-            </w:r>
-          </w:p>
-        </w:tc>
-        <w:tc>
-          <w:tcPr>
-            <w:tcW w:type="dxa" w:w="1606"/>
+            <w:tcW w:type="dxa" w:w="1928"/>
           </w:tcPr>
           <w:p>
             <w:r/>
@@ -1681,7 +789,7 @@
       <w:tr>
         <w:tc>
           <w:tcPr>
-            <w:tcW w:type="dxa" w:w="1606"/>
+            <w:tcW w:type="dxa" w:w="1928"/>
           </w:tcPr>
           <w:p>
             <w:r/>
@@ -1695,7 +803,7 @@
         </w:tc>
         <w:tc>
           <w:tcPr>
-            <w:tcW w:type="dxa" w:w="1606"/>
+            <w:tcW w:type="dxa" w:w="1928"/>
           </w:tcPr>
           <w:p>
             <w:r/>
@@ -1723,7 +831,7 @@
         </w:tc>
         <w:tc>
           <w:tcPr>
-            <w:tcW w:type="dxa" w:w="1606"/>
+            <w:tcW w:type="dxa" w:w="1928"/>
           </w:tcPr>
           <w:p>
             <w:r/>
@@ -1737,7 +845,7 @@
         </w:tc>
         <w:tc>
           <w:tcPr>
-            <w:tcW w:type="dxa" w:w="1606"/>
+            <w:tcW w:type="dxa" w:w="1928"/>
           </w:tcPr>
           <w:p>
             <w:r/>
@@ -1778,35 +886,7 @@
         </w:tc>
         <w:tc>
           <w:tcPr>
-            <w:tcW w:type="dxa" w:w="1606"/>
-          </w:tcPr>
-          <w:p>
-            <w:r/>
-            <w:r>
-              <w:rPr>
-                <w:rFonts w:ascii="Consolas" w:hAnsi="Consolas" w:eastAsia="Consolas"/>
-                <w:sz w:val="18"/>
-              </w:rPr>
-              <w:t>Question</w:t>
-            </w:r>
-            <w:r>
-              <w:rPr>
-                <w:sz w:val="18"/>
-              </w:rPr>
-              <w:t xml:space="preserve"> type from </w:t>
-            </w:r>
-            <w:r>
-              <w:rPr>
-                <w:rFonts w:ascii="Consolas" w:hAnsi="Consolas" w:eastAsia="Consolas"/>
-                <w:sz w:val="18"/>
-              </w:rPr>
-              <w:t>quiz.h</w:t>
-            </w:r>
-          </w:p>
-        </w:tc>
-        <w:tc>
-          <w:tcPr>
-            <w:tcW w:type="dxa" w:w="1606"/>
+            <w:tcW w:type="dxa" w:w="1928"/>
           </w:tcPr>
           <w:p>
             <w:r/>
@@ -1822,7 +902,7 @@
       <w:tr>
         <w:tc>
           <w:tcPr>
-            <w:tcW w:type="dxa" w:w="1606"/>
+            <w:tcW w:type="dxa" w:w="1928"/>
           </w:tcPr>
           <w:p>
             <w:r/>
@@ -1836,7 +916,7 @@
         </w:tc>
         <w:tc>
           <w:tcPr>
-            <w:tcW w:type="dxa" w:w="1606"/>
+            <w:tcW w:type="dxa" w:w="1928"/>
           </w:tcPr>
           <w:p>
             <w:r/>
@@ -1864,7 +944,7 @@
         </w:tc>
         <w:tc>
           <w:tcPr>
-            <w:tcW w:type="dxa" w:w="1606"/>
+            <w:tcW w:type="dxa" w:w="1928"/>
           </w:tcPr>
           <w:p>
             <w:r/>
@@ -1904,7 +984,7 @@
         </w:tc>
         <w:tc>
           <w:tcPr>
-            <w:tcW w:type="dxa" w:w="1606"/>
+            <w:tcW w:type="dxa" w:w="1928"/>
           </w:tcPr>
           <w:p>
             <w:r/>
@@ -1945,229 +1025,7 @@
         </w:tc>
         <w:tc>
           <w:tcPr>
-            <w:tcW w:type="dxa" w:w="1606"/>
-          </w:tcPr>
-          <w:p>
-            <w:r/>
-            <w:r>
-              <w:rPr>
-                <w:rFonts w:ascii="Consolas" w:hAnsi="Consolas" w:eastAsia="Consolas"/>
-                <w:sz w:val="18"/>
-              </w:rPr>
-              <w:t>Result</w:t>
-            </w:r>
-            <w:r>
-              <w:rPr>
-                <w:sz w:val="18"/>
-              </w:rPr>
-              <w:t xml:space="preserve"> type from </w:t>
-            </w:r>
-            <w:r>
-              <w:rPr>
-                <w:rFonts w:ascii="Consolas" w:hAnsi="Consolas" w:eastAsia="Consolas"/>
-                <w:sz w:val="18"/>
-              </w:rPr>
-              <w:t>score.h</w:t>
-            </w:r>
-            <w:r>
-              <w:rPr>
-                <w:sz w:val="18"/>
-              </w:rPr>
-              <w:t xml:space="preserve">, </w:t>
-            </w:r>
-            <w:r>
-              <w:rPr>
-                <w:rFonts w:ascii="Consolas" w:hAnsi="Consolas" w:eastAsia="Consolas"/>
-                <w:sz w:val="18"/>
-              </w:rPr>
-              <w:t>results.txt</w:t>
-            </w:r>
-          </w:p>
-        </w:tc>
-        <w:tc>
-          <w:tcPr>
-            <w:tcW w:type="dxa" w:w="1606"/>
-          </w:tcPr>
-          <w:p>
-            <w:r/>
-            <w:r>
-              <w:rPr>
-                <w:sz w:val="18"/>
-              </w:rPr>
-              <w:t>Vaishnavi</w:t>
-            </w:r>
-          </w:p>
-        </w:tc>
-      </w:tr>
-      <w:tr>
-        <w:tc>
-          <w:tcPr>
-            <w:tcW w:type="dxa" w:w="1606"/>
-          </w:tcPr>
-          <w:p>
-            <w:r/>
-            <w:r>
-              <w:rPr>
-                <w:sz w:val="18"/>
-              </w:rPr>
-              <w:t>Question Bank</w:t>
-            </w:r>
-          </w:p>
-        </w:tc>
-        <w:tc>
-          <w:tcPr>
-            <w:tcW w:type="dxa" w:w="1606"/>
-          </w:tcPr>
-          <w:p>
-            <w:r/>
-            <w:r>
-              <w:rPr>
-                <w:rFonts w:ascii="Consolas" w:hAnsi="Consolas" w:eastAsia="Consolas"/>
-                <w:sz w:val="18"/>
-              </w:rPr>
-              <w:t>data/questions.txt</w:t>
-            </w:r>
-          </w:p>
-        </w:tc>
-        <w:tc>
-          <w:tcPr>
-            <w:tcW w:type="dxa" w:w="1606"/>
-          </w:tcPr>
-          <w:p>
-            <w:r/>
-            <w:r>
-              <w:rPr>
-                <w:sz w:val="18"/>
-              </w:rPr>
-              <w:t>Question text, four options and the correct letter</w:t>
-            </w:r>
-          </w:p>
-        </w:tc>
-        <w:tc>
-          <w:tcPr>
-            <w:tcW w:type="dxa" w:w="1606"/>
-          </w:tcPr>
-          <w:p>
-            <w:r/>
-            <w:r>
-              <w:rPr>
-                <w:sz w:val="18"/>
-              </w:rPr>
-              <w:t>text file</w:t>
-            </w:r>
-          </w:p>
-        </w:tc>
-        <w:tc>
-          <w:tcPr>
-            <w:tcW w:type="dxa" w:w="1606"/>
-          </w:tcPr>
-          <w:p>
-            <w:r/>
-          </w:p>
-        </w:tc>
-        <w:tc>
-          <w:tcPr>
-            <w:tcW w:type="dxa" w:w="1606"/>
-          </w:tcPr>
-          <w:p>
-            <w:r/>
-            <w:r>
-              <w:rPr>
-                <w:sz w:val="18"/>
-              </w:rPr>
-              <w:t>Sanjana</w:t>
-            </w:r>
-          </w:p>
-        </w:tc>
-      </w:tr>
-      <w:tr>
-        <w:tc>
-          <w:tcPr>
-            <w:tcW w:type="dxa" w:w="1606"/>
-          </w:tcPr>
-          <w:p>
-            <w:r/>
-            <w:r>
-              <w:rPr>
-                <w:sz w:val="18"/>
-              </w:rPr>
-              <w:t>Results File</w:t>
-            </w:r>
-          </w:p>
-        </w:tc>
-        <w:tc>
-          <w:tcPr>
-            <w:tcW w:type="dxa" w:w="1606"/>
-          </w:tcPr>
-          <w:p>
-            <w:r/>
-            <w:r>
-              <w:rPr>
-                <w:rFonts w:ascii="Consolas" w:hAnsi="Consolas" w:eastAsia="Consolas"/>
-                <w:sz w:val="18"/>
-              </w:rPr>
-              <w:t>results.txt</w:t>
-            </w:r>
-            <w:r>
-              <w:rPr>
-                <w:sz w:val="18"/>
-              </w:rPr>
-              <w:t xml:space="preserve"> (created when the program runs)</w:t>
-            </w:r>
-          </w:p>
-        </w:tc>
-        <w:tc>
-          <w:tcPr>
-            <w:tcW w:type="dxa" w:w="1606"/>
-          </w:tcPr>
-          <w:p>
-            <w:r/>
-            <w:r>
-              <w:rPr>
-                <w:sz w:val="18"/>
-              </w:rPr>
-              <w:t xml:space="preserve">One </w:t>
-            </w:r>
-            <w:r>
-              <w:rPr>
-                <w:rFonts w:ascii="Consolas" w:hAnsi="Consolas" w:eastAsia="Consolas"/>
-                <w:sz w:val="18"/>
-              </w:rPr>
-              <w:t>Name,Score</w:t>
-            </w:r>
-            <w:r>
-              <w:rPr>
-                <w:sz w:val="18"/>
-              </w:rPr>
-              <w:t xml:space="preserve"> line per completed attempt</w:t>
-            </w:r>
-          </w:p>
-        </w:tc>
-        <w:tc>
-          <w:tcPr>
-            <w:tcW w:type="dxa" w:w="1606"/>
-          </w:tcPr>
-          <w:p>
-            <w:r/>
-            <w:r>
-              <w:rPr>
-                <w:sz w:val="18"/>
-              </w:rPr>
-              <w:t>text file</w:t>
-            </w:r>
-          </w:p>
-        </w:tc>
-        <w:tc>
-          <w:tcPr>
-            <w:tcW w:type="dxa" w:w="1606"/>
-          </w:tcPr>
-          <w:p>
-            <w:r/>
-          </w:p>
-        </w:tc>
-        <w:tc>
-          <w:tcPr>
-            <w:tcW w:type="dxa" w:w="1606"/>
+            <w:tcW w:type="dxa" w:w="1928"/>
           </w:tcPr>
           <w:p>
             <w:r/>
@@ -2515,158 +1373,21 @@
         <w:rPr>
           <w:b/>
         </w:rPr>
-        <w:t>Alternatives rejected</w:t>
+        <w:t>Alternatives rejected.</w:t>
+      </w:r>
+      <w:r>
+        <w:t xml:space="preserve"> Client-server or microservices (there is no network and no second user), one big </w:t>
+      </w:r>
+      <w:r>
+        <w:rPr>
+          <w:rFonts w:ascii="Consolas" w:hAnsi="Consolas" w:eastAsia="Consolas"/>
+        </w:rPr>
+        <w:t>main.c</w:t>
+      </w:r>
+      <w:r>
+        <w:t xml:space="preserve"> (four people would edit one file and nothing could be tested alone), and a database (the SRS says no database and a text file is enough for a short leaderboard).</w:t>
       </w:r>
     </w:p>
-    <w:tbl>
-      <w:tblPr>
-        <w:tblStyle w:val="TableGrid"/>
-        <w:tblW w:type="auto" w:w="0"/>
-        <w:tblLook w:firstColumn="1" w:firstRow="1" w:lastColumn="0" w:lastRow="0" w:noHBand="0" w:noVBand="1" w:val="04A0"/>
-      </w:tblPr>
-      <w:tblGrid>
-        <w:gridCol w:w="4819"/>
-        <w:gridCol w:w="4819"/>
-      </w:tblGrid>
-      <w:tr>
-        <w:tc>
-          <w:tcPr>
-            <w:tcW w:type="dxa" w:w="4819"/>
-            <w:shd w:val="clear" w:color="auto" w:fill="D9E2F3"/>
-          </w:tcPr>
-          <w:p>
-            <w:r/>
-            <w:r>
-              <w:rPr>
-                <w:b/>
-                <w:sz w:val="18"/>
-              </w:rPr>
-              <w:t>Alternative</w:t>
-            </w:r>
-          </w:p>
-        </w:tc>
-        <w:tc>
-          <w:tcPr>
-            <w:tcW w:type="dxa" w:w="4819"/>
-            <w:shd w:val="clear" w:color="auto" w:fill="D9E2F3"/>
-          </w:tcPr>
-          <w:p>
-            <w:r/>
-            <w:r>
-              <w:rPr>
-                <w:b/>
-                <w:sz w:val="18"/>
-              </w:rPr>
-              <w:t>Why rejected</w:t>
-            </w:r>
-          </w:p>
-        </w:tc>
-      </w:tr>
-      <w:tr>
-        <w:tc>
-          <w:tcPr>
-            <w:tcW w:type="dxa" w:w="4819"/>
-          </w:tcPr>
-          <w:p>
-            <w:r/>
-            <w:r>
-              <w:rPr>
-                <w:sz w:val="18"/>
-              </w:rPr>
-              <w:t>Client-server or microservices</w:t>
-            </w:r>
-          </w:p>
-        </w:tc>
-        <w:tc>
-          <w:tcPr>
-            <w:tcW w:type="dxa" w:w="4819"/>
-          </w:tcPr>
-          <w:p>
-            <w:r/>
-            <w:r>
-              <w:rPr>
-                <w:sz w:val="18"/>
-              </w:rPr>
-              <w:t>There is no network and no second user; it would only make the program more complicated</w:t>
-            </w:r>
-          </w:p>
-        </w:tc>
-      </w:tr>
-      <w:tr>
-        <w:tc>
-          <w:tcPr>
-            <w:tcW w:type="dxa" w:w="4819"/>
-          </w:tcPr>
-          <w:p>
-            <w:r/>
-            <w:r>
-              <w:rPr>
-                <w:sz w:val="18"/>
-              </w:rPr>
-              <w:t xml:space="preserve">Single </w:t>
-            </w:r>
-            <w:r>
-              <w:rPr>
-                <w:rFonts w:ascii="Consolas" w:hAnsi="Consolas" w:eastAsia="Consolas"/>
-                <w:sz w:val="18"/>
-              </w:rPr>
-              <w:t>main.c</w:t>
-            </w:r>
-            <w:r>
-              <w:rPr>
-                <w:sz w:val="18"/>
-              </w:rPr>
-              <w:t xml:space="preserve"> with everything inside</w:t>
-            </w:r>
-          </w:p>
-        </w:tc>
-        <w:tc>
-          <w:tcPr>
-            <w:tcW w:type="dxa" w:w="4819"/>
-          </w:tcPr>
-          <w:p>
-            <w:r/>
-            <w:r>
-              <w:rPr>
-                <w:sz w:val="18"/>
-              </w:rPr>
-              <w:t>Four people would edit one file; modules could not be tested alone; breaks NFR-5</w:t>
-            </w:r>
-          </w:p>
-        </w:tc>
-      </w:tr>
-      <w:tr>
-        <w:tc>
-          <w:tcPr>
-            <w:tcW w:type="dxa" w:w="4819"/>
-          </w:tcPr>
-          <w:p>
-            <w:r/>
-            <w:r>
-              <w:rPr>
-                <w:sz w:val="18"/>
-              </w:rPr>
-              <w:t>Database for results</w:t>
-            </w:r>
-          </w:p>
-        </w:tc>
-        <w:tc>
-          <w:tcPr>
-            <w:tcW w:type="dxa" w:w="4819"/>
-          </w:tcPr>
-          <w:p>
-            <w:r/>
-            <w:r>
-              <w:rPr>
-                <w:sz w:val="18"/>
-              </w:rPr>
-              <w:t>The SRS says no database; a text file is enough for a short leaderboard</w:t>
-            </w:r>
-          </w:p>
-        </w:tc>
-      </w:tr>
-    </w:tbl>
-    <w:p/>
     <w:p>
       <w:r>
         <w:rPr>
@@ -2675,309 +1396,39 @@
         <w:t>Key design decisions</w:t>
       </w:r>
     </w:p>
-    <w:tbl>
-      <w:tblPr>
-        <w:tblStyle w:val="TableGrid"/>
-        <w:tblW w:type="auto" w:w="0"/>
-        <w:tblLook w:firstColumn="1" w:firstRow="1" w:lastColumn="0" w:lastRow="0" w:noHBand="0" w:noVBand="1" w:val="04A0"/>
-      </w:tblPr>
-      <w:tblGrid>
-        <w:gridCol w:w="3213"/>
-        <w:gridCol w:w="3213"/>
-        <w:gridCol w:w="3213"/>
-      </w:tblGrid>
-      <w:tr>
-        <w:tc>
-          <w:tcPr>
-            <w:tcW w:type="dxa" w:w="3213"/>
-            <w:shd w:val="clear" w:color="auto" w:fill="D9E2F3"/>
-          </w:tcPr>
-          <w:p>
-            <w:r/>
-            <w:r>
-              <w:rPr>
-                <w:b/>
-                <w:sz w:val="18"/>
-              </w:rPr>
-              <w:t>ADR</w:t>
-            </w:r>
-          </w:p>
-        </w:tc>
-        <w:tc>
-          <w:tcPr>
-            <w:tcW w:type="dxa" w:w="3213"/>
-            <w:shd w:val="clear" w:color="auto" w:fill="D9E2F3"/>
-          </w:tcPr>
-          <w:p>
-            <w:r/>
-            <w:r>
-              <w:rPr>
-                <w:b/>
-                <w:sz w:val="18"/>
-              </w:rPr>
-              <w:t>Decision</w:t>
-            </w:r>
-          </w:p>
-        </w:tc>
-        <w:tc>
-          <w:tcPr>
-            <w:tcW w:type="dxa" w:w="3213"/>
-            <w:shd w:val="clear" w:color="auto" w:fill="D9E2F3"/>
-          </w:tcPr>
-          <w:p>
-            <w:r/>
-            <w:r>
-              <w:rPr>
-                <w:b/>
-                <w:sz w:val="18"/>
-              </w:rPr>
-              <w:t>Result</w:t>
-            </w:r>
-          </w:p>
-        </w:tc>
-      </w:tr>
-      <w:tr>
-        <w:tc>
-          <w:tcPr>
-            <w:tcW w:type="dxa" w:w="3213"/>
-          </w:tcPr>
-          <w:p>
-            <w:r/>
-            <w:r>
-              <w:rPr>
-                <w:sz w:val="18"/>
-              </w:rPr>
-              <w:t>ADR-1</w:t>
-            </w:r>
-          </w:p>
-        </w:tc>
-        <w:tc>
-          <w:tcPr>
-            <w:tcW w:type="dxa" w:w="3213"/>
-          </w:tcPr>
-          <w:p>
-            <w:r/>
-            <w:r>
-              <w:rPr>
-                <w:sz w:val="18"/>
-              </w:rPr>
-              <w:t>Layered modules, one source file and one header file per feature</w:t>
-            </w:r>
-          </w:p>
-        </w:tc>
-        <w:tc>
-          <w:tcPr>
-            <w:tcW w:type="dxa" w:w="3213"/>
-          </w:tcPr>
-          <w:p>
-            <w:r/>
-            <w:r>
-              <w:rPr>
-                <w:sz w:val="18"/>
-              </w:rPr>
-              <w:t>Work at the same time, test each module alone</w:t>
-            </w:r>
-          </w:p>
-        </w:tc>
-      </w:tr>
-      <w:tr>
-        <w:tc>
-          <w:tcPr>
-            <w:tcW w:type="dxa" w:w="3213"/>
-          </w:tcPr>
-          <w:p>
-            <w:r/>
-            <w:r>
-              <w:rPr>
-                <w:sz w:val="18"/>
-              </w:rPr>
-              <w:t>ADR-2</w:t>
-            </w:r>
-          </w:p>
-        </w:tc>
-        <w:tc>
-          <w:tcPr>
-            <w:tcW w:type="dxa" w:w="3213"/>
-          </w:tcPr>
-          <w:p>
-            <w:r/>
-            <w:r>
-              <w:rPr>
-                <w:sz w:val="18"/>
-              </w:rPr>
-              <w:t>Text files for questions and results</w:t>
-            </w:r>
-          </w:p>
-        </w:tc>
-        <w:tc>
-          <w:tcPr>
-            <w:tcW w:type="dxa" w:w="3213"/>
-          </w:tcPr>
-          <w:p>
-            <w:r/>
-            <w:r>
-              <w:rPr>
-                <w:sz w:val="18"/>
-              </w:rPr>
-              <w:t>No extra software needed; a person can read the file; nothing stops someone editing it (see 3.9)</w:t>
-            </w:r>
-          </w:p>
-        </w:tc>
-      </w:tr>
-      <w:tr>
-        <w:tc>
-          <w:tcPr>
-            <w:tcW w:type="dxa" w:w="3213"/>
-          </w:tcPr>
-          <w:p>
-            <w:r/>
-            <w:r>
-              <w:rPr>
-                <w:sz w:val="18"/>
-              </w:rPr>
-              <w:t>ADR-3</w:t>
-            </w:r>
-          </w:p>
-        </w:tc>
-        <w:tc>
-          <w:tcPr>
-            <w:tcW w:type="dxa" w:w="3213"/>
-          </w:tcPr>
-          <w:p>
-            <w:r/>
-            <w:r>
-              <w:rPr>
-                <w:sz w:val="18"/>
-              </w:rPr>
-              <w:t>Shared function names and structs are fixed</w:t>
-            </w:r>
-          </w:p>
-        </w:tc>
-        <w:tc>
-          <w:tcPr>
-            <w:tcW w:type="dxa" w:w="3213"/>
-          </w:tcPr>
-          <w:p>
-            <w:r/>
-            <w:r>
-              <w:rPr>
-                <w:sz w:val="18"/>
-              </w:rPr>
-              <w:t>A module can be built before the modules it depends on exist (stubs)</w:t>
-            </w:r>
-          </w:p>
-        </w:tc>
-      </w:tr>
-      <w:tr>
-        <w:tc>
-          <w:tcPr>
-            <w:tcW w:type="dxa" w:w="3213"/>
-          </w:tcPr>
-          <w:p>
-            <w:r/>
-            <w:r>
-              <w:rPr>
-                <w:sz w:val="18"/>
-              </w:rPr>
-              <w:t>ADR-4</w:t>
-            </w:r>
-          </w:p>
-        </w:tc>
-        <w:tc>
-          <w:tcPr>
-            <w:tcW w:type="dxa" w:w="3213"/>
-          </w:tcPr>
-          <w:p>
-            <w:r/>
-            <w:r>
-              <w:rPr>
-                <w:sz w:val="18"/>
-              </w:rPr>
-              <w:t>Fixed-size arrays created by the caller, no dynamic memory</w:t>
-            </w:r>
-          </w:p>
-        </w:tc>
-        <w:tc>
-          <w:tcPr>
-            <w:tcW w:type="dxa" w:w="3213"/>
-          </w:tcPr>
-          <w:p>
-            <w:r/>
-            <w:r>
-              <w:rPr>
-                <w:sz w:val="18"/>
-              </w:rPr>
-              <w:t xml:space="preserve">No memory leaks; the question limit is </w:t>
-            </w:r>
-            <w:r>
-              <w:rPr>
-                <w:rFonts w:ascii="Consolas" w:hAnsi="Consolas" w:eastAsia="Consolas"/>
-                <w:sz w:val="18"/>
-              </w:rPr>
-              <w:t>MAX_QUESTIONS</w:t>
-            </w:r>
-            <w:r>
-              <w:rPr>
-                <w:sz w:val="18"/>
-              </w:rPr>
-              <w:t xml:space="preserve"> (100)</w:t>
-            </w:r>
-          </w:p>
-        </w:tc>
-      </w:tr>
-      <w:tr>
-        <w:tc>
-          <w:tcPr>
-            <w:tcW w:type="dxa" w:w="3213"/>
-          </w:tcPr>
-          <w:p>
-            <w:r/>
-            <w:r>
-              <w:rPr>
-                <w:sz w:val="18"/>
-              </w:rPr>
-              <w:t>ADR-5</w:t>
-            </w:r>
-          </w:p>
-        </w:tc>
-        <w:tc>
-          <w:tcPr>
-            <w:tcW w:type="dxa" w:w="3213"/>
-          </w:tcPr>
-          <w:p>
-            <w:r/>
-            <w:r>
-              <w:rPr>
-                <w:sz w:val="18"/>
-              </w:rPr>
-              <w:t xml:space="preserve">Every module prints its own screens; errors are one line starting </w:t>
-            </w:r>
-            <w:r>
-              <w:rPr>
-                <w:rFonts w:ascii="Consolas" w:hAnsi="Consolas" w:eastAsia="Consolas"/>
-                <w:sz w:val="18"/>
-              </w:rPr>
-              <w:t>Error:</w:t>
-            </w:r>
-          </w:p>
-        </w:tc>
-        <w:tc>
-          <w:tcPr>
-            <w:tcW w:type="dxa" w:w="3213"/>
-          </w:tcPr>
-          <w:p>
-            <w:r/>
-            <w:r>
-              <w:rPr>
-                <w:sz w:val="18"/>
-              </w:rPr>
-              <w:t>Screens look the same everywhere (NFR-3); no logging needed</w:t>
-            </w:r>
-          </w:p>
-        </w:tc>
-      </w:tr>
-    </w:tbl>
-    <w:p/>
+    <w:p>
+      <w:pPr>
+        <w:pStyle w:val="ListBullet"/>
+      </w:pPr>
+      <w:r>
+        <w:t>Text files for questions and results: no extra software is needed and a person can read them.</w:t>
+      </w:r>
+    </w:p>
+    <w:p>
+      <w:pPr>
+        <w:pStyle w:val="ListBullet"/>
+      </w:pPr>
+      <w:r>
+        <w:t>Shared function names and structs are fixed, so a module can be built before the modules it depends on exist.</w:t>
+      </w:r>
+    </w:p>
+    <w:p>
+      <w:pPr>
+        <w:pStyle w:val="ListBullet"/>
+      </w:pPr>
+      <w:r>
+        <w:t xml:space="preserve">Fixed-size arrays created by the caller and no dynamic memory, so there are no memory leaks (the question limit is </w:t>
+      </w:r>
+      <w:r>
+        <w:rPr>
+          <w:rFonts w:ascii="Consolas" w:hAnsi="Consolas" w:eastAsia="Consolas"/>
+        </w:rPr>
+        <w:t>MAX_QUESTIONS</w:t>
+      </w:r>
+      <w:r>
+        <w:t>, 100).</w:t>
+      </w:r>
+    </w:p>
     <w:p>
       <w:pPr>
         <w:pStyle w:val="Heading3"/>
@@ -2986,324 +1437,134 @@
         <w:t>3.6 Technology Stack and Data Stores</w:t>
       </w:r>
     </w:p>
-    <w:tbl>
-      <w:tblPr>
-        <w:tblStyle w:val="TableGrid"/>
-        <w:tblW w:type="auto" w:w="0"/>
-        <w:tblLook w:firstColumn="1" w:firstRow="1" w:lastColumn="0" w:lastRow="0" w:noHBand="0" w:noVBand="1" w:val="04A0"/>
-      </w:tblPr>
-      <w:tblGrid>
-        <w:gridCol w:w="4819"/>
-        <w:gridCol w:w="4819"/>
-      </w:tblGrid>
-      <w:tr>
-        <w:tc>
-          <w:tcPr>
-            <w:tcW w:type="dxa" w:w="4819"/>
-            <w:shd w:val="clear" w:color="auto" w:fill="D9E2F3"/>
-          </w:tcPr>
-          <w:p>
-            <w:r/>
-            <w:r>
-              <w:rPr>
-                <w:b/>
-                <w:sz w:val="18"/>
-              </w:rPr>
-              <w:t>Item</w:t>
-            </w:r>
-          </w:p>
-        </w:tc>
-        <w:tc>
-          <w:tcPr>
-            <w:tcW w:type="dxa" w:w="4819"/>
-            <w:shd w:val="clear" w:color="auto" w:fill="D9E2F3"/>
-          </w:tcPr>
-          <w:p>
-            <w:r/>
-            <w:r>
-              <w:rPr>
-                <w:b/>
-                <w:sz w:val="18"/>
-              </w:rPr>
-              <w:t>Choice</w:t>
-            </w:r>
-          </w:p>
-        </w:tc>
-      </w:tr>
-      <w:tr>
-        <w:tc>
-          <w:tcPr>
-            <w:tcW w:type="dxa" w:w="4819"/>
-          </w:tcPr>
-          <w:p>
-            <w:r/>
-            <w:r>
-              <w:rPr>
-                <w:sz w:val="18"/>
-              </w:rPr>
-              <w:t>Language / standard</w:t>
-            </w:r>
-          </w:p>
-        </w:tc>
-        <w:tc>
-          <w:tcPr>
-            <w:tcW w:type="dxa" w:w="4819"/>
-          </w:tcPr>
-          <w:p>
-            <w:r/>
-            <w:r>
-              <w:rPr>
-                <w:sz w:val="18"/>
-              </w:rPr>
-              <w:t>C, C99</w:t>
-            </w:r>
-          </w:p>
-        </w:tc>
-      </w:tr>
-      <w:tr>
-        <w:tc>
-          <w:tcPr>
-            <w:tcW w:type="dxa" w:w="4819"/>
-          </w:tcPr>
-          <w:p>
-            <w:r/>
-            <w:r>
-              <w:rPr>
-                <w:sz w:val="18"/>
-              </w:rPr>
-              <w:t>Compiler / build</w:t>
-            </w:r>
-          </w:p>
-        </w:tc>
-        <w:tc>
-          <w:tcPr>
-            <w:tcW w:type="dxa" w:w="4819"/>
-          </w:tcPr>
-          <w:p>
-            <w:r/>
-            <w:r>
-              <w:rPr>
-                <w:sz w:val="18"/>
-              </w:rPr>
-              <w:t xml:space="preserve">GCC, </w:t>
-            </w:r>
-            <w:r>
-              <w:rPr>
-                <w:rFonts w:ascii="Consolas" w:hAnsi="Consolas" w:eastAsia="Consolas"/>
-                <w:sz w:val="18"/>
-              </w:rPr>
-              <w:t>make</w:t>
-            </w:r>
-            <w:r>
-              <w:rPr>
-                <w:sz w:val="18"/>
-              </w:rPr>
-              <w:t xml:space="preserve"> (</w:t>
-            </w:r>
-            <w:r>
-              <w:rPr>
-                <w:rFonts w:ascii="Consolas" w:hAnsi="Consolas" w:eastAsia="Consolas"/>
-                <w:sz w:val="18"/>
-              </w:rPr>
-              <w:t>Makefile</w:t>
-            </w:r>
-            <w:r>
-              <w:rPr>
-                <w:sz w:val="18"/>
-              </w:rPr>
-              <w:t xml:space="preserve"> builds </w:t>
-            </w:r>
-            <w:r>
-              <w:rPr>
-                <w:rFonts w:ascii="Consolas" w:hAnsi="Consolas" w:eastAsia="Consolas"/>
-                <w:sz w:val="18"/>
-              </w:rPr>
-              <w:t>quiz</w:t>
-            </w:r>
-            <w:r>
-              <w:rPr>
-                <w:sz w:val="18"/>
-              </w:rPr>
-              <w:t xml:space="preserve">; </w:t>
-            </w:r>
-            <w:r>
-              <w:rPr>
-                <w:rFonts w:ascii="Consolas" w:hAnsi="Consolas" w:eastAsia="Consolas"/>
-                <w:sz w:val="18"/>
-              </w:rPr>
-              <w:t>make test</w:t>
-            </w:r>
-            <w:r>
-              <w:rPr>
-                <w:sz w:val="18"/>
-              </w:rPr>
-              <w:t xml:space="preserve"> runs the score tests)</w:t>
-            </w:r>
-          </w:p>
-        </w:tc>
-      </w:tr>
-      <w:tr>
-        <w:tc>
-          <w:tcPr>
-            <w:tcW w:type="dxa" w:w="4819"/>
-          </w:tcPr>
-          <w:p>
-            <w:r/>
-            <w:r>
-              <w:rPr>
-                <w:sz w:val="18"/>
-              </w:rPr>
-              <w:t>Version control / CI</w:t>
-            </w:r>
-          </w:p>
-        </w:tc>
-        <w:tc>
-          <w:tcPr>
-            <w:tcW w:type="dxa" w:w="4819"/>
-          </w:tcPr>
-          <w:p>
-            <w:r/>
-            <w:r>
-              <w:rPr>
-                <w:sz w:val="18"/>
-              </w:rPr>
-              <w:t xml:space="preserve">Git, GitHub; GitHub Actions workflow runs </w:t>
-            </w:r>
-            <w:r>
-              <w:rPr>
-                <w:rFonts w:ascii="Consolas" w:hAnsi="Consolas" w:eastAsia="Consolas"/>
-                <w:sz w:val="18"/>
-              </w:rPr>
-              <w:t>make</w:t>
-            </w:r>
-            <w:r>
-              <w:rPr>
-                <w:sz w:val="18"/>
-              </w:rPr>
-              <w:t xml:space="preserve"> on every push and pull request</w:t>
-            </w:r>
-          </w:p>
-        </w:tc>
-      </w:tr>
-      <w:tr>
-        <w:tc>
-          <w:tcPr>
-            <w:tcW w:type="dxa" w:w="4819"/>
-          </w:tcPr>
-          <w:p>
-            <w:r/>
-            <w:r>
-              <w:rPr>
-                <w:sz w:val="18"/>
-              </w:rPr>
-              <w:t>Question bank</w:t>
-            </w:r>
-          </w:p>
-        </w:tc>
-        <w:tc>
-          <w:tcPr>
-            <w:tcW w:type="dxa" w:w="4819"/>
-          </w:tcPr>
-          <w:p>
-            <w:r/>
-            <w:r>
-              <w:rPr>
-                <w:rFonts w:ascii="Consolas" w:hAnsi="Consolas" w:eastAsia="Consolas"/>
-                <w:sz w:val="18"/>
-              </w:rPr>
-              <w:t>data/questions.txt</w:t>
-            </w:r>
-            <w:r>
-              <w:rPr>
-                <w:sz w:val="18"/>
-              </w:rPr>
-              <w:t>: for each question, one line of text, four option lines, then one line with the correct letter A to D</w:t>
-            </w:r>
-          </w:p>
-        </w:tc>
-      </w:tr>
-      <w:tr>
-        <w:tc>
-          <w:tcPr>
-            <w:tcW w:type="dxa" w:w="4819"/>
-          </w:tcPr>
-          <w:p>
-            <w:r/>
-            <w:r>
-              <w:rPr>
-                <w:sz w:val="18"/>
-              </w:rPr>
-              <w:t>Results store</w:t>
-            </w:r>
-          </w:p>
-        </w:tc>
-        <w:tc>
-          <w:tcPr>
-            <w:tcW w:type="dxa" w:w="4819"/>
-          </w:tcPr>
-          <w:p>
-            <w:r/>
-            <w:r>
-              <w:rPr>
-                <w:rFonts w:ascii="Consolas" w:hAnsi="Consolas" w:eastAsia="Consolas"/>
-                <w:sz w:val="18"/>
-              </w:rPr>
-              <w:t>results.txt</w:t>
-            </w:r>
-            <w:r>
-              <w:rPr>
-                <w:sz w:val="18"/>
-              </w:rPr>
-              <w:t xml:space="preserve">: one </w:t>
-            </w:r>
-            <w:r>
-              <w:rPr>
-                <w:rFonts w:ascii="Consolas" w:hAnsi="Consolas" w:eastAsia="Consolas"/>
-                <w:sz w:val="18"/>
-              </w:rPr>
-              <w:t>Name,Score</w:t>
-            </w:r>
-            <w:r>
-              <w:rPr>
-                <w:sz w:val="18"/>
-              </w:rPr>
-              <w:t xml:space="preserve"> line per attempt, appended</w:t>
-            </w:r>
-          </w:p>
-        </w:tc>
-      </w:tr>
-      <w:tr>
-        <w:tc>
-          <w:tcPr>
-            <w:tcW w:type="dxa" w:w="4819"/>
-          </w:tcPr>
-          <w:p>
-            <w:r/>
-            <w:r>
-              <w:rPr>
-                <w:sz w:val="18"/>
-              </w:rPr>
-              <w:t>Platforms</w:t>
-            </w:r>
-          </w:p>
-        </w:tc>
-        <w:tc>
-          <w:tcPr>
-            <w:tcW w:type="dxa" w:w="4819"/>
-          </w:tcPr>
-          <w:p>
-            <w:r/>
-            <w:r>
-              <w:rPr>
-                <w:sz w:val="18"/>
-              </w:rPr>
-              <w:t>Windows, Linux, macOS terminals</w:t>
-            </w:r>
-          </w:p>
-        </w:tc>
-      </w:tr>
-    </w:tbl>
-    <w:p/>
+    <w:p>
+      <w:pPr>
+        <w:pStyle w:val="ListBullet"/>
+      </w:pPr>
+      <w:r>
+        <w:rPr>
+          <w:b/>
+        </w:rPr>
+        <w:t>Language and build:</w:t>
+      </w:r>
+      <w:r>
+        <w:t xml:space="preserve"> C (C99), GCC and </w:t>
+      </w:r>
+      <w:r>
+        <w:rPr>
+          <w:rFonts w:ascii="Consolas" w:hAnsi="Consolas" w:eastAsia="Consolas"/>
+        </w:rPr>
+        <w:t>make</w:t>
+      </w:r>
+      <w:r>
+        <w:t xml:space="preserve"> (</w:t>
+      </w:r>
+      <w:r>
+        <w:rPr>
+          <w:rFonts w:ascii="Consolas" w:hAnsi="Consolas" w:eastAsia="Consolas"/>
+        </w:rPr>
+        <w:t>make</w:t>
+      </w:r>
+      <w:r>
+        <w:t xml:space="preserve"> builds </w:t>
+      </w:r>
+      <w:r>
+        <w:rPr>
+          <w:rFonts w:ascii="Consolas" w:hAnsi="Consolas" w:eastAsia="Consolas"/>
+        </w:rPr>
+        <w:t>quiz</w:t>
+      </w:r>
+      <w:r>
+        <w:t xml:space="preserve">, </w:t>
+      </w:r>
+      <w:r>
+        <w:rPr>
+          <w:rFonts w:ascii="Consolas" w:hAnsi="Consolas" w:eastAsia="Consolas"/>
+        </w:rPr>
+        <w:t>make test</w:t>
+      </w:r>
+      <w:r>
+        <w:t xml:space="preserve"> runs the score tests).</w:t>
+      </w:r>
+    </w:p>
+    <w:p>
+      <w:pPr>
+        <w:pStyle w:val="ListBullet"/>
+      </w:pPr>
+      <w:r>
+        <w:rPr>
+          <w:b/>
+        </w:rPr>
+        <w:t>Version control and CI:</w:t>
+      </w:r>
+      <w:r>
+        <w:t xml:space="preserve"> Git and GitHub; a GitHub Actions workflow runs </w:t>
+      </w:r>
+      <w:r>
+        <w:rPr>
+          <w:rFonts w:ascii="Consolas" w:hAnsi="Consolas" w:eastAsia="Consolas"/>
+        </w:rPr>
+        <w:t>make</w:t>
+      </w:r>
+      <w:r>
+        <w:t xml:space="preserve"> on every push and pull request.</w:t>
+      </w:r>
+    </w:p>
+    <w:p>
+      <w:pPr>
+        <w:pStyle w:val="ListBullet"/>
+      </w:pPr>
+      <w:r>
+        <w:rPr>
+          <w:b/>
+        </w:rPr>
+        <w:t>Question bank:</w:t>
+      </w:r>
+      <w:r>
+        <w:t xml:space="preserve"> </w:t>
+      </w:r>
+      <w:r>
+        <w:rPr>
+          <w:rFonts w:ascii="Consolas" w:hAnsi="Consolas" w:eastAsia="Consolas"/>
+        </w:rPr>
+        <w:t>data/questions.txt</w:t>
+      </w:r>
+      <w:r>
+        <w:t>. For each question: one line of text, four option lines, then one line with the correct letter A to D.</w:t>
+      </w:r>
+    </w:p>
+    <w:p>
+      <w:pPr>
+        <w:pStyle w:val="ListBullet"/>
+      </w:pPr>
+      <w:r>
+        <w:rPr>
+          <w:b/>
+        </w:rPr>
+        <w:t>Results store:</w:t>
+      </w:r>
+      <w:r>
+        <w:t xml:space="preserve"> </w:t>
+      </w:r>
+      <w:r>
+        <w:rPr>
+          <w:rFonts w:ascii="Consolas" w:hAnsi="Consolas" w:eastAsia="Consolas"/>
+        </w:rPr>
+        <w:t>results.txt</w:t>
+      </w:r>
+      <w:r>
+        <w:t xml:space="preserve">. One </w:t>
+      </w:r>
+      <w:r>
+        <w:rPr>
+          <w:rFonts w:ascii="Consolas" w:hAnsi="Consolas" w:eastAsia="Consolas"/>
+        </w:rPr>
+        <w:t>Name,Score</w:t>
+      </w:r>
+      <w:r>
+        <w:t xml:space="preserve"> line per attempt, appended.</w:t>
+      </w:r>
+    </w:p>
     <w:p>
       <w:pPr>
         <w:pStyle w:val="Heading3"/>
@@ -3384,7 +1645,7 @@
               <w:rPr>
                 <w:sz w:val="18"/>
               </w:rPr>
-              <w:t>Quiz Engine not ready when others integrate</w:t>
+              <w:t>Question file is in the wrong format or missing</w:t>
             </w:r>
           </w:p>
         </w:tc>
@@ -3398,7 +1659,7 @@
               <w:rPr>
                 <w:sz w:val="18"/>
               </w:rPr>
-              <w:t>Cannot demo the whole quiz</w:t>
+              <w:t>Quiz cannot start</w:t>
             </w:r>
           </w:p>
         </w:tc>
@@ -3410,22 +1671,16 @@
             <w:r/>
             <w:r>
               <w:rPr>
-                <w:sz w:val="18"/>
-              </w:rPr>
-              <w:t xml:space="preserve">Stubs (empty functions) with the agreed names were on </w:t>
-            </w:r>
-            <w:r>
-              <w:rPr>
                 <w:rFonts w:ascii="Consolas" w:hAnsi="Consolas" w:eastAsia="Consolas"/>
                 <w:sz w:val="18"/>
               </w:rPr>
-              <w:t>main</w:t>
-            </w:r>
-            <w:r>
-              <w:rPr>
-                <w:sz w:val="18"/>
-              </w:rPr>
-              <w:t>; scoring and storage were tested on their own. Now resolved: the engine is merged</w:t>
+              <w:t>load_questions</w:t>
+            </w:r>
+            <w:r>
+              <w:rPr>
+                <w:sz w:val="18"/>
+              </w:rPr>
+              <w:t xml:space="preserve"> returns an error; the menu shows an error and continues (NFR-4)</w:t>
             </w:r>
           </w:p>
         </w:tc>
@@ -3441,7 +1696,7 @@
               <w:rPr>
                 <w:sz w:val="18"/>
               </w:rPr>
-              <w:t>Question file is in the wrong format or missing</w:t>
+              <w:t>Two people edit the same file</w:t>
             </w:r>
           </w:p>
         </w:tc>
@@ -3455,7 +1710,7 @@
               <w:rPr>
                 <w:sz w:val="18"/>
               </w:rPr>
-              <w:t>Quiz cannot start</w:t>
+              <w:t>Merge conflicts</w:t>
             </w:r>
           </w:p>
         </w:tc>
@@ -3467,16 +1722,9 @@
             <w:r/>
             <w:r>
               <w:rPr>
-                <w:rFonts w:ascii="Consolas" w:hAnsi="Consolas" w:eastAsia="Consolas"/>
-                <w:sz w:val="18"/>
-              </w:rPr>
-              <w:t>load_questions</w:t>
-            </w:r>
-            <w:r>
-              <w:rPr>
-                <w:sz w:val="18"/>
-              </w:rPr>
-              <w:t xml:space="preserve"> returns an error; menu shows an error and continues (NFR-4)</w:t>
+                <w:sz w:val="18"/>
+              </w:rPr>
+              <w:t>One owner per file; one pull request per issue, reviewed by the repo owner</w:t>
             </w:r>
           </w:p>
         </w:tc>
@@ -3490,9 +1738,16 @@
             <w:r/>
             <w:r>
               <w:rPr>
-                <w:sz w:val="18"/>
-              </w:rPr>
-              <w:t>Two people edit the same file</w:t>
+                <w:rFonts w:ascii="Consolas" w:hAnsi="Consolas" w:eastAsia="Consolas"/>
+                <w:sz w:val="18"/>
+              </w:rPr>
+              <w:t>results.txt</w:t>
+            </w:r>
+            <w:r>
+              <w:rPr>
+                <w:sz w:val="18"/>
+              </w:rPr>
+              <w:t xml:space="preserve"> edited by hand or damaged</w:t>
             </w:r>
           </w:p>
         </w:tc>
@@ -3506,7 +1761,7 @@
               <w:rPr>
                 <w:sz w:val="18"/>
               </w:rPr>
-              <w:t>Merge conflicts</w:t>
+              <w:t>Wrong leaderboard</w:t>
             </w:r>
           </w:p>
         </w:tc>
@@ -3520,155 +1775,7 @@
               <w:rPr>
                 <w:sz w:val="18"/>
               </w:rPr>
-              <w:t xml:space="preserve">File ownership table in </w:t>
-            </w:r>
-            <w:r>
-              <w:rPr>
-                <w:rFonts w:ascii="Consolas" w:hAnsi="Consolas" w:eastAsia="Consolas"/>
-                <w:sz w:val="18"/>
-              </w:rPr>
-              <w:t>TEAM-TASKS.md</w:t>
-            </w:r>
-            <w:r>
-              <w:rPr>
-                <w:sz w:val="18"/>
-              </w:rPr>
-              <w:t>; one pull request per issue, reviewed by the repo owner</w:t>
-            </w:r>
-          </w:p>
-        </w:tc>
-      </w:tr>
-      <w:tr>
-        <w:tc>
-          <w:tcPr>
-            <w:tcW w:type="dxa" w:w="3213"/>
-          </w:tcPr>
-          <w:p>
-            <w:r/>
-            <w:r>
-              <w:rPr>
-                <w:rFonts w:ascii="Consolas" w:hAnsi="Consolas" w:eastAsia="Consolas"/>
-                <w:sz w:val="18"/>
-              </w:rPr>
-              <w:t>results.txt</w:t>
-            </w:r>
-            <w:r>
-              <w:rPr>
-                <w:sz w:val="18"/>
-              </w:rPr>
-              <w:t xml:space="preserve"> edited by hand or damaged</w:t>
-            </w:r>
-          </w:p>
-        </w:tc>
-        <w:tc>
-          <w:tcPr>
-            <w:tcW w:type="dxa" w:w="3213"/>
-          </w:tcPr>
-          <w:p>
-            <w:r/>
-            <w:r>
-              <w:rPr>
-                <w:sz w:val="18"/>
-              </w:rPr>
-              <w:t>Wrong leaderboard</w:t>
-            </w:r>
-          </w:p>
-        </w:tc>
-        <w:tc>
-          <w:tcPr>
-            <w:tcW w:type="dxa" w:w="3213"/>
-          </w:tcPr>
-          <w:p>
-            <w:r/>
-            <w:r>
-              <w:rPr>
-                <w:sz w:val="18"/>
-              </w:rPr>
               <w:t>Lines in the wrong format are skipped; the remaining risk is accepted (3.9)</w:t>
-            </w:r>
-          </w:p>
-        </w:tc>
-      </w:tr>
-      <w:tr>
-        <w:tc>
-          <w:tcPr>
-            <w:tcW w:type="dxa" w:w="3213"/>
-          </w:tcPr>
-          <w:p>
-            <w:r/>
-            <w:r>
-              <w:rPr>
-                <w:sz w:val="18"/>
-              </w:rPr>
-              <w:t>Windows line endings (</w:t>
-            </w:r>
-            <w:r>
-              <w:rPr>
-                <w:rFonts w:ascii="Consolas" w:hAnsi="Consolas" w:eastAsia="Consolas"/>
-                <w:sz w:val="18"/>
-              </w:rPr>
-              <w:t>\r\n</w:t>
-            </w:r>
-            <w:r>
-              <w:rPr>
-                <w:sz w:val="18"/>
-              </w:rPr>
-              <w:t xml:space="preserve">) in </w:t>
-            </w:r>
-            <w:r>
-              <w:rPr>
-                <w:rFonts w:ascii="Consolas" w:hAnsi="Consolas" w:eastAsia="Consolas"/>
-                <w:sz w:val="18"/>
-              </w:rPr>
-              <w:t>results.txt</w:t>
-            </w:r>
-          </w:p>
-        </w:tc>
-        <w:tc>
-          <w:tcPr>
-            <w:tcW w:type="dxa" w:w="3213"/>
-          </w:tcPr>
-          <w:p>
-            <w:r/>
-            <w:r>
-              <w:rPr>
-                <w:sz w:val="18"/>
-              </w:rPr>
-              <w:t xml:space="preserve">Names end with an extra </w:t>
-            </w:r>
-            <w:r>
-              <w:rPr>
-                <w:rFonts w:ascii="Consolas" w:hAnsi="Consolas" w:eastAsia="Consolas"/>
-                <w:sz w:val="18"/>
-              </w:rPr>
-              <w:t>\r</w:t>
-            </w:r>
-          </w:p>
-        </w:tc>
-        <w:tc>
-          <w:tcPr>
-            <w:tcW w:type="dxa" w:w="3213"/>
-          </w:tcPr>
-          <w:p>
-            <w:r/>
-            <w:r>
-              <w:rPr>
-                <w:sz w:val="18"/>
-              </w:rPr>
-              <w:t xml:space="preserve">The reader removes </w:t>
-            </w:r>
-            <w:r>
-              <w:rPr>
-                <w:rFonts w:ascii="Consolas" w:hAnsi="Consolas" w:eastAsia="Consolas"/>
-                <w:sz w:val="18"/>
-              </w:rPr>
-              <w:t>\r</w:t>
-            </w:r>
-            <w:r>
-              <w:rPr>
-                <w:sz w:val="18"/>
-              </w:rPr>
-              <w:t xml:space="preserve"> before reading the line</w:t>
             </w:r>
           </w:p>
         </w:tc>
@@ -3755,7 +1862,7 @@
               <w:rPr>
                 <w:sz w:val="18"/>
               </w:rPr>
-              <w:t>REQ-1 Display menu</w:t>
+              <w:t>REQ-1 to REQ-6 (menu, validation, navigation, exit)</w:t>
             </w:r>
           </w:p>
         </w:tc>
@@ -3790,6 +1897,32 @@
               <w:rPr>
                 <w:sz w:val="18"/>
               </w:rPr>
+              <w:t xml:space="preserve">, </w:t>
+            </w:r>
+            <w:r>
+              <w:rPr>
+                <w:rFonts w:ascii="Consolas" w:hAnsi="Consolas" w:eastAsia="Consolas"/>
+                <w:sz w:val="18"/>
+              </w:rPr>
+              <w:t>read_menu_choice()</w:t>
+            </w:r>
+            <w:r>
+              <w:rPr>
+                <w:sz w:val="18"/>
+              </w:rPr>
+              <w:t xml:space="preserve">, loop and </w:t>
+            </w:r>
+            <w:r>
+              <w:rPr>
+                <w:rFonts w:ascii="Consolas" w:hAnsi="Consolas" w:eastAsia="Consolas"/>
+                <w:sz w:val="18"/>
+              </w:rPr>
+              <w:t>switch</w:t>
+            </w:r>
+            <w:r>
+              <w:rPr>
+                <w:sz w:val="18"/>
+              </w:rPr>
               <w:t xml:space="preserve"> in </w:t>
             </w:r>
             <w:r>
@@ -3797,7 +1930,7 @@
                 <w:rFonts w:ascii="Consolas" w:hAnsi="Consolas" w:eastAsia="Consolas"/>
                 <w:sz w:val="18"/>
               </w:rPr>
-              <w:t>main.c</w:t>
+              <w:t>main()</w:t>
             </w:r>
           </w:p>
         </w:tc>
@@ -3813,7 +1946,7 @@
               <w:rPr>
                 <w:sz w:val="18"/>
               </w:rPr>
-              <w:t>REQ-2 Validate menu input</w:t>
+              <w:t>REQ-7 to REQ-10 (score, counts, percentage, Pass/Fail at 40%)</w:t>
             </w:r>
           </w:p>
         </w:tc>
@@ -3827,7 +1960,7 @@
               <w:rPr>
                 <w:sz w:val="18"/>
               </w:rPr>
-              <w:t>Menu Controller</w:t>
+              <w:t>Scoring</w:t>
             </w:r>
           </w:p>
         </w:tc>
@@ -3842,7 +1975,20 @@
                 <w:rFonts w:ascii="Consolas" w:hAnsi="Consolas" w:eastAsia="Consolas"/>
                 <w:sz w:val="18"/>
               </w:rPr>
-              <w:t>read_menu_choice()</w:t>
+              <w:t>calculate_result()</w:t>
+            </w:r>
+            <w:r>
+              <w:rPr>
+                <w:sz w:val="18"/>
+              </w:rPr>
+              <w:t xml:space="preserve">, </w:t>
+            </w:r>
+            <w:r>
+              <w:rPr>
+                <w:rFonts w:ascii="Consolas" w:hAnsi="Consolas" w:eastAsia="Consolas"/>
+                <w:sz w:val="18"/>
+              </w:rPr>
+              <w:t>PASS_PERCENT</w:t>
             </w:r>
           </w:p>
         </w:tc>
@@ -3858,7 +2004,7 @@
               <w:rPr>
                 <w:sz w:val="18"/>
               </w:rPr>
-              <w:t>REQ-3 Re-prompt on invalid input</w:t>
+              <w:t>REQ-11 (display result)</w:t>
             </w:r>
           </w:p>
         </w:tc>
@@ -3872,7 +2018,7 @@
               <w:rPr>
                 <w:sz w:val="18"/>
               </w:rPr>
-              <w:t>Menu Controller</w:t>
+              <w:t>Scoring</w:t>
             </w:r>
           </w:p>
         </w:tc>
@@ -3884,16 +2030,10 @@
             <w:r/>
             <w:r>
               <w:rPr>
-                <w:sz w:val="18"/>
-              </w:rPr>
-              <w:t xml:space="preserve">main loop in </w:t>
-            </w:r>
-            <w:r>
-              <w:rPr>
                 <w:rFonts w:ascii="Consolas" w:hAnsi="Consolas" w:eastAsia="Consolas"/>
                 <w:sz w:val="18"/>
               </w:rPr>
-              <w:t>main()</w:t>
+              <w:t>show_result()</w:t>
             </w:r>
           </w:p>
         </w:tc>
@@ -3909,7 +2049,7 @@
               <w:rPr>
                 <w:sz w:val="18"/>
               </w:rPr>
-              <w:t>REQ-4 Navigate to feature</w:t>
+              <w:t>REQ-12 (pass result to storage)</w:t>
             </w:r>
           </w:p>
         </w:tc>
@@ -3923,7 +2063,7 @@
               <w:rPr>
                 <w:sz w:val="18"/>
               </w:rPr>
-              <w:t>Menu Controller</w:t>
+              <w:t>Menu Controller, Storage</w:t>
             </w:r>
           </w:p>
         </w:tc>
@@ -3938,33 +2078,20 @@
                 <w:rFonts w:ascii="Consolas" w:hAnsi="Consolas" w:eastAsia="Consolas"/>
                 <w:sz w:val="18"/>
               </w:rPr>
-              <w:t>switch</w:t>
-            </w:r>
-            <w:r>
-              <w:rPr>
-                <w:sz w:val="18"/>
-              </w:rPr>
-              <w:t xml:space="preserve"> in </w:t>
+              <w:t>save_result(name, &amp;result)</w:t>
+            </w:r>
+            <w:r>
+              <w:rPr>
+                <w:sz w:val="18"/>
+              </w:rPr>
+              <w:t xml:space="preserve"> call in </w:t>
             </w:r>
             <w:r>
               <w:rPr>
                 <w:rFonts w:ascii="Consolas" w:hAnsi="Consolas" w:eastAsia="Consolas"/>
                 <w:sz w:val="18"/>
               </w:rPr>
-              <w:t>main()</w:t>
-            </w:r>
-            <w:r>
-              <w:rPr>
-                <w:sz w:val="18"/>
-              </w:rPr>
-              <w:t xml:space="preserve">, </w:t>
-            </w:r>
-            <w:r>
-              <w:rPr>
-                <w:rFonts w:ascii="Consolas" w:hAnsi="Consolas" w:eastAsia="Consolas"/>
-                <w:sz w:val="18"/>
-              </w:rPr>
-              <w:t>show_instructions()</w:t>
+              <w:t>start_quiz()</w:t>
             </w:r>
           </w:p>
         </w:tc>
@@ -3980,7 +2107,7 @@
               <w:rPr>
                 <w:sz w:val="18"/>
               </w:rPr>
-              <w:t>REQ-5 Return to menu</w:t>
+              <w:t>REQ-13 (save name and score)</w:t>
             </w:r>
           </w:p>
         </w:tc>
@@ -3994,7 +2121,7 @@
               <w:rPr>
                 <w:sz w:val="18"/>
               </w:rPr>
-              <w:t>Menu Controller</w:t>
+              <w:t>Storage</w:t>
             </w:r>
           </w:p>
         </w:tc>
@@ -4009,20 +2136,7 @@
                 <w:rFonts w:ascii="Consolas" w:hAnsi="Consolas" w:eastAsia="Consolas"/>
                 <w:sz w:val="18"/>
               </w:rPr>
-              <w:t>do ... while</w:t>
-            </w:r>
-            <w:r>
-              <w:rPr>
-                <w:sz w:val="18"/>
-              </w:rPr>
-              <w:t xml:space="preserve"> loop in </w:t>
-            </w:r>
-            <w:r>
-              <w:rPr>
-                <w:rFonts w:ascii="Consolas" w:hAnsi="Consolas" w:eastAsia="Consolas"/>
-                <w:sz w:val="18"/>
-              </w:rPr>
-              <w:t>main()</w:t>
+              <w:t>save_result()</w:t>
             </w:r>
           </w:p>
         </w:tc>
@@ -4038,7 +2152,7 @@
               <w:rPr>
                 <w:sz w:val="18"/>
               </w:rPr>
-              <w:t>REQ-6 Clean exit</w:t>
+              <w:t>REQ-14 to REQ-16 (read, sort, missing file)</w:t>
             </w:r>
           </w:p>
         </w:tc>
@@ -4052,7 +2166,7 @@
               <w:rPr>
                 <w:sz w:val="18"/>
               </w:rPr>
-              <w:t>Menu Controller</w:t>
+              <w:t>Storage</w:t>
             </w:r>
           </w:p>
         </w:tc>
@@ -4064,16 +2178,10 @@
             <w:r/>
             <w:r>
               <w:rPr>
-                <w:sz w:val="18"/>
-              </w:rPr>
-              <w:t xml:space="preserve">exit path of </w:t>
-            </w:r>
-            <w:r>
-              <w:rPr>
                 <w:rFonts w:ascii="Consolas" w:hAnsi="Consolas" w:eastAsia="Consolas"/>
                 <w:sz w:val="18"/>
               </w:rPr>
-              <w:t>main()</w:t>
+              <w:t>show_leaderboard()</w:t>
             </w:r>
           </w:p>
         </w:tc>
@@ -4089,7 +2197,7 @@
               <w:rPr>
                 <w:sz w:val="18"/>
               </w:rPr>
-              <w:t>REQ-7 Compare answer, update score</w:t>
+              <w:t>REQ-17 (load questions)</w:t>
             </w:r>
           </w:p>
         </w:tc>
@@ -4103,7 +2211,7 @@
               <w:rPr>
                 <w:sz w:val="18"/>
               </w:rPr>
-              <w:t>Scoring</w:t>
+              <w:t>Quiz Engine</w:t>
             </w:r>
           </w:p>
         </w:tc>
@@ -4118,7 +2226,7 @@
                 <w:rFonts w:ascii="Consolas" w:hAnsi="Consolas" w:eastAsia="Consolas"/>
                 <w:sz w:val="18"/>
               </w:rPr>
-              <w:t>calculate_result()</w:t>
+              <w:t>load_questions()</w:t>
             </w:r>
           </w:p>
         </w:tc>
@@ -4134,688 +2242,7 @@
               <w:rPr>
                 <w:sz w:val="18"/>
               </w:rPr>
-              <w:t>REQ-8 Count correct/incorrect</w:t>
-            </w:r>
-          </w:p>
-        </w:tc>
-        <w:tc>
-          <w:tcPr>
-            <w:tcW w:type="dxa" w:w="3213"/>
-          </w:tcPr>
-          <w:p>
-            <w:r/>
-            <w:r>
-              <w:rPr>
-                <w:sz w:val="18"/>
-              </w:rPr>
-              <w:t>Scoring</w:t>
-            </w:r>
-          </w:p>
-        </w:tc>
-        <w:tc>
-          <w:tcPr>
-            <w:tcW w:type="dxa" w:w="3213"/>
-          </w:tcPr>
-          <w:p>
-            <w:r/>
-            <w:r>
-              <w:rPr>
-                <w:rFonts w:ascii="Consolas" w:hAnsi="Consolas" w:eastAsia="Consolas"/>
-                <w:sz w:val="18"/>
-              </w:rPr>
-              <w:t>calculate_result()</w:t>
-            </w:r>
-          </w:p>
-        </w:tc>
-      </w:tr>
-      <w:tr>
-        <w:tc>
-          <w:tcPr>
-            <w:tcW w:type="dxa" w:w="3213"/>
-          </w:tcPr>
-          <w:p>
-            <w:r/>
-            <w:r>
-              <w:rPr>
-                <w:sz w:val="18"/>
-              </w:rPr>
-              <w:t>REQ-9 Total score and percentage</w:t>
-            </w:r>
-          </w:p>
-        </w:tc>
-        <w:tc>
-          <w:tcPr>
-            <w:tcW w:type="dxa" w:w="3213"/>
-          </w:tcPr>
-          <w:p>
-            <w:r/>
-            <w:r>
-              <w:rPr>
-                <w:sz w:val="18"/>
-              </w:rPr>
-              <w:t>Scoring</w:t>
-            </w:r>
-          </w:p>
-        </w:tc>
-        <w:tc>
-          <w:tcPr>
-            <w:tcW w:type="dxa" w:w="3213"/>
-          </w:tcPr>
-          <w:p>
-            <w:r/>
-            <w:r>
-              <w:rPr>
-                <w:rFonts w:ascii="Consolas" w:hAnsi="Consolas" w:eastAsia="Consolas"/>
-                <w:sz w:val="18"/>
-              </w:rPr>
-              <w:t>calculate_result()</w:t>
-            </w:r>
-          </w:p>
-        </w:tc>
-      </w:tr>
-      <w:tr>
-        <w:tc>
-          <w:tcPr>
-            <w:tcW w:type="dxa" w:w="3213"/>
-          </w:tcPr>
-          <w:p>
-            <w:r/>
-            <w:r>
-              <w:rPr>
-                <w:sz w:val="18"/>
-              </w:rPr>
-              <w:t>REQ-10 Pass/Fail at 40%</w:t>
-            </w:r>
-          </w:p>
-        </w:tc>
-        <w:tc>
-          <w:tcPr>
-            <w:tcW w:type="dxa" w:w="3213"/>
-          </w:tcPr>
-          <w:p>
-            <w:r/>
-            <w:r>
-              <w:rPr>
-                <w:sz w:val="18"/>
-              </w:rPr>
-              <w:t>Scoring</w:t>
-            </w:r>
-          </w:p>
-        </w:tc>
-        <w:tc>
-          <w:tcPr>
-            <w:tcW w:type="dxa" w:w="3213"/>
-          </w:tcPr>
-          <w:p>
-            <w:r/>
-            <w:r>
-              <w:rPr>
-                <w:rFonts w:ascii="Consolas" w:hAnsi="Consolas" w:eastAsia="Consolas"/>
-                <w:sz w:val="18"/>
-              </w:rPr>
-              <w:t>PASS_PERCENT</w:t>
-            </w:r>
-            <w:r>
-              <w:rPr>
-                <w:sz w:val="18"/>
-              </w:rPr>
-              <w:t xml:space="preserve"> in </w:t>
-            </w:r>
-            <w:r>
-              <w:rPr>
-                <w:rFonts w:ascii="Consolas" w:hAnsi="Consolas" w:eastAsia="Consolas"/>
-                <w:sz w:val="18"/>
-              </w:rPr>
-              <w:t>score.c</w:t>
-            </w:r>
-          </w:p>
-        </w:tc>
-      </w:tr>
-      <w:tr>
-        <w:tc>
-          <w:tcPr>
-            <w:tcW w:type="dxa" w:w="3213"/>
-          </w:tcPr>
-          <w:p>
-            <w:r/>
-            <w:r>
-              <w:rPr>
-                <w:sz w:val="18"/>
-              </w:rPr>
-              <w:t>REQ-11 Display result</w:t>
-            </w:r>
-          </w:p>
-        </w:tc>
-        <w:tc>
-          <w:tcPr>
-            <w:tcW w:type="dxa" w:w="3213"/>
-          </w:tcPr>
-          <w:p>
-            <w:r/>
-            <w:r>
-              <w:rPr>
-                <w:sz w:val="18"/>
-              </w:rPr>
-              <w:t>Scoring</w:t>
-            </w:r>
-          </w:p>
-        </w:tc>
-        <w:tc>
-          <w:tcPr>
-            <w:tcW w:type="dxa" w:w="3213"/>
-          </w:tcPr>
-          <w:p>
-            <w:r/>
-            <w:r>
-              <w:rPr>
-                <w:rFonts w:ascii="Consolas" w:hAnsi="Consolas" w:eastAsia="Consolas"/>
-                <w:sz w:val="18"/>
-              </w:rPr>
-              <w:t>show_result()</w:t>
-            </w:r>
-          </w:p>
-        </w:tc>
-      </w:tr>
-      <w:tr>
-        <w:tc>
-          <w:tcPr>
-            <w:tcW w:type="dxa" w:w="3213"/>
-          </w:tcPr>
-          <w:p>
-            <w:r/>
-            <w:r>
-              <w:rPr>
-                <w:sz w:val="18"/>
-              </w:rPr>
-              <w:t>REQ-12 Pass result to storage</w:t>
-            </w:r>
-          </w:p>
-        </w:tc>
-        <w:tc>
-          <w:tcPr>
-            <w:tcW w:type="dxa" w:w="3213"/>
-          </w:tcPr>
-          <w:p>
-            <w:r/>
-            <w:r>
-              <w:rPr>
-                <w:sz w:val="18"/>
-              </w:rPr>
-              <w:t>Menu Controller, Storage</w:t>
-            </w:r>
-          </w:p>
-        </w:tc>
-        <w:tc>
-          <w:tcPr>
-            <w:tcW w:type="dxa" w:w="3213"/>
-          </w:tcPr>
-          <w:p>
-            <w:r/>
-            <w:r>
-              <w:rPr>
-                <w:rFonts w:ascii="Consolas" w:hAnsi="Consolas" w:eastAsia="Consolas"/>
-                <w:sz w:val="18"/>
-              </w:rPr>
-              <w:t>save_result(name, &amp;result)</w:t>
-            </w:r>
-            <w:r>
-              <w:rPr>
-                <w:sz w:val="18"/>
-              </w:rPr>
-              <w:t xml:space="preserve"> call in </w:t>
-            </w:r>
-            <w:r>
-              <w:rPr>
-                <w:rFonts w:ascii="Consolas" w:hAnsi="Consolas" w:eastAsia="Consolas"/>
-                <w:sz w:val="18"/>
-              </w:rPr>
-              <w:t>start_quiz()</w:t>
-            </w:r>
-          </w:p>
-        </w:tc>
-      </w:tr>
-      <w:tr>
-        <w:tc>
-          <w:tcPr>
-            <w:tcW w:type="dxa" w:w="3213"/>
-          </w:tcPr>
-          <w:p>
-            <w:r/>
-            <w:r>
-              <w:rPr>
-                <w:sz w:val="18"/>
-              </w:rPr>
-              <w:t>REQ-13 Save name and score</w:t>
-            </w:r>
-          </w:p>
-        </w:tc>
-        <w:tc>
-          <w:tcPr>
-            <w:tcW w:type="dxa" w:w="3213"/>
-          </w:tcPr>
-          <w:p>
-            <w:r/>
-            <w:r>
-              <w:rPr>
-                <w:sz w:val="18"/>
-              </w:rPr>
-              <w:t>Storage</w:t>
-            </w:r>
-          </w:p>
-        </w:tc>
-        <w:tc>
-          <w:tcPr>
-            <w:tcW w:type="dxa" w:w="3213"/>
-          </w:tcPr>
-          <w:p>
-            <w:r/>
-            <w:r>
-              <w:rPr>
-                <w:rFonts w:ascii="Consolas" w:hAnsi="Consolas" w:eastAsia="Consolas"/>
-                <w:sz w:val="18"/>
-              </w:rPr>
-              <w:t>save_result()</w:t>
-            </w:r>
-          </w:p>
-        </w:tc>
-      </w:tr>
-      <w:tr>
-        <w:tc>
-          <w:tcPr>
-            <w:tcW w:type="dxa" w:w="3213"/>
-          </w:tcPr>
-          <w:p>
-            <w:r/>
-            <w:r>
-              <w:rPr>
-                <w:sz w:val="18"/>
-              </w:rPr>
-              <w:t>REQ-14 Read stored results</w:t>
-            </w:r>
-          </w:p>
-        </w:tc>
-        <w:tc>
-          <w:tcPr>
-            <w:tcW w:type="dxa" w:w="3213"/>
-          </w:tcPr>
-          <w:p>
-            <w:r/>
-            <w:r>
-              <w:rPr>
-                <w:sz w:val="18"/>
-              </w:rPr>
-              <w:t>Storage</w:t>
-            </w:r>
-          </w:p>
-        </w:tc>
-        <w:tc>
-          <w:tcPr>
-            <w:tcW w:type="dxa" w:w="3213"/>
-          </w:tcPr>
-          <w:p>
-            <w:r/>
-            <w:r>
-              <w:rPr>
-                <w:rFonts w:ascii="Consolas" w:hAnsi="Consolas" w:eastAsia="Consolas"/>
-                <w:sz w:val="18"/>
-              </w:rPr>
-              <w:t>show_leaderboard()</w:t>
-            </w:r>
-            <w:r>
-              <w:rPr>
-                <w:sz w:val="18"/>
-              </w:rPr>
-              <w:t xml:space="preserve"> (read step)</w:t>
-            </w:r>
-          </w:p>
-        </w:tc>
-      </w:tr>
-      <w:tr>
-        <w:tc>
-          <w:tcPr>
-            <w:tcW w:type="dxa" w:w="3213"/>
-          </w:tcPr>
-          <w:p>
-            <w:r/>
-            <w:r>
-              <w:rPr>
-                <w:sz w:val="18"/>
-              </w:rPr>
-              <w:t>REQ-15 Sorted leaderboard</w:t>
-            </w:r>
-          </w:p>
-        </w:tc>
-        <w:tc>
-          <w:tcPr>
-            <w:tcW w:type="dxa" w:w="3213"/>
-          </w:tcPr>
-          <w:p>
-            <w:r/>
-            <w:r>
-              <w:rPr>
-                <w:sz w:val="18"/>
-              </w:rPr>
-              <w:t>Storage</w:t>
-            </w:r>
-          </w:p>
-        </w:tc>
-        <w:tc>
-          <w:tcPr>
-            <w:tcW w:type="dxa" w:w="3213"/>
-          </w:tcPr>
-          <w:p>
-            <w:r/>
-            <w:r>
-              <w:rPr>
-                <w:rFonts w:ascii="Consolas" w:hAnsi="Consolas" w:eastAsia="Consolas"/>
-                <w:sz w:val="18"/>
-              </w:rPr>
-              <w:t>show_leaderboard()</w:t>
-            </w:r>
-            <w:r>
-              <w:rPr>
-                <w:sz w:val="18"/>
-              </w:rPr>
-              <w:t xml:space="preserve"> (sort step)</w:t>
-            </w:r>
-          </w:p>
-        </w:tc>
-      </w:tr>
-      <w:tr>
-        <w:tc>
-          <w:tcPr>
-            <w:tcW w:type="dxa" w:w="3213"/>
-          </w:tcPr>
-          <w:p>
-            <w:r/>
-            <w:r>
-              <w:rPr>
-                <w:sz w:val="18"/>
-              </w:rPr>
-              <w:t>REQ-16 Missing file handled</w:t>
-            </w:r>
-          </w:p>
-        </w:tc>
-        <w:tc>
-          <w:tcPr>
-            <w:tcW w:type="dxa" w:w="3213"/>
-          </w:tcPr>
-          <w:p>
-            <w:r/>
-            <w:r>
-              <w:rPr>
-                <w:sz w:val="18"/>
-              </w:rPr>
-              <w:t>Storage</w:t>
-            </w:r>
-          </w:p>
-        </w:tc>
-        <w:tc>
-          <w:tcPr>
-            <w:tcW w:type="dxa" w:w="3213"/>
-          </w:tcPr>
-          <w:p>
-            <w:r/>
-            <w:r>
-              <w:rPr>
-                <w:rFonts w:ascii="Consolas" w:hAnsi="Consolas" w:eastAsia="Consolas"/>
-                <w:sz w:val="18"/>
-              </w:rPr>
-              <w:t>show_leaderboard()</w:t>
-            </w:r>
-          </w:p>
-        </w:tc>
-      </w:tr>
-      <w:tr>
-        <w:tc>
-          <w:tcPr>
-            <w:tcW w:type="dxa" w:w="3213"/>
-          </w:tcPr>
-          <w:p>
-            <w:r/>
-            <w:r>
-              <w:rPr>
-                <w:sz w:val="18"/>
-              </w:rPr>
-              <w:t>REQ-17 Load questions</w:t>
-            </w:r>
-          </w:p>
-        </w:tc>
-        <w:tc>
-          <w:tcPr>
-            <w:tcW w:type="dxa" w:w="3213"/>
-          </w:tcPr>
-          <w:p>
-            <w:r/>
-            <w:r>
-              <w:rPr>
-                <w:sz w:val="18"/>
-              </w:rPr>
-              <w:t>Quiz Engine</w:t>
-            </w:r>
-          </w:p>
-        </w:tc>
-        <w:tc>
-          <w:tcPr>
-            <w:tcW w:type="dxa" w:w="3213"/>
-          </w:tcPr>
-          <w:p>
-            <w:r/>
-            <w:r>
-              <w:rPr>
-                <w:rFonts w:ascii="Consolas" w:hAnsi="Consolas" w:eastAsia="Consolas"/>
-                <w:sz w:val="18"/>
-              </w:rPr>
-              <w:t>load_questions()</w:t>
-            </w:r>
-          </w:p>
-        </w:tc>
-      </w:tr>
-      <w:tr>
-        <w:tc>
-          <w:tcPr>
-            <w:tcW w:type="dxa" w:w="3213"/>
-          </w:tcPr>
-          <w:p>
-            <w:r/>
-            <w:r>
-              <w:rPr>
-                <w:sz w:val="18"/>
-              </w:rPr>
-              <w:t>REQ-18 One question at a time</w:t>
-            </w:r>
-          </w:p>
-        </w:tc>
-        <w:tc>
-          <w:tcPr>
-            <w:tcW w:type="dxa" w:w="3213"/>
-          </w:tcPr>
-          <w:p>
-            <w:r/>
-            <w:r>
-              <w:rPr>
-                <w:sz w:val="18"/>
-              </w:rPr>
-              <w:t>Quiz Engine</w:t>
-            </w:r>
-          </w:p>
-        </w:tc>
-        <w:tc>
-          <w:tcPr>
-            <w:tcW w:type="dxa" w:w="3213"/>
-          </w:tcPr>
-          <w:p>
-            <w:r/>
-            <w:r>
-              <w:rPr>
-                <w:rFonts w:ascii="Consolas" w:hAnsi="Consolas" w:eastAsia="Consolas"/>
-                <w:sz w:val="18"/>
-              </w:rPr>
-              <w:t>run_quiz()</w:t>
-            </w:r>
-          </w:p>
-        </w:tc>
-      </w:tr>
-      <w:tr>
-        <w:tc>
-          <w:tcPr>
-            <w:tcW w:type="dxa" w:w="3213"/>
-          </w:tcPr>
-          <w:p>
-            <w:r/>
-            <w:r>
-              <w:rPr>
-                <w:sz w:val="18"/>
-              </w:rPr>
-              <w:t>REQ-19 Validate answer</w:t>
-            </w:r>
-          </w:p>
-        </w:tc>
-        <w:tc>
-          <w:tcPr>
-            <w:tcW w:type="dxa" w:w="3213"/>
-          </w:tcPr>
-          <w:p>
-            <w:r/>
-            <w:r>
-              <w:rPr>
-                <w:sz w:val="18"/>
-              </w:rPr>
-              <w:t>Quiz Engine</w:t>
-            </w:r>
-          </w:p>
-        </w:tc>
-        <w:tc>
-          <w:tcPr>
-            <w:tcW w:type="dxa" w:w="3213"/>
-          </w:tcPr>
-          <w:p>
-            <w:r/>
-            <w:r>
-              <w:rPr>
-                <w:rFonts w:ascii="Consolas" w:hAnsi="Consolas" w:eastAsia="Consolas"/>
-                <w:sz w:val="18"/>
-              </w:rPr>
-              <w:t>run_quiz()</w:t>
-            </w:r>
-          </w:p>
-        </w:tc>
-      </w:tr>
-      <w:tr>
-        <w:tc>
-          <w:tcPr>
-            <w:tcW w:type="dxa" w:w="3213"/>
-          </w:tcPr>
-          <w:p>
-            <w:r/>
-            <w:r>
-              <w:rPr>
-                <w:sz w:val="18"/>
-              </w:rPr>
-              <w:t>REQ-20 Record answer</w:t>
-            </w:r>
-          </w:p>
-        </w:tc>
-        <w:tc>
-          <w:tcPr>
-            <w:tcW w:type="dxa" w:w="3213"/>
-          </w:tcPr>
-          <w:p>
-            <w:r/>
-            <w:r>
-              <w:rPr>
-                <w:sz w:val="18"/>
-              </w:rPr>
-              <w:t>Quiz Engine</w:t>
-            </w:r>
-          </w:p>
-        </w:tc>
-        <w:tc>
-          <w:tcPr>
-            <w:tcW w:type="dxa" w:w="3213"/>
-          </w:tcPr>
-          <w:p>
-            <w:r/>
-            <w:r>
-              <w:rPr>
-                <w:rFonts w:ascii="Consolas" w:hAnsi="Consolas" w:eastAsia="Consolas"/>
-                <w:sz w:val="18"/>
-              </w:rPr>
-              <w:t>run_quiz()</w:t>
-            </w:r>
-            <w:r>
-              <w:rPr>
-                <w:sz w:val="18"/>
-              </w:rPr>
-              <w:t xml:space="preserve"> fills </w:t>
-            </w:r>
-            <w:r>
-              <w:rPr>
-                <w:rFonts w:ascii="Consolas" w:hAnsi="Consolas" w:eastAsia="Consolas"/>
-                <w:sz w:val="18"/>
-              </w:rPr>
-              <w:t>answers[]</w:t>
-            </w:r>
-          </w:p>
-        </w:tc>
-      </w:tr>
-      <w:tr>
-        <w:tc>
-          <w:tcPr>
-            <w:tcW w:type="dxa" w:w="3213"/>
-          </w:tcPr>
-          <w:p>
-            <w:r/>
-            <w:r>
-              <w:rPr>
-                <w:sz w:val="18"/>
-              </w:rPr>
-              <w:t>REQ-21 Next question</w:t>
-            </w:r>
-          </w:p>
-        </w:tc>
-        <w:tc>
-          <w:tcPr>
-            <w:tcW w:type="dxa" w:w="3213"/>
-          </w:tcPr>
-          <w:p>
-            <w:r/>
-            <w:r>
-              <w:rPr>
-                <w:sz w:val="18"/>
-              </w:rPr>
-              <w:t>Quiz Engine</w:t>
-            </w:r>
-          </w:p>
-        </w:tc>
-        <w:tc>
-          <w:tcPr>
-            <w:tcW w:type="dxa" w:w="3213"/>
-          </w:tcPr>
-          <w:p>
-            <w:r/>
-            <w:r>
-              <w:rPr>
-                <w:rFonts w:ascii="Consolas" w:hAnsi="Consolas" w:eastAsia="Consolas"/>
-                <w:sz w:val="18"/>
-              </w:rPr>
-              <w:t>run_quiz()</w:t>
-            </w:r>
-          </w:p>
-        </w:tc>
-      </w:tr>
-      <w:tr>
-        <w:tc>
-          <w:tcPr>
-            <w:tcW w:type="dxa" w:w="3213"/>
-          </w:tcPr>
-          <w:p>
-            <w:r/>
-            <w:r>
-              <w:rPr>
-                <w:sz w:val="18"/>
-              </w:rPr>
-              <w:t>REQ-22 Continue until complete</w:t>
+              <w:t>REQ-18 to REQ-22 (show, validate, record, next, finish)</w:t>
             </w:r>
           </w:p>
         </w:tc>
@@ -5088,15 +2515,7 @@
     </w:p>
     <w:p>
       <w:r>
-        <w:t>The system has no accounts, no network and no special rights. Bad data can come in from two places: (a) the keyboard, which cannot be trusted, and (b) the two local files, which any user of the computer can edit.</w:t>
-      </w:r>
-    </w:p>
-    <w:p>
-      <w:r>
-        <w:rPr>
-          <w:b/>
-        </w:rPr>
-        <w:t>Threat model (STRIDE)</w:t>
+        <w:t>The system has no accounts, no network and no special rights. Bad data can come in from two places: the keyboard, which cannot be trusted, and the two local files, which any user of the computer can edit. Spoofing and repudiation are not handled, because there is no login by design (single local user).</w:t>
       </w:r>
     </w:p>
     <w:tbl>
@@ -5188,7 +2607,7 @@
               <w:rPr>
                 <w:sz w:val="18"/>
               </w:rPr>
-              <w:t>Spoofing</w:t>
+              <w:t>Tampering</w:t>
             </w:r>
           </w:p>
         </w:tc>
@@ -5202,7 +2621,7 @@
               <w:rPr>
                 <w:sz w:val="18"/>
               </w:rPr>
-              <w:t>Typing someone else's name</w:t>
+              <w:t>A name with a comma or new line damages the results file or fakes another record</w:t>
             </w:r>
           </w:p>
         </w:tc>
@@ -5216,7 +2635,33 @@
               <w:rPr>
                 <w:sz w:val="18"/>
               </w:rPr>
-              <w:t>Not handled: there is no login by design (single local user)</w:t>
+              <w:t xml:space="preserve">Commas, </w:t>
+            </w:r>
+            <w:r>
+              <w:rPr>
+                <w:rFonts w:ascii="Consolas" w:hAnsi="Consolas" w:eastAsia="Consolas"/>
+                <w:sz w:val="18"/>
+              </w:rPr>
+              <w:t>\r</w:t>
+            </w:r>
+            <w:r>
+              <w:rPr>
+                <w:sz w:val="18"/>
+              </w:rPr>
+              <w:t xml:space="preserve"> and </w:t>
+            </w:r>
+            <w:r>
+              <w:rPr>
+                <w:rFonts w:ascii="Consolas" w:hAnsi="Consolas" w:eastAsia="Consolas"/>
+                <w:sz w:val="18"/>
+              </w:rPr>
+              <w:t>\n</w:t>
+            </w:r>
+            <w:r>
+              <w:rPr>
+                <w:sz w:val="18"/>
+              </w:rPr>
+              <w:t xml:space="preserve"> in the name are replaced by spaces before saving</w:t>
             </w:r>
           </w:p>
         </w:tc>
@@ -5230,7 +2675,7 @@
               <w:rPr>
                 <w:sz w:val="18"/>
               </w:rPr>
-              <w:t>SRS 5.3</w:t>
+              <w:t>SEC-2</w:t>
             </w:r>
           </w:p>
         </w:tc>
@@ -5260,7 +2705,20 @@
               <w:rPr>
                 <w:sz w:val="18"/>
               </w:rPr>
-              <w:t>A name with a comma or new line damages the results file or fakes another record</w:t>
+              <w:t xml:space="preserve">Editing </w:t>
+            </w:r>
+            <w:r>
+              <w:rPr>
+                <w:rFonts w:ascii="Consolas" w:hAnsi="Consolas" w:eastAsia="Consolas"/>
+                <w:sz w:val="18"/>
+              </w:rPr>
+              <w:t>results.txt</w:t>
+            </w:r>
+            <w:r>
+              <w:rPr>
+                <w:sz w:val="18"/>
+              </w:rPr>
+              <w:t xml:space="preserve"> by hand</w:t>
             </w:r>
           </w:p>
         </w:tc>
@@ -5274,33 +2732,7 @@
               <w:rPr>
                 <w:sz w:val="18"/>
               </w:rPr>
-              <w:t xml:space="preserve">Commas, </w:t>
-            </w:r>
-            <w:r>
-              <w:rPr>
-                <w:rFonts w:ascii="Consolas" w:hAnsi="Consolas" w:eastAsia="Consolas"/>
-                <w:sz w:val="18"/>
-              </w:rPr>
-              <w:t>\r</w:t>
-            </w:r>
-            <w:r>
-              <w:rPr>
-                <w:sz w:val="18"/>
-              </w:rPr>
-              <w:t xml:space="preserve"> and </w:t>
-            </w:r>
-            <w:r>
-              <w:rPr>
-                <w:rFonts w:ascii="Consolas" w:hAnsi="Consolas" w:eastAsia="Consolas"/>
-                <w:sz w:val="18"/>
-              </w:rPr>
-              <w:t>\n</w:t>
-            </w:r>
-            <w:r>
-              <w:rPr>
-                <w:sz w:val="18"/>
-              </w:rPr>
-              <w:t xml:space="preserve"> in the name are replaced by spaces before saving</w:t>
+              <w:t>Risk accepted; lines in the wrong format are skipped</w:t>
             </w:r>
           </w:p>
         </w:tc>
@@ -5314,7 +2746,7 @@
               <w:rPr>
                 <w:sz w:val="18"/>
               </w:rPr>
-              <w:t>SEC-2</w:t>
+              <w:t>SEC-4</w:t>
             </w:r>
           </w:p>
         </w:tc>
@@ -5330,7 +2762,7 @@
               <w:rPr>
                 <w:sz w:val="18"/>
               </w:rPr>
-              <w:t>Tampering</w:t>
+              <w:t>Information disclosure</w:t>
             </w:r>
           </w:p>
         </w:tc>
@@ -5344,20 +2776,7 @@
               <w:rPr>
                 <w:sz w:val="18"/>
               </w:rPr>
-              <w:t xml:space="preserve">Editing </w:t>
-            </w:r>
-            <w:r>
-              <w:rPr>
-                <w:rFonts w:ascii="Consolas" w:hAnsi="Consolas" w:eastAsia="Consolas"/>
-                <w:sz w:val="18"/>
-              </w:rPr>
-              <w:t>results.txt</w:t>
-            </w:r>
-            <w:r>
-              <w:rPr>
-                <w:sz w:val="18"/>
-              </w:rPr>
-              <w:t xml:space="preserve"> by hand</w:t>
+              <w:t>Error text shows paths or system details</w:t>
             </w:r>
           </w:p>
         </w:tc>
@@ -5371,7 +2790,7 @@
               <w:rPr>
                 <w:sz w:val="18"/>
               </w:rPr>
-              <w:t>Risk accepted; lines in the wrong format are skipped</w:t>
+              <w:t>Only fixed one-line messages; no file names or addresses</w:t>
             </w:r>
           </w:p>
         </w:tc>
@@ -5385,7 +2804,7 @@
               <w:rPr>
                 <w:sz w:val="18"/>
               </w:rPr>
-              <w:t>SEC-4</w:t>
+              <w:t>SEC-1</w:t>
             </w:r>
           </w:p>
         </w:tc>
@@ -5401,7 +2820,7 @@
               <w:rPr>
                 <w:sz w:val="18"/>
               </w:rPr>
-              <w:t>Repudiation</w:t>
+              <w:t>Denial of service, buffer overflow</w:t>
             </w:r>
           </w:p>
         </w:tc>
@@ -5415,7 +2834,7 @@
               <w:rPr>
                 <w:sz w:val="18"/>
               </w:rPr>
-              <w:t>Someone denies their score</w:t>
+              <w:t>Very long input, empty input, end of input, missing or unreadable file</w:t>
             </w:r>
           </w:p>
         </w:tc>
@@ -5429,7 +2848,20 @@
               <w:rPr>
                 <w:sz w:val="18"/>
               </w:rPr>
-              <w:t>Not needed for a local practice tool</w:t>
+              <w:t xml:space="preserve">Size-limited </w:t>
+            </w:r>
+            <w:r>
+              <w:rPr>
+                <w:rFonts w:ascii="Consolas" w:hAnsi="Consolas" w:eastAsia="Consolas"/>
+                <w:sz w:val="18"/>
+              </w:rPr>
+              <w:t>fgets</w:t>
+            </w:r>
+            <w:r>
+              <w:rPr>
+                <w:sz w:val="18"/>
+              </w:rPr>
+              <w:t xml:space="preserve"> buffers, extra characters discarded, end of input detected, every file call checked</w:t>
             </w:r>
           </w:p>
         </w:tc>
@@ -5439,6 +2871,12 @@
           </w:tcPr>
           <w:p>
             <w:r/>
+            <w:r>
+              <w:rPr>
+                <w:sz w:val="18"/>
+              </w:rPr>
+              <w:t>SEC-3, SEC-4, SEC-6</w:t>
+            </w:r>
           </w:p>
         </w:tc>
       </w:tr>
@@ -5453,7 +2891,7 @@
               <w:rPr>
                 <w:sz w:val="18"/>
               </w:rPr>
-              <w:t>Information disclosure</w:t>
+              <w:t>Elevation of privilege</w:t>
             </w:r>
           </w:p>
         </w:tc>
@@ -5467,7 +2905,7 @@
               <w:rPr>
                 <w:sz w:val="18"/>
               </w:rPr>
-              <w:t>Error text shows paths or system details</w:t>
+              <w:t>Making the program open a file of the user's choice</w:t>
             </w:r>
           </w:p>
         </w:tc>
@@ -5481,20 +2919,7 @@
               <w:rPr>
                 <w:sz w:val="18"/>
               </w:rPr>
-              <w:t xml:space="preserve">Only fixed one-line messages; no </w:t>
-            </w:r>
-            <w:r>
-              <w:rPr>
-                <w:rFonts w:ascii="Consolas" w:hAnsi="Consolas" w:eastAsia="Consolas"/>
-                <w:sz w:val="18"/>
-              </w:rPr>
-              <w:t>perror</w:t>
-            </w:r>
-            <w:r>
-              <w:rPr>
-                <w:sz w:val="18"/>
-              </w:rPr>
-              <w:t>, no file names, no addresses</w:t>
+              <w:t>File names are fixed in the code and never taken from input</w:t>
             </w:r>
           </w:p>
         </w:tc>
@@ -5508,206 +2933,6 @@
               <w:rPr>
                 <w:sz w:val="18"/>
               </w:rPr>
-              <w:t>SEC-1</w:t>
-            </w:r>
-          </w:p>
-        </w:tc>
-      </w:tr>
-      <w:tr>
-        <w:tc>
-          <w:tcPr>
-            <w:tcW w:type="dxa" w:w="2409"/>
-          </w:tcPr>
-          <w:p>
-            <w:r/>
-            <w:r>
-              <w:rPr>
-                <w:sz w:val="18"/>
-              </w:rPr>
-              <w:t>Denial of service (crash)</w:t>
-            </w:r>
-          </w:p>
-        </w:tc>
-        <w:tc>
-          <w:tcPr>
-            <w:tcW w:type="dxa" w:w="2409"/>
-          </w:tcPr>
-          <w:p>
-            <w:r/>
-            <w:r>
-              <w:rPr>
-                <w:sz w:val="18"/>
-              </w:rPr>
-              <w:t>Very long input, empty input, end of input, missing or unreadable file</w:t>
-            </w:r>
-          </w:p>
-        </w:tc>
-        <w:tc>
-          <w:tcPr>
-            <w:tcW w:type="dxa" w:w="2409"/>
-          </w:tcPr>
-          <w:p>
-            <w:r/>
-            <w:r>
-              <w:rPr>
-                <w:sz w:val="18"/>
-              </w:rPr>
-              <w:t xml:space="preserve">Size-limited </w:t>
-            </w:r>
-            <w:r>
-              <w:rPr>
-                <w:rFonts w:ascii="Consolas" w:hAnsi="Consolas" w:eastAsia="Consolas"/>
-                <w:sz w:val="18"/>
-              </w:rPr>
-              <w:t>fgets</w:t>
-            </w:r>
-            <w:r>
-              <w:rPr>
-                <w:sz w:val="18"/>
-              </w:rPr>
-              <w:t xml:space="preserve"> buffers, extra characters discarded, end of input detected, every file call checked</w:t>
-            </w:r>
-          </w:p>
-        </w:tc>
-        <w:tc>
-          <w:tcPr>
-            <w:tcW w:type="dxa" w:w="2409"/>
-          </w:tcPr>
-          <w:p>
-            <w:r/>
-            <w:r>
-              <w:rPr>
-                <w:sz w:val="18"/>
-              </w:rPr>
-              <w:t>SEC-3, SEC-4, SEC-6</w:t>
-            </w:r>
-          </w:p>
-        </w:tc>
-      </w:tr>
-      <w:tr>
-        <w:tc>
-          <w:tcPr>
-            <w:tcW w:type="dxa" w:w="2409"/>
-          </w:tcPr>
-          <w:p>
-            <w:r/>
-            <w:r>
-              <w:rPr>
-                <w:sz w:val="18"/>
-              </w:rPr>
-              <w:t>Buffer overflow</w:t>
-            </w:r>
-          </w:p>
-        </w:tc>
-        <w:tc>
-          <w:tcPr>
-            <w:tcW w:type="dxa" w:w="2409"/>
-          </w:tcPr>
-          <w:p>
-            <w:r/>
-            <w:r>
-              <w:rPr>
-                <w:sz w:val="18"/>
-              </w:rPr>
-              <w:t>A long name or menu line writes past the end of a buffer</w:t>
-            </w:r>
-          </w:p>
-        </w:tc>
-        <w:tc>
-          <w:tcPr>
-            <w:tcW w:type="dxa" w:w="2409"/>
-          </w:tcPr>
-          <w:p>
-            <w:r/>
-            <w:r>
-              <w:rPr>
-                <w:sz w:val="18"/>
-              </w:rPr>
-              <w:t xml:space="preserve">Fixed buffers (64 bytes), length checked, </w:t>
-            </w:r>
-            <w:r>
-              <w:rPr>
-                <w:rFonts w:ascii="Consolas" w:hAnsi="Consolas" w:eastAsia="Consolas"/>
-                <w:sz w:val="18"/>
-              </w:rPr>
-              <w:t>strtol</w:t>
-            </w:r>
-            <w:r>
-              <w:rPr>
-                <w:sz w:val="18"/>
-              </w:rPr>
-              <w:t xml:space="preserve"> with a check of the end pointer</w:t>
-            </w:r>
-          </w:p>
-        </w:tc>
-        <w:tc>
-          <w:tcPr>
-            <w:tcW w:type="dxa" w:w="2409"/>
-          </w:tcPr>
-          <w:p>
-            <w:r/>
-            <w:r>
-              <w:rPr>
-                <w:sz w:val="18"/>
-              </w:rPr>
-              <w:t>SEC-3</w:t>
-            </w:r>
-          </w:p>
-        </w:tc>
-      </w:tr>
-      <w:tr>
-        <w:tc>
-          <w:tcPr>
-            <w:tcW w:type="dxa" w:w="2409"/>
-          </w:tcPr>
-          <w:p>
-            <w:r/>
-            <w:r>
-              <w:rPr>
-                <w:sz w:val="18"/>
-              </w:rPr>
-              <w:t>Elevation of privilege</w:t>
-            </w:r>
-          </w:p>
-        </w:tc>
-        <w:tc>
-          <w:tcPr>
-            <w:tcW w:type="dxa" w:w="2409"/>
-          </w:tcPr>
-          <w:p>
-            <w:r/>
-            <w:r>
-              <w:rPr>
-                <w:sz w:val="18"/>
-              </w:rPr>
-              <w:t>Making the program open a file of the user's choice</w:t>
-            </w:r>
-          </w:p>
-        </w:tc>
-        <w:tc>
-          <w:tcPr>
-            <w:tcW w:type="dxa" w:w="2409"/>
-          </w:tcPr>
-          <w:p>
-            <w:r/>
-            <w:r>
-              <w:rPr>
-                <w:sz w:val="18"/>
-              </w:rPr>
-              <w:t>File names are fixed in the code and never taken from input</w:t>
-            </w:r>
-          </w:p>
-        </w:tc>
-        <w:tc>
-          <w:tcPr>
-            <w:tcW w:type="dxa" w:w="2409"/>
-          </w:tcPr>
-          <w:p>
-            <w:r/>
-            <w:r>
-              <w:rPr>
-                <w:sz w:val="18"/>
-              </w:rPr>
               <w:t>SEC-5</w:t>
             </w:r>
           </w:p>
@@ -5715,70 +2940,6 @@
       </w:tr>
     </w:tbl>
     <w:p/>
-    <w:p>
-      <w:r>
-        <w:rPr>
-          <w:b/>
-        </w:rPr>
-        <w:t>Security design rules for all modules</w:t>
-      </w:r>
-    </w:p>
-    <w:p>
-      <w:r>
-        <w:t>1. Read keyboard input only with functions that have a size limit (</w:t>
-      </w:r>
-      <w:r>
-        <w:rPr>
-          <w:rFonts w:ascii="Consolas" w:hAnsi="Consolas" w:eastAsia="Consolas"/>
-        </w:rPr>
-        <w:t>fgets</w:t>
-      </w:r>
-      <w:r>
-        <w:t xml:space="preserve">); never </w:t>
-      </w:r>
-      <w:r>
-        <w:rPr>
-          <w:rFonts w:ascii="Consolas" w:hAnsi="Consolas" w:eastAsia="Consolas"/>
-        </w:rPr>
-        <w:t>gets</w:t>
-      </w:r>
-      <w:r>
-        <w:t xml:space="preserve"> or </w:t>
-      </w:r>
-      <w:r>
-        <w:rPr>
-          <w:rFonts w:ascii="Consolas" w:hAnsi="Consolas" w:eastAsia="Consolas"/>
-        </w:rPr>
-        <w:t>scanf("%s")</w:t>
-      </w:r>
-      <w:r>
-        <w:t xml:space="preserve"> without a limit.</w:t>
-      </w:r>
-    </w:p>
-    <w:p>
-      <w:r>
-        <w:t xml:space="preserve">2. Check the result of every file call and every </w:t>
-      </w:r>
-      <w:r>
-        <w:rPr>
-          <w:rFonts w:ascii="Consolas" w:hAnsi="Consolas" w:eastAsia="Consolas"/>
-        </w:rPr>
-        <w:t>NULL</w:t>
-      </w:r>
-      <w:r>
-        <w:t xml:space="preserve"> pointer.</w:t>
-      </w:r>
-    </w:p>
-    <w:p>
-      <w:r>
-        <w:t>3. Print only the fixed messages listed in 4.4.</w:t>
-      </w:r>
-    </w:p>
-    <w:p>
-      <w:r>
-        <w:t>4. Use constants for file names.</w:t>
-      </w:r>
-    </w:p>
     <w:p>
       <w:pPr>
         <w:pStyle w:val="Heading2"/>
@@ -5981,33 +3142,6 @@
         <w:rPr>
           <w:rFonts w:ascii="Consolas" w:hAnsi="Consolas" w:eastAsia="Consolas"/>
         </w:rPr>
-        <w:t>score</w:t>
-      </w:r>
-      <w:r>
-        <w:t xml:space="preserve"> equals </w:t>
-      </w:r>
-      <w:r>
-        <w:rPr>
-          <w:rFonts w:ascii="Consolas" w:hAnsi="Consolas" w:eastAsia="Consolas"/>
-        </w:rPr>
-        <w:t>correct</w:t>
-      </w:r>
-      <w:r>
-        <w:t xml:space="preserve"> (one mark per question), so </w:t>
-      </w:r>
-      <w:r>
-        <w:rPr>
-          <w:rFonts w:ascii="Consolas" w:hAnsi="Consolas" w:eastAsia="Consolas"/>
-        </w:rPr>
-        <w:t>score + incorrect == total</w:t>
-      </w:r>
-      <w:r>
-        <w:t xml:space="preserve">. </w:t>
-      </w:r>
-      <w:r>
-        <w:rPr>
-          <w:rFonts w:ascii="Consolas" w:hAnsi="Consolas" w:eastAsia="Consolas"/>
-        </w:rPr>
         <w:t>main.c</w:t>
       </w:r>
       <w:r>
@@ -6029,7 +3163,7 @@
         <w:t>char</w:t>
       </w:r>
       <w:r>
-        <w:t xml:space="preserve"> array, set to zero first, so unanswered questions never count as correct.</w:t>
+        <w:t xml:space="preserve"> array that is set to zero first, so unanswered questions never count as correct.</w:t>
       </w:r>
     </w:p>
     <w:p>
@@ -6153,32 +3287,6 @@
         <w:t>All interfaces are C functions declared in the header files. There is no network.</w:t>
       </w:r>
     </w:p>
-    <w:p>
-      <w:pPr>
-        <w:pStyle w:val="Heading4"/>
-      </w:pPr>
-      <w:r>
-        <w:t>IQuiz (</w:t>
-      </w:r>
-      <w:r>
-        <w:rPr>
-          <w:rFonts w:ascii="Consolas" w:hAnsi="Consolas" w:eastAsia="Consolas"/>
-        </w:rPr>
-        <w:t>include/quiz.h</w:t>
-      </w:r>
-      <w:r>
-        <w:t xml:space="preserve">, implemented in </w:t>
-      </w:r>
-      <w:r>
-        <w:rPr>
-          <w:rFonts w:ascii="Consolas" w:hAnsi="Consolas" w:eastAsia="Consolas"/>
-        </w:rPr>
-        <w:t>src/quiz.c</w:t>
-      </w:r>
-      <w:r>
-        <w:t>)</w:t>
-      </w:r>
-    </w:p>
     <w:tbl>
       <w:tblPr>
         <w:tblStyle w:val="TableGrid"/>
@@ -6186,33 +3294,90 @@
         <w:tblLook w:firstColumn="1" w:firstRow="1" w:lastColumn="0" w:lastRow="0" w:noHBand="0" w:noVBand="1" w:val="04A0"/>
       </w:tblPr>
       <w:tblGrid>
-        <w:gridCol w:w="4819"/>
-        <w:gridCol w:w="4819"/>
+        <w:gridCol w:w="1928"/>
+        <w:gridCol w:w="1928"/>
+        <w:gridCol w:w="1928"/>
+        <w:gridCol w:w="1928"/>
+        <w:gridCol w:w="1928"/>
       </w:tblGrid>
       <w:tr>
         <w:tc>
           <w:tcPr>
-            <w:tcW w:type="dxa" w:w="4819"/>
+            <w:tcW w:type="dxa" w:w="1928"/>
             <w:shd w:val="clear" w:color="auto" w:fill="D9E2F3"/>
           </w:tcPr>
           <w:p>
             <w:r/>
+            <w:r>
+              <w:rPr>
+                <w:b/>
+                <w:sz w:val="18"/>
+              </w:rPr>
+              <w:t>Function</w:t>
+            </w:r>
           </w:p>
         </w:tc>
         <w:tc>
           <w:tcPr>
-            <w:tcW w:type="dxa" w:w="4819"/>
+            <w:tcW w:type="dxa" w:w="1928"/>
             <w:shd w:val="clear" w:color="auto" w:fill="D9E2F3"/>
           </w:tcPr>
           <w:p>
             <w:r/>
             <w:r>
               <w:rPr>
-                <w:rFonts w:ascii="Consolas" w:hAnsi="Consolas" w:eastAsia="Consolas"/>
                 <w:b/>
                 <w:sz w:val="18"/>
               </w:rPr>
-              <w:t>int load_questions(const char *path, Question qs[], int max)</w:t>
+              <w:t>Interface</w:t>
+            </w:r>
+          </w:p>
+        </w:tc>
+        <w:tc>
+          <w:tcPr>
+            <w:tcW w:type="dxa" w:w="1928"/>
+            <w:shd w:val="clear" w:color="auto" w:fill="D9E2F3"/>
+          </w:tcPr>
+          <w:p>
+            <w:r/>
+            <w:r>
+              <w:rPr>
+                <w:b/>
+                <w:sz w:val="18"/>
+              </w:rPr>
+              <w:t>What it does</w:t>
+            </w:r>
+          </w:p>
+        </w:tc>
+        <w:tc>
+          <w:tcPr>
+            <w:tcW w:type="dxa" w:w="1928"/>
+            <w:shd w:val="clear" w:color="auto" w:fill="D9E2F3"/>
+          </w:tcPr>
+          <w:p>
+            <w:r/>
+            <w:r>
+              <w:rPr>
+                <w:b/>
+                <w:sz w:val="18"/>
+              </w:rPr>
+              <w:t>Returns</w:t>
+            </w:r>
+          </w:p>
+        </w:tc>
+        <w:tc>
+          <w:tcPr>
+            <w:tcW w:type="dxa" w:w="1928"/>
+            <w:shd w:val="clear" w:color="auto" w:fill="D9E2F3"/>
+          </w:tcPr>
+          <w:p>
+            <w:r/>
+            <w:r>
+              <w:rPr>
+                <w:b/>
+                <w:sz w:val="18"/>
+              </w:rPr>
+              <w:t>On error</w:t>
             </w:r>
           </w:p>
         </w:tc>
@@ -6220,21 +3385,22 @@
       <w:tr>
         <w:tc>
           <w:tcPr>
-            <w:tcW w:type="dxa" w:w="4819"/>
+            <w:tcW w:type="dxa" w:w="1928"/>
           </w:tcPr>
           <w:p>
             <w:r/>
             <w:r>
               <w:rPr>
-                <w:sz w:val="18"/>
-              </w:rPr>
-              <w:t>Purpose</w:t>
+                <w:rFonts w:ascii="Consolas" w:hAnsi="Consolas" w:eastAsia="Consolas"/>
+                <w:sz w:val="18"/>
+              </w:rPr>
+              <w:t>int load_questions(const char *path, Question qs[], int max)</w:t>
             </w:r>
           </w:p>
         </w:tc>
         <w:tc>
           <w:tcPr>
-            <w:tcW w:type="dxa" w:w="4819"/>
+            <w:tcW w:type="dxa" w:w="1928"/>
           </w:tcPr>
           <w:p>
             <w:r/>
@@ -6242,40 +3408,82 @@
               <w:rPr>
                 <w:sz w:val="18"/>
               </w:rPr>
-              <w:t xml:space="preserve">Read up to </w:t>
+              <w:t>IQuiz (</w:t>
             </w:r>
             <w:r>
               <w:rPr>
                 <w:rFonts w:ascii="Consolas" w:hAnsi="Consolas" w:eastAsia="Consolas"/>
                 <w:sz w:val="18"/>
               </w:rPr>
+              <w:t>quiz.h</w:t>
+            </w:r>
+            <w:r>
+              <w:rPr>
+                <w:sz w:val="18"/>
+              </w:rPr>
+              <w:t>)</w:t>
+            </w:r>
+          </w:p>
+        </w:tc>
+        <w:tc>
+          <w:tcPr>
+            <w:tcW w:type="dxa" w:w="1928"/>
+          </w:tcPr>
+          <w:p>
+            <w:r/>
+            <w:r>
+              <w:rPr>
+                <w:sz w:val="18"/>
+              </w:rPr>
+              <w:t xml:space="preserve">Reads up to </w:t>
+            </w:r>
+            <w:r>
+              <w:rPr>
+                <w:rFonts w:ascii="Consolas" w:hAnsi="Consolas" w:eastAsia="Consolas"/>
+                <w:sz w:val="18"/>
+              </w:rPr>
               <w:t>max</w:t>
             </w:r>
             <w:r>
               <w:rPr>
                 <w:sz w:val="18"/>
               </w:rPr>
-              <w:t xml:space="preserve"> questions from the file at </w:t>
+              <w:t xml:space="preserve"> questions from the file into </w:t>
             </w:r>
             <w:r>
               <w:rPr>
                 <w:rFonts w:ascii="Consolas" w:hAnsi="Consolas" w:eastAsia="Consolas"/>
                 <w:sz w:val="18"/>
               </w:rPr>
-              <w:t>path</w:t>
-            </w:r>
-            <w:r>
-              <w:rPr>
-                <w:sz w:val="18"/>
-              </w:rPr>
-              <w:t xml:space="preserve"> into </w:t>
-            </w:r>
-            <w:r>
-              <w:rPr>
-                <w:rFonts w:ascii="Consolas" w:hAnsi="Consolas" w:eastAsia="Consolas"/>
-                <w:sz w:val="18"/>
-              </w:rPr>
               <w:t>qs</w:t>
+            </w:r>
+          </w:p>
+        </w:tc>
+        <w:tc>
+          <w:tcPr>
+            <w:tcW w:type="dxa" w:w="1928"/>
+          </w:tcPr>
+          <w:p>
+            <w:r/>
+            <w:r>
+              <w:rPr>
+                <w:sz w:val="18"/>
+              </w:rPr>
+              <w:t>Number loaded, or -1 on error</w:t>
+            </w:r>
+          </w:p>
+        </w:tc>
+        <w:tc>
+          <w:tcPr>
+            <w:tcW w:type="dxa" w:w="1928"/>
+          </w:tcPr>
+          <w:p>
+            <w:r/>
+            <w:r>
+              <w:rPr>
+                <w:sz w:val="18"/>
+              </w:rPr>
+              <w:t>File missing or no valid question: -1 (the caller prints the message)</w:t>
             </w:r>
           </w:p>
         </w:tc>
@@ -6283,21 +3491,22 @@
       <w:tr>
         <w:tc>
           <w:tcPr>
-            <w:tcW w:type="dxa" w:w="4819"/>
+            <w:tcW w:type="dxa" w:w="1928"/>
           </w:tcPr>
           <w:p>
             <w:r/>
             <w:r>
               <w:rPr>
-                <w:sz w:val="18"/>
-              </w:rPr>
-              <w:t>Returns</w:t>
+                <w:rFonts w:ascii="Consolas" w:hAnsi="Consolas" w:eastAsia="Consolas"/>
+                <w:sz w:val="18"/>
+              </w:rPr>
+              <w:t>void run_quiz(const Question qs[], int n, char answers[])</w:t>
             </w:r>
           </w:p>
         </w:tc>
         <w:tc>
           <w:tcPr>
-            <w:tcW w:type="dxa" w:w="4819"/>
+            <w:tcW w:type="dxa" w:w="1928"/>
           </w:tcPr>
           <w:p>
             <w:r/>
@@ -6305,7 +3514,108 @@
               <w:rPr>
                 <w:sz w:val="18"/>
               </w:rPr>
-              <w:t>Number of questions loaded (&gt;= 1), or -1 on error</w:t>
+              <w:t>IQuiz (</w:t>
+            </w:r>
+            <w:r>
+              <w:rPr>
+                <w:rFonts w:ascii="Consolas" w:hAnsi="Consolas" w:eastAsia="Consolas"/>
+                <w:sz w:val="18"/>
+              </w:rPr>
+              <w:t>quiz.h</w:t>
+            </w:r>
+            <w:r>
+              <w:rPr>
+                <w:sz w:val="18"/>
+              </w:rPr>
+              <w:t>)</w:t>
+            </w:r>
+          </w:p>
+        </w:tc>
+        <w:tc>
+          <w:tcPr>
+            <w:tcW w:type="dxa" w:w="1928"/>
+          </w:tcPr>
+          <w:p>
+            <w:r/>
+            <w:r>
+              <w:rPr>
+                <w:sz w:val="18"/>
+              </w:rPr>
+              <w:t xml:space="preserve">Shows questions 0 to n-1 one at a time and stores each answer as </w:t>
+            </w:r>
+            <w:r>
+              <w:rPr>
+                <w:rFonts w:ascii="Consolas" w:hAnsi="Consolas" w:eastAsia="Consolas"/>
+                <w:sz w:val="18"/>
+              </w:rPr>
+              <w:t>'A'</w:t>
+            </w:r>
+            <w:r>
+              <w:rPr>
+                <w:sz w:val="18"/>
+              </w:rPr>
+              <w:t xml:space="preserve"> to </w:t>
+            </w:r>
+            <w:r>
+              <w:rPr>
+                <w:rFonts w:ascii="Consolas" w:hAnsi="Consolas" w:eastAsia="Consolas"/>
+                <w:sz w:val="18"/>
+              </w:rPr>
+              <w:t>'D'</w:t>
+            </w:r>
+          </w:p>
+        </w:tc>
+        <w:tc>
+          <w:tcPr>
+            <w:tcW w:type="dxa" w:w="1928"/>
+          </w:tcPr>
+          <w:p>
+            <w:r/>
+            <w:r>
+              <w:rPr>
+                <w:sz w:val="18"/>
+              </w:rPr>
+              <w:t xml:space="preserve">nothing; </w:t>
+            </w:r>
+            <w:r>
+              <w:rPr>
+                <w:rFonts w:ascii="Consolas" w:hAnsi="Consolas" w:eastAsia="Consolas"/>
+                <w:sz w:val="18"/>
+              </w:rPr>
+              <w:t>answers[i]</w:t>
+            </w:r>
+            <w:r>
+              <w:rPr>
+                <w:sz w:val="18"/>
+              </w:rPr>
+              <w:t xml:space="preserve"> is filled</w:t>
+            </w:r>
+          </w:p>
+        </w:tc>
+        <w:tc>
+          <w:tcPr>
+            <w:tcW w:type="dxa" w:w="1928"/>
+          </w:tcPr>
+          <w:p>
+            <w:r/>
+            <w:r>
+              <w:rPr>
+                <w:sz w:val="18"/>
+              </w:rPr>
+              <w:t xml:space="preserve">Invalid choice: </w:t>
+            </w:r>
+            <w:r>
+              <w:rPr>
+                <w:rFonts w:ascii="Consolas" w:hAnsi="Consolas" w:eastAsia="Consolas"/>
+                <w:sz w:val="18"/>
+              </w:rPr>
+              <w:t>Error:</w:t>
+            </w:r>
+            <w:r>
+              <w:rPr>
+                <w:sz w:val="18"/>
+              </w:rPr>
+              <w:t xml:space="preserve"> line and the same question again. End of input: stops, remaining answers stay 0</w:t>
             </w:r>
           </w:p>
         </w:tc>
@@ -6313,21 +3623,22 @@
       <w:tr>
         <w:tc>
           <w:tcPr>
-            <w:tcW w:type="dxa" w:w="4819"/>
+            <w:tcW w:type="dxa" w:w="1928"/>
           </w:tcPr>
           <w:p>
             <w:r/>
             <w:r>
               <w:rPr>
-                <w:sz w:val="18"/>
-              </w:rPr>
-              <w:t>Errors</w:t>
+                <w:rFonts w:ascii="Consolas" w:hAnsi="Consolas" w:eastAsia="Consolas"/>
+                <w:sz w:val="18"/>
+              </w:rPr>
+              <w:t>Result calculate_result(const Question qs[], const char answers[], int n)</w:t>
             </w:r>
           </w:p>
         </w:tc>
         <w:tc>
           <w:tcPr>
-            <w:tcW w:type="dxa" w:w="4819"/>
+            <w:tcW w:type="dxa" w:w="1928"/>
           </w:tcPr>
           <w:p>
             <w:r/>
@@ -6335,7 +3646,89 @@
               <w:rPr>
                 <w:sz w:val="18"/>
               </w:rPr>
-              <w:t>File cannot be opened or contains no valid question: returns -1 (the caller prints the message)</w:t>
+              <w:t>IScore (</w:t>
+            </w:r>
+            <w:r>
+              <w:rPr>
+                <w:rFonts w:ascii="Consolas" w:hAnsi="Consolas" w:eastAsia="Consolas"/>
+                <w:sz w:val="18"/>
+              </w:rPr>
+              <w:t>score.h</w:t>
+            </w:r>
+            <w:r>
+              <w:rPr>
+                <w:sz w:val="18"/>
+              </w:rPr>
+              <w:t>)</w:t>
+            </w:r>
+          </w:p>
+        </w:tc>
+        <w:tc>
+          <w:tcPr>
+            <w:tcW w:type="dxa" w:w="1928"/>
+          </w:tcPr>
+          <w:p>
+            <w:r/>
+            <w:r>
+              <w:rPr>
+                <w:sz w:val="18"/>
+              </w:rPr>
+              <w:t>Checks the answers and works out score, counts, percentage and Pass/Fail (&gt;= 40%)</w:t>
+            </w:r>
+          </w:p>
+        </w:tc>
+        <w:tc>
+          <w:tcPr>
+            <w:tcW w:type="dxa" w:w="1928"/>
+          </w:tcPr>
+          <w:p>
+            <w:r/>
+            <w:r>
+              <w:rPr>
+                <w:sz w:val="18"/>
+              </w:rPr>
+              <w:t xml:space="preserve">A </w:t>
+            </w:r>
+            <w:r>
+              <w:rPr>
+                <w:rFonts w:ascii="Consolas" w:hAnsi="Consolas" w:eastAsia="Consolas"/>
+                <w:sz w:val="18"/>
+              </w:rPr>
+              <w:t>Result</w:t>
+            </w:r>
+          </w:p>
+        </w:tc>
+        <w:tc>
+          <w:tcPr>
+            <w:tcW w:type="dxa" w:w="1928"/>
+          </w:tcPr>
+          <w:p>
+            <w:r/>
+            <w:r>
+              <w:rPr>
+                <w:sz w:val="18"/>
+              </w:rPr>
+              <w:t xml:space="preserve">NULL argument or </w:t>
+            </w:r>
+            <w:r>
+              <w:rPr>
+                <w:rFonts w:ascii="Consolas" w:hAnsi="Consolas" w:eastAsia="Consolas"/>
+                <w:sz w:val="18"/>
+              </w:rPr>
+              <w:t>n &lt;= 0</w:t>
+            </w:r>
+            <w:r>
+              <w:rPr>
+                <w:sz w:val="18"/>
+              </w:rPr>
+              <w:t xml:space="preserve">: all-zero </w:t>
+            </w:r>
+            <w:r>
+              <w:rPr>
+                <w:rFonts w:ascii="Consolas" w:hAnsi="Consolas" w:eastAsia="Consolas"/>
+                <w:sz w:val="18"/>
+              </w:rPr>
+              <w:t>Result</w:t>
             </w:r>
           </w:p>
         </w:tc>
@@ -6343,21 +3736,22 @@
       <w:tr>
         <w:tc>
           <w:tcPr>
-            <w:tcW w:type="dxa" w:w="4819"/>
+            <w:tcW w:type="dxa" w:w="1928"/>
           </w:tcPr>
           <w:p>
             <w:r/>
             <w:r>
               <w:rPr>
-                <w:sz w:val="18"/>
-              </w:rPr>
-              <w:t>Notes</w:t>
+                <w:rFonts w:ascii="Consolas" w:hAnsi="Consolas" w:eastAsia="Consolas"/>
+                <w:sz w:val="18"/>
+              </w:rPr>
+              <w:t>void show_result(const Result *r)</w:t>
             </w:r>
           </w:p>
         </w:tc>
         <w:tc>
           <w:tcPr>
-            <w:tcW w:type="dxa" w:w="4819"/>
+            <w:tcW w:type="dxa" w:w="1928"/>
           </w:tcPr>
           <w:p>
             <w:r/>
@@ -6365,47 +3759,76 @@
               <w:rPr>
                 <w:sz w:val="18"/>
               </w:rPr>
-              <w:t>Every loaded question has exactly one correct letter A to D</w:t>
-            </w:r>
-          </w:p>
-        </w:tc>
-      </w:tr>
-    </w:tbl>
-    <w:p/>
-    <w:tbl>
-      <w:tblPr>
-        <w:tblStyle w:val="TableGrid"/>
-        <w:tblW w:type="auto" w:w="0"/>
-        <w:tblLook w:firstColumn="1" w:firstRow="1" w:lastColumn="0" w:lastRow="0" w:noHBand="0" w:noVBand="1" w:val="04A0"/>
-      </w:tblPr>
-      <w:tblGrid>
-        <w:gridCol w:w="4819"/>
-        <w:gridCol w:w="4819"/>
-      </w:tblGrid>
-      <w:tr>
-        <w:tc>
-          <w:tcPr>
-            <w:tcW w:type="dxa" w:w="4819"/>
-            <w:shd w:val="clear" w:color="auto" w:fill="D9E2F3"/>
-          </w:tcPr>
-          <w:p>
-            <w:r/>
+              <w:t>IScore (</w:t>
+            </w:r>
+            <w:r>
+              <w:rPr>
+                <w:rFonts w:ascii="Consolas" w:hAnsi="Consolas" w:eastAsia="Consolas"/>
+                <w:sz w:val="18"/>
+              </w:rPr>
+              <w:t>score.h</w:t>
+            </w:r>
+            <w:r>
+              <w:rPr>
+                <w:sz w:val="18"/>
+              </w:rPr>
+              <w:t>)</w:t>
+            </w:r>
           </w:p>
         </w:tc>
         <w:tc>
           <w:tcPr>
-            <w:tcW w:type="dxa" w:w="4819"/>
-            <w:shd w:val="clear" w:color="auto" w:fill="D9E2F3"/>
+            <w:tcW w:type="dxa" w:w="1928"/>
           </w:tcPr>
           <w:p>
             <w:r/>
             <w:r>
               <w:rPr>
+                <w:sz w:val="18"/>
+              </w:rPr>
+              <w:t>Prints score, percentage, counts and Pass/Fail</w:t>
+            </w:r>
+          </w:p>
+        </w:tc>
+        <w:tc>
+          <w:tcPr>
+            <w:tcW w:type="dxa" w:w="1928"/>
+          </w:tcPr>
+          <w:p>
+            <w:r/>
+            <w:r>
+              <w:rPr>
+                <w:sz w:val="18"/>
+              </w:rPr>
+              <w:t>nothing</w:t>
+            </w:r>
+          </w:p>
+        </w:tc>
+        <w:tc>
+          <w:tcPr>
+            <w:tcW w:type="dxa" w:w="1928"/>
+          </w:tcPr>
+          <w:p>
+            <w:r/>
+            <w:r>
+              <w:rPr>
                 <w:rFonts w:ascii="Consolas" w:hAnsi="Consolas" w:eastAsia="Consolas"/>
-                <w:b/>
-                <w:sz w:val="18"/>
-              </w:rPr>
-              <w:t>void run_quiz(const Question qs[], int n, char answers[])</w:t>
+                <w:sz w:val="18"/>
+              </w:rPr>
+              <w:t>r</w:t>
+            </w:r>
+            <w:r>
+              <w:rPr>
+                <w:sz w:val="18"/>
+              </w:rPr>
+              <w:t xml:space="preserve"> is NULL: </w:t>
+            </w:r>
+            <w:r>
+              <w:rPr>
+                <w:rFonts w:ascii="Consolas" w:hAnsi="Consolas" w:eastAsia="Consolas"/>
+                <w:sz w:val="18"/>
+              </w:rPr>
+              <w:t>Error: result is unavailable.</w:t>
             </w:r>
           </w:p>
         </w:tc>
@@ -6413,21 +3836,22 @@
       <w:tr>
         <w:tc>
           <w:tcPr>
-            <w:tcW w:type="dxa" w:w="4819"/>
+            <w:tcW w:type="dxa" w:w="1928"/>
           </w:tcPr>
           <w:p>
             <w:r/>
             <w:r>
               <w:rPr>
-                <w:sz w:val="18"/>
-              </w:rPr>
-              <w:t>Purpose</w:t>
+                <w:rFonts w:ascii="Consolas" w:hAnsi="Consolas" w:eastAsia="Consolas"/>
+                <w:sz w:val="18"/>
+              </w:rPr>
+              <w:t>int save_result(const char *name, const Result *r)</w:t>
             </w:r>
           </w:p>
         </w:tc>
         <w:tc>
           <w:tcPr>
-            <w:tcW w:type="dxa" w:w="4819"/>
+            <w:tcW w:type="dxa" w:w="1928"/>
           </w:tcPr>
           <w:p>
             <w:r/>
@@ -6435,7 +3859,88 @@
               <w:rPr>
                 <w:sz w:val="18"/>
               </w:rPr>
-              <w:t>Present questions 0 to n-1 one at a time and store each answer</w:t>
+              <w:t>IStorage (</w:t>
+            </w:r>
+            <w:r>
+              <w:rPr>
+                <w:rFonts w:ascii="Consolas" w:hAnsi="Consolas" w:eastAsia="Consolas"/>
+                <w:sz w:val="18"/>
+              </w:rPr>
+              <w:t>storage.h</w:t>
+            </w:r>
+            <w:r>
+              <w:rPr>
+                <w:sz w:val="18"/>
+              </w:rPr>
+              <w:t>)</w:t>
+            </w:r>
+          </w:p>
+        </w:tc>
+        <w:tc>
+          <w:tcPr>
+            <w:tcW w:type="dxa" w:w="1928"/>
+          </w:tcPr>
+          <w:p>
+            <w:r/>
+            <w:r>
+              <w:rPr>
+                <w:sz w:val="18"/>
+              </w:rPr>
+              <w:t xml:space="preserve">Appends one </w:t>
+            </w:r>
+            <w:r>
+              <w:rPr>
+                <w:rFonts w:ascii="Consolas" w:hAnsi="Consolas" w:eastAsia="Consolas"/>
+                <w:sz w:val="18"/>
+              </w:rPr>
+              <w:t>Name,Score</w:t>
+            </w:r>
+            <w:r>
+              <w:rPr>
+                <w:sz w:val="18"/>
+              </w:rPr>
+              <w:t xml:space="preserve"> line to </w:t>
+            </w:r>
+            <w:r>
+              <w:rPr>
+                <w:rFonts w:ascii="Consolas" w:hAnsi="Consolas" w:eastAsia="Consolas"/>
+                <w:sz w:val="18"/>
+              </w:rPr>
+              <w:t>results.txt</w:t>
+            </w:r>
+            <w:r>
+              <w:rPr>
+                <w:sz w:val="18"/>
+              </w:rPr>
+              <w:t>; commas and new lines in the name become spaces (SEC-2)</w:t>
+            </w:r>
+          </w:p>
+        </w:tc>
+        <w:tc>
+          <w:tcPr>
+            <w:tcW w:type="dxa" w:w="1928"/>
+          </w:tcPr>
+          <w:p>
+            <w:r/>
+            <w:r>
+              <w:rPr>
+                <w:sz w:val="18"/>
+              </w:rPr>
+              <w:t>0 on success, -1 on error</w:t>
+            </w:r>
+          </w:p>
+        </w:tc>
+        <w:tc>
+          <w:tcPr>
+            <w:tcW w:type="dxa" w:w="1928"/>
+          </w:tcPr>
+          <w:p>
+            <w:r/>
+            <w:r>
+              <w:rPr>
+                <w:sz w:val="18"/>
+              </w:rPr>
+              <w:t>NULL argument or file problem: -1, prints nothing</w:t>
             </w:r>
           </w:p>
         </w:tc>
@@ -6443,84 +3948,49 @@
       <w:tr>
         <w:tc>
           <w:tcPr>
-            <w:tcW w:type="dxa" w:w="4819"/>
+            <w:tcW w:type="dxa" w:w="1928"/>
           </w:tcPr>
           <w:p>
             <w:r/>
             <w:r>
               <w:rPr>
-                <w:sz w:val="18"/>
-              </w:rPr>
-              <w:t>After the call</w:t>
+                <w:rFonts w:ascii="Consolas" w:hAnsi="Consolas" w:eastAsia="Consolas"/>
+                <w:sz w:val="18"/>
+              </w:rPr>
+              <w:t>void show_leaderboard(void)</w:t>
             </w:r>
           </w:p>
         </w:tc>
         <w:tc>
           <w:tcPr>
-            <w:tcW w:type="dxa" w:w="4819"/>
+            <w:tcW w:type="dxa" w:w="1928"/>
           </w:tcPr>
           <w:p>
             <w:r/>
             <w:r>
               <w:rPr>
+                <w:sz w:val="18"/>
+              </w:rPr>
+              <w:t>IStorage (</w:t>
+            </w:r>
+            <w:r>
+              <w:rPr>
                 <w:rFonts w:ascii="Consolas" w:hAnsi="Consolas" w:eastAsia="Consolas"/>
                 <w:sz w:val="18"/>
               </w:rPr>
-              <w:t>answers[i]</w:t>
-            </w:r>
-            <w:r>
-              <w:rPr>
-                <w:sz w:val="18"/>
-              </w:rPr>
-              <w:t xml:space="preserve"> is </w:t>
-            </w:r>
-            <w:r>
-              <w:rPr>
-                <w:rFonts w:ascii="Consolas" w:hAnsi="Consolas" w:eastAsia="Consolas"/>
-                <w:sz w:val="18"/>
-              </w:rPr>
-              <w:t>'A'</w:t>
-            </w:r>
-            <w:r>
-              <w:rPr>
-                <w:sz w:val="18"/>
-              </w:rPr>
-              <w:t xml:space="preserve"> to </w:t>
-            </w:r>
-            <w:r>
-              <w:rPr>
-                <w:rFonts w:ascii="Consolas" w:hAnsi="Consolas" w:eastAsia="Consolas"/>
-                <w:sz w:val="18"/>
-              </w:rPr>
-              <w:t>'D'</w:t>
-            </w:r>
-            <w:r>
-              <w:rPr>
-                <w:sz w:val="18"/>
-              </w:rPr>
-              <w:t xml:space="preserve"> for each question that was answered</w:t>
-            </w:r>
-          </w:p>
-        </w:tc>
-      </w:tr>
-      <w:tr>
-        <w:tc>
-          <w:tcPr>
-            <w:tcW w:type="dxa" w:w="4819"/>
-          </w:tcPr>
-          <w:p>
-            <w:r/>
-            <w:r>
-              <w:rPr>
-                <w:sz w:val="18"/>
-              </w:rPr>
-              <w:t>Errors</w:t>
+              <w:t>storage.h</w:t>
+            </w:r>
+            <w:r>
+              <w:rPr>
+                <w:sz w:val="18"/>
+              </w:rPr>
+              <w:t>)</w:t>
             </w:r>
           </w:p>
         </w:tc>
         <w:tc>
           <w:tcPr>
-            <w:tcW w:type="dxa" w:w="4819"/>
+            <w:tcW w:type="dxa" w:w="1928"/>
           </w:tcPr>
           <w:p>
             <w:r/>
@@ -6528,20 +3998,48 @@
               <w:rPr>
                 <w:sz w:val="18"/>
               </w:rPr>
-              <w:t xml:space="preserve">Invalid choice: prints an </w:t>
+              <w:t xml:space="preserve">Reads </w:t>
             </w:r>
             <w:r>
               <w:rPr>
                 <w:rFonts w:ascii="Consolas" w:hAnsi="Consolas" w:eastAsia="Consolas"/>
                 <w:sz w:val="18"/>
               </w:rPr>
-              <w:t>Error:</w:t>
-            </w:r>
-            <w:r>
-              <w:rPr>
-                <w:sz w:val="18"/>
-              </w:rPr>
-              <w:t xml:space="preserve"> line and asks again; end of input: returns with the remaining answers untouched (the caller sets the array to zero first)</w:t>
+              <w:t>results.txt</w:t>
+            </w:r>
+            <w:r>
+              <w:rPr>
+                <w:sz w:val="18"/>
+              </w:rPr>
+              <w:t xml:space="preserve"> and prints the entries from highest to lowest score</w:t>
+            </w:r>
+          </w:p>
+        </w:tc>
+        <w:tc>
+          <w:tcPr>
+            <w:tcW w:type="dxa" w:w="1928"/>
+          </w:tcPr>
+          <w:p>
+            <w:r/>
+            <w:r>
+              <w:rPr>
+                <w:sz w:val="18"/>
+              </w:rPr>
+              <w:t>nothing</w:t>
+            </w:r>
+          </w:p>
+        </w:tc>
+        <w:tc>
+          <w:tcPr>
+            <w:tcW w:type="dxa" w:w="1928"/>
+          </w:tcPr>
+          <w:p>
+            <w:r/>
+            <w:r>
+              <w:rPr>
+                <w:sz w:val="18"/>
+              </w:rPr>
+              <w:t>File missing or unreadable: short "no results yet" message; bad lines are skipped</w:t>
             </w:r>
           </w:p>
         </w:tc>
@@ -6549,763 +4047,10 @@
     </w:tbl>
     <w:p/>
     <w:p>
-      <w:pPr>
-        <w:pStyle w:val="Heading4"/>
-      </w:pPr>
-      <w:r>
-        <w:t>IScore (</w:t>
-      </w:r>
       <w:r>
         <w:rPr>
-          <w:rFonts w:ascii="Consolas" w:hAnsi="Consolas" w:eastAsia="Consolas"/>
+          <w:b/>
         </w:rPr>
-        <w:t>include/score.h</w:t>
-      </w:r>
-      <w:r>
-        <w:t xml:space="preserve">, implemented in </w:t>
-      </w:r>
-      <w:r>
-        <w:rPr>
-          <w:rFonts w:ascii="Consolas" w:hAnsi="Consolas" w:eastAsia="Consolas"/>
-        </w:rPr>
-        <w:t>src/score.c</w:t>
-      </w:r>
-      <w:r>
-        <w:t>)</w:t>
-      </w:r>
-    </w:p>
-    <w:tbl>
-      <w:tblPr>
-        <w:tblStyle w:val="TableGrid"/>
-        <w:tblW w:type="auto" w:w="0"/>
-        <w:tblLook w:firstColumn="1" w:firstRow="1" w:lastColumn="0" w:lastRow="0" w:noHBand="0" w:noVBand="1" w:val="04A0"/>
-      </w:tblPr>
-      <w:tblGrid>
-        <w:gridCol w:w="4819"/>
-        <w:gridCol w:w="4819"/>
-      </w:tblGrid>
-      <w:tr>
-        <w:tc>
-          <w:tcPr>
-            <w:tcW w:type="dxa" w:w="4819"/>
-            <w:shd w:val="clear" w:color="auto" w:fill="D9E2F3"/>
-          </w:tcPr>
-          <w:p>
-            <w:r/>
-          </w:p>
-        </w:tc>
-        <w:tc>
-          <w:tcPr>
-            <w:tcW w:type="dxa" w:w="4819"/>
-            <w:shd w:val="clear" w:color="auto" w:fill="D9E2F3"/>
-          </w:tcPr>
-          <w:p>
-            <w:r/>
-            <w:r>
-              <w:rPr>
-                <w:rFonts w:ascii="Consolas" w:hAnsi="Consolas" w:eastAsia="Consolas"/>
-                <w:b/>
-                <w:sz w:val="18"/>
-              </w:rPr>
-              <w:t>Result calculate_result(const Question qs[], const char answers[], int n)</w:t>
-            </w:r>
-          </w:p>
-        </w:tc>
-      </w:tr>
-      <w:tr>
-        <w:tc>
-          <w:tcPr>
-            <w:tcW w:type="dxa" w:w="4819"/>
-          </w:tcPr>
-          <w:p>
-            <w:r/>
-            <w:r>
-              <w:rPr>
-                <w:sz w:val="18"/>
-              </w:rPr>
-              <w:t>Purpose</w:t>
-            </w:r>
-          </w:p>
-        </w:tc>
-        <w:tc>
-          <w:tcPr>
-            <w:tcW w:type="dxa" w:w="4819"/>
-          </w:tcPr>
-          <w:p>
-            <w:r/>
-            <w:r>
-              <w:rPr>
-                <w:sz w:val="18"/>
-              </w:rPr>
-              <w:t>Check the answers and work out the result</w:t>
-            </w:r>
-          </w:p>
-        </w:tc>
-      </w:tr>
-      <w:tr>
-        <w:tc>
-          <w:tcPr>
-            <w:tcW w:type="dxa" w:w="4819"/>
-          </w:tcPr>
-          <w:p>
-            <w:r/>
-            <w:r>
-              <w:rPr>
-                <w:sz w:val="18"/>
-              </w:rPr>
-              <w:t>Returns</w:t>
-            </w:r>
-          </w:p>
-        </w:tc>
-        <w:tc>
-          <w:tcPr>
-            <w:tcW w:type="dxa" w:w="4819"/>
-          </w:tcPr>
-          <w:p>
-            <w:r/>
-            <w:r>
-              <w:rPr>
-                <w:sz w:val="18"/>
-              </w:rPr>
-              <w:t xml:space="preserve">A </w:t>
-            </w:r>
-            <w:r>
-              <w:rPr>
-                <w:rFonts w:ascii="Consolas" w:hAnsi="Consolas" w:eastAsia="Consolas"/>
-                <w:sz w:val="18"/>
-              </w:rPr>
-              <w:t>Result</w:t>
-            </w:r>
-            <w:r>
-              <w:rPr>
-                <w:sz w:val="18"/>
-              </w:rPr>
-              <w:t xml:space="preserve">: </w:t>
-            </w:r>
-            <w:r>
-              <w:rPr>
-                <w:rFonts w:ascii="Consolas" w:hAnsi="Consolas" w:eastAsia="Consolas"/>
-                <w:sz w:val="18"/>
-              </w:rPr>
-              <w:t>score</w:t>
-            </w:r>
-            <w:r>
-              <w:rPr>
-                <w:sz w:val="18"/>
-              </w:rPr>
-              <w:t xml:space="preserve">, </w:t>
-            </w:r>
-            <w:r>
-              <w:rPr>
-                <w:rFonts w:ascii="Consolas" w:hAnsi="Consolas" w:eastAsia="Consolas"/>
-                <w:sz w:val="18"/>
-              </w:rPr>
-              <w:t>correct</w:t>
-            </w:r>
-            <w:r>
-              <w:rPr>
-                <w:sz w:val="18"/>
-              </w:rPr>
-              <w:t xml:space="preserve">, </w:t>
-            </w:r>
-            <w:r>
-              <w:rPr>
-                <w:rFonts w:ascii="Consolas" w:hAnsi="Consolas" w:eastAsia="Consolas"/>
-                <w:sz w:val="18"/>
-              </w:rPr>
-              <w:t>incorrect</w:t>
-            </w:r>
-            <w:r>
-              <w:rPr>
-                <w:sz w:val="18"/>
-              </w:rPr>
-              <w:t xml:space="preserve">, </w:t>
-            </w:r>
-            <w:r>
-              <w:rPr>
-                <w:rFonts w:ascii="Consolas" w:hAnsi="Consolas" w:eastAsia="Consolas"/>
-                <w:sz w:val="18"/>
-              </w:rPr>
-              <w:t>total</w:t>
-            </w:r>
-            <w:r>
-              <w:rPr>
-                <w:sz w:val="18"/>
-              </w:rPr>
-              <w:t xml:space="preserve">, </w:t>
-            </w:r>
-            <w:r>
-              <w:rPr>
-                <w:rFonts w:ascii="Consolas" w:hAnsi="Consolas" w:eastAsia="Consolas"/>
-                <w:sz w:val="18"/>
-              </w:rPr>
-              <w:t>percent = score / total * 100</w:t>
-            </w:r>
-            <w:r>
-              <w:rPr>
-                <w:sz w:val="18"/>
-              </w:rPr>
-              <w:t xml:space="preserve">, </w:t>
-            </w:r>
-            <w:r>
-              <w:rPr>
-                <w:rFonts w:ascii="Consolas" w:hAnsi="Consolas" w:eastAsia="Consolas"/>
-                <w:sz w:val="18"/>
-              </w:rPr>
-              <w:t>passed = (percent &gt;= 40.0)</w:t>
-            </w:r>
-          </w:p>
-        </w:tc>
-      </w:tr>
-      <w:tr>
-        <w:tc>
-          <w:tcPr>
-            <w:tcW w:type="dxa" w:w="4819"/>
-          </w:tcPr>
-          <w:p>
-            <w:r/>
-            <w:r>
-              <w:rPr>
-                <w:sz w:val="18"/>
-              </w:rPr>
-              <w:t>Errors</w:t>
-            </w:r>
-          </w:p>
-        </w:tc>
-        <w:tc>
-          <w:tcPr>
-            <w:tcW w:type="dxa" w:w="4819"/>
-          </w:tcPr>
-          <w:p>
-            <w:r/>
-            <w:r>
-              <w:rPr>
-                <w:rFonts w:ascii="Consolas" w:hAnsi="Consolas" w:eastAsia="Consolas"/>
-                <w:sz w:val="18"/>
-              </w:rPr>
-              <w:t>qs</w:t>
-            </w:r>
-            <w:r>
-              <w:rPr>
-                <w:sz w:val="18"/>
-              </w:rPr>
-              <w:t xml:space="preserve"> or </w:t>
-            </w:r>
-            <w:r>
-              <w:rPr>
-                <w:rFonts w:ascii="Consolas" w:hAnsi="Consolas" w:eastAsia="Consolas"/>
-                <w:sz w:val="18"/>
-              </w:rPr>
-              <w:t>answers</w:t>
-            </w:r>
-            <w:r>
-              <w:rPr>
-                <w:sz w:val="18"/>
-              </w:rPr>
-              <w:t xml:space="preserve"> is NULL, or </w:t>
-            </w:r>
-            <w:r>
-              <w:rPr>
-                <w:rFonts w:ascii="Consolas" w:hAnsi="Consolas" w:eastAsia="Consolas"/>
-                <w:sz w:val="18"/>
-              </w:rPr>
-              <w:t>n &lt;= 0</w:t>
-            </w:r>
-            <w:r>
-              <w:rPr>
-                <w:sz w:val="18"/>
-              </w:rPr>
-              <w:t xml:space="preserve">: returns an all-zero </w:t>
-            </w:r>
-            <w:r>
-              <w:rPr>
-                <w:rFonts w:ascii="Consolas" w:hAnsi="Consolas" w:eastAsia="Consolas"/>
-                <w:sz w:val="18"/>
-              </w:rPr>
-              <w:t>Result</w:t>
-            </w:r>
-          </w:p>
-        </w:tc>
-      </w:tr>
-    </w:tbl>
-    <w:p/>
-    <w:tbl>
-      <w:tblPr>
-        <w:tblStyle w:val="TableGrid"/>
-        <w:tblW w:type="auto" w:w="0"/>
-        <w:tblLook w:firstColumn="1" w:firstRow="1" w:lastColumn="0" w:lastRow="0" w:noHBand="0" w:noVBand="1" w:val="04A0"/>
-      </w:tblPr>
-      <w:tblGrid>
-        <w:gridCol w:w="4819"/>
-        <w:gridCol w:w="4819"/>
-      </w:tblGrid>
-      <w:tr>
-        <w:tc>
-          <w:tcPr>
-            <w:tcW w:type="dxa" w:w="4819"/>
-            <w:shd w:val="clear" w:color="auto" w:fill="D9E2F3"/>
-          </w:tcPr>
-          <w:p>
-            <w:r/>
-          </w:p>
-        </w:tc>
-        <w:tc>
-          <w:tcPr>
-            <w:tcW w:type="dxa" w:w="4819"/>
-            <w:shd w:val="clear" w:color="auto" w:fill="D9E2F3"/>
-          </w:tcPr>
-          <w:p>
-            <w:r/>
-            <w:r>
-              <w:rPr>
-                <w:rFonts w:ascii="Consolas" w:hAnsi="Consolas" w:eastAsia="Consolas"/>
-                <w:b/>
-                <w:sz w:val="18"/>
-              </w:rPr>
-              <w:t>void show_result(const Result *r)</w:t>
-            </w:r>
-          </w:p>
-        </w:tc>
-      </w:tr>
-      <w:tr>
-        <w:tc>
-          <w:tcPr>
-            <w:tcW w:type="dxa" w:w="4819"/>
-          </w:tcPr>
-          <w:p>
-            <w:r/>
-            <w:r>
-              <w:rPr>
-                <w:sz w:val="18"/>
-              </w:rPr>
-              <w:t>Purpose</w:t>
-            </w:r>
-          </w:p>
-        </w:tc>
-        <w:tc>
-          <w:tcPr>
-            <w:tcW w:type="dxa" w:w="4819"/>
-          </w:tcPr>
-          <w:p>
-            <w:r/>
-            <w:r>
-              <w:rPr>
-                <w:sz w:val="18"/>
-              </w:rPr>
-              <w:t>Print score, percentage, correct and incorrect counts, and Pass/Fail</w:t>
-            </w:r>
-          </w:p>
-        </w:tc>
-      </w:tr>
-      <w:tr>
-        <w:tc>
-          <w:tcPr>
-            <w:tcW w:type="dxa" w:w="4819"/>
-          </w:tcPr>
-          <w:p>
-            <w:r/>
-            <w:r>
-              <w:rPr>
-                <w:sz w:val="18"/>
-              </w:rPr>
-              <w:t>Errors</w:t>
-            </w:r>
-          </w:p>
-        </w:tc>
-        <w:tc>
-          <w:tcPr>
-            <w:tcW w:type="dxa" w:w="4819"/>
-          </w:tcPr>
-          <w:p>
-            <w:r/>
-            <w:r>
-              <w:rPr>
-                <w:rFonts w:ascii="Consolas" w:hAnsi="Consolas" w:eastAsia="Consolas"/>
-                <w:sz w:val="18"/>
-              </w:rPr>
-              <w:t>r</w:t>
-            </w:r>
-            <w:r>
-              <w:rPr>
-                <w:sz w:val="18"/>
-              </w:rPr>
-              <w:t xml:space="preserve"> is NULL: prints </w:t>
-            </w:r>
-            <w:r>
-              <w:rPr>
-                <w:rFonts w:ascii="Consolas" w:hAnsi="Consolas" w:eastAsia="Consolas"/>
-                <w:sz w:val="18"/>
-              </w:rPr>
-              <w:t>Error: result is unavailable.</w:t>
-            </w:r>
-          </w:p>
-        </w:tc>
-      </w:tr>
-    </w:tbl>
-    <w:p/>
-    <w:p>
-      <w:pPr>
-        <w:pStyle w:val="Heading4"/>
-      </w:pPr>
-      <w:r>
-        <w:t>IStorage (</w:t>
-      </w:r>
-      <w:r>
-        <w:rPr>
-          <w:rFonts w:ascii="Consolas" w:hAnsi="Consolas" w:eastAsia="Consolas"/>
-        </w:rPr>
-        <w:t>include/storage.h</w:t>
-      </w:r>
-      <w:r>
-        <w:t xml:space="preserve">, implemented in </w:t>
-      </w:r>
-      <w:r>
-        <w:rPr>
-          <w:rFonts w:ascii="Consolas" w:hAnsi="Consolas" w:eastAsia="Consolas"/>
-        </w:rPr>
-        <w:t>src/storage.c</w:t>
-      </w:r>
-      <w:r>
-        <w:t>)</w:t>
-      </w:r>
-    </w:p>
-    <w:tbl>
-      <w:tblPr>
-        <w:tblStyle w:val="TableGrid"/>
-        <w:tblW w:type="auto" w:w="0"/>
-        <w:tblLook w:firstColumn="1" w:firstRow="1" w:lastColumn="0" w:lastRow="0" w:noHBand="0" w:noVBand="1" w:val="04A0"/>
-      </w:tblPr>
-      <w:tblGrid>
-        <w:gridCol w:w="4819"/>
-        <w:gridCol w:w="4819"/>
-      </w:tblGrid>
-      <w:tr>
-        <w:tc>
-          <w:tcPr>
-            <w:tcW w:type="dxa" w:w="4819"/>
-            <w:shd w:val="clear" w:color="auto" w:fill="D9E2F3"/>
-          </w:tcPr>
-          <w:p>
-            <w:r/>
-          </w:p>
-        </w:tc>
-        <w:tc>
-          <w:tcPr>
-            <w:tcW w:type="dxa" w:w="4819"/>
-            <w:shd w:val="clear" w:color="auto" w:fill="D9E2F3"/>
-          </w:tcPr>
-          <w:p>
-            <w:r/>
-            <w:r>
-              <w:rPr>
-                <w:rFonts w:ascii="Consolas" w:hAnsi="Consolas" w:eastAsia="Consolas"/>
-                <w:b/>
-                <w:sz w:val="18"/>
-              </w:rPr>
-              <w:t>int save_result(const char *name, const Result *r)</w:t>
-            </w:r>
-          </w:p>
-        </w:tc>
-      </w:tr>
-      <w:tr>
-        <w:tc>
-          <w:tcPr>
-            <w:tcW w:type="dxa" w:w="4819"/>
-          </w:tcPr>
-          <w:p>
-            <w:r/>
-            <w:r>
-              <w:rPr>
-                <w:sz w:val="18"/>
-              </w:rPr>
-              <w:t>Purpose</w:t>
-            </w:r>
-          </w:p>
-        </w:tc>
-        <w:tc>
-          <w:tcPr>
-            <w:tcW w:type="dxa" w:w="4819"/>
-          </w:tcPr>
-          <w:p>
-            <w:r/>
-            <w:r>
-              <w:rPr>
-                <w:sz w:val="18"/>
-              </w:rPr>
-              <w:t xml:space="preserve">Append one </w:t>
-            </w:r>
-            <w:r>
-              <w:rPr>
-                <w:rFonts w:ascii="Consolas" w:hAnsi="Consolas" w:eastAsia="Consolas"/>
-                <w:sz w:val="18"/>
-              </w:rPr>
-              <w:t>Name,Score</w:t>
-            </w:r>
-            <w:r>
-              <w:rPr>
-                <w:sz w:val="18"/>
-              </w:rPr>
-              <w:t xml:space="preserve"> line to </w:t>
-            </w:r>
-            <w:r>
-              <w:rPr>
-                <w:rFonts w:ascii="Consolas" w:hAnsi="Consolas" w:eastAsia="Consolas"/>
-                <w:sz w:val="18"/>
-              </w:rPr>
-              <w:t>results.txt</w:t>
-            </w:r>
-          </w:p>
-        </w:tc>
-      </w:tr>
-      <w:tr>
-        <w:tc>
-          <w:tcPr>
-            <w:tcW w:type="dxa" w:w="4819"/>
-          </w:tcPr>
-          <w:p>
-            <w:r/>
-            <w:r>
-              <w:rPr>
-                <w:sz w:val="18"/>
-              </w:rPr>
-              <w:t>Returns</w:t>
-            </w:r>
-          </w:p>
-        </w:tc>
-        <w:tc>
-          <w:tcPr>
-            <w:tcW w:type="dxa" w:w="4819"/>
-          </w:tcPr>
-          <w:p>
-            <w:r/>
-            <w:r>
-              <w:rPr>
-                <w:sz w:val="18"/>
-              </w:rPr>
-              <w:t>0 on success, -1 on any error</w:t>
-            </w:r>
-          </w:p>
-        </w:tc>
-      </w:tr>
-      <w:tr>
-        <w:tc>
-          <w:tcPr>
-            <w:tcW w:type="dxa" w:w="4819"/>
-          </w:tcPr>
-          <w:p>
-            <w:r/>
-            <w:r>
-              <w:rPr>
-                <w:sz w:val="18"/>
-              </w:rPr>
-              <w:t>Errors</w:t>
-            </w:r>
-          </w:p>
-        </w:tc>
-        <w:tc>
-          <w:tcPr>
-            <w:tcW w:type="dxa" w:w="4819"/>
-          </w:tcPr>
-          <w:p>
-            <w:r/>
-            <w:r>
-              <w:rPr>
-                <w:sz w:val="18"/>
-              </w:rPr>
-              <w:t>NULL argument, file cannot be opened or closed: returns -1 and prints nothing</w:t>
-            </w:r>
-          </w:p>
-        </w:tc>
-      </w:tr>
-      <w:tr>
-        <w:tc>
-          <w:tcPr>
-            <w:tcW w:type="dxa" w:w="4819"/>
-          </w:tcPr>
-          <w:p>
-            <w:r/>
-            <w:r>
-              <w:rPr>
-                <w:sz w:val="18"/>
-              </w:rPr>
-              <w:t>Notes</w:t>
-            </w:r>
-          </w:p>
-        </w:tc>
-        <w:tc>
-          <w:tcPr>
-            <w:tcW w:type="dxa" w:w="4819"/>
-          </w:tcPr>
-          <w:p>
-            <w:r/>
-            <w:r>
-              <w:rPr>
-                <w:sz w:val="18"/>
-              </w:rPr>
-              <w:t xml:space="preserve">Commas, </w:t>
-            </w:r>
-            <w:r>
-              <w:rPr>
-                <w:rFonts w:ascii="Consolas" w:hAnsi="Consolas" w:eastAsia="Consolas"/>
-                <w:sz w:val="18"/>
-              </w:rPr>
-              <w:t>\r</w:t>
-            </w:r>
-            <w:r>
-              <w:rPr>
-                <w:sz w:val="18"/>
-              </w:rPr>
-              <w:t xml:space="preserve"> and </w:t>
-            </w:r>
-            <w:r>
-              <w:rPr>
-                <w:rFonts w:ascii="Consolas" w:hAnsi="Consolas" w:eastAsia="Consolas"/>
-                <w:sz w:val="18"/>
-              </w:rPr>
-              <w:t>\n</w:t>
-            </w:r>
-            <w:r>
-              <w:rPr>
-                <w:sz w:val="18"/>
-              </w:rPr>
-              <w:t xml:space="preserve"> in </w:t>
-            </w:r>
-            <w:r>
-              <w:rPr>
-                <w:rFonts w:ascii="Consolas" w:hAnsi="Consolas" w:eastAsia="Consolas"/>
-                <w:sz w:val="18"/>
-              </w:rPr>
-              <w:t>name</w:t>
-            </w:r>
-            <w:r>
-              <w:rPr>
-                <w:sz w:val="18"/>
-              </w:rPr>
-              <w:t xml:space="preserve"> are replaced by spaces (SEC-2)</w:t>
-            </w:r>
-          </w:p>
-        </w:tc>
-      </w:tr>
-    </w:tbl>
-    <w:p/>
-    <w:tbl>
-      <w:tblPr>
-        <w:tblStyle w:val="TableGrid"/>
-        <w:tblW w:type="auto" w:w="0"/>
-        <w:tblLook w:firstColumn="1" w:firstRow="1" w:lastColumn="0" w:lastRow="0" w:noHBand="0" w:noVBand="1" w:val="04A0"/>
-      </w:tblPr>
-      <w:tblGrid>
-        <w:gridCol w:w="4819"/>
-        <w:gridCol w:w="4819"/>
-      </w:tblGrid>
-      <w:tr>
-        <w:tc>
-          <w:tcPr>
-            <w:tcW w:type="dxa" w:w="4819"/>
-            <w:shd w:val="clear" w:color="auto" w:fill="D9E2F3"/>
-          </w:tcPr>
-          <w:p>
-            <w:r/>
-          </w:p>
-        </w:tc>
-        <w:tc>
-          <w:tcPr>
-            <w:tcW w:type="dxa" w:w="4819"/>
-            <w:shd w:val="clear" w:color="auto" w:fill="D9E2F3"/>
-          </w:tcPr>
-          <w:p>
-            <w:r/>
-            <w:r>
-              <w:rPr>
-                <w:rFonts w:ascii="Consolas" w:hAnsi="Consolas" w:eastAsia="Consolas"/>
-                <w:b/>
-                <w:sz w:val="18"/>
-              </w:rPr>
-              <w:t>void show_leaderboard(void)</w:t>
-            </w:r>
-          </w:p>
-        </w:tc>
-      </w:tr>
-      <w:tr>
-        <w:tc>
-          <w:tcPr>
-            <w:tcW w:type="dxa" w:w="4819"/>
-          </w:tcPr>
-          <w:p>
-            <w:r/>
-            <w:r>
-              <w:rPr>
-                <w:sz w:val="18"/>
-              </w:rPr>
-              <w:t>Purpose</w:t>
-            </w:r>
-          </w:p>
-        </w:tc>
-        <w:tc>
-          <w:tcPr>
-            <w:tcW w:type="dxa" w:w="4819"/>
-          </w:tcPr>
-          <w:p>
-            <w:r/>
-            <w:r>
-              <w:rPr>
-                <w:sz w:val="18"/>
-              </w:rPr>
-              <w:t xml:space="preserve">Read </w:t>
-            </w:r>
-            <w:r>
-              <w:rPr>
-                <w:rFonts w:ascii="Consolas" w:hAnsi="Consolas" w:eastAsia="Consolas"/>
-                <w:sz w:val="18"/>
-              </w:rPr>
-              <w:t>results.txt</w:t>
-            </w:r>
-            <w:r>
-              <w:rPr>
-                <w:sz w:val="18"/>
-              </w:rPr>
-              <w:t xml:space="preserve"> and print the entries sorted by score, highest first</w:t>
-            </w:r>
-          </w:p>
-        </w:tc>
-      </w:tr>
-      <w:tr>
-        <w:tc>
-          <w:tcPr>
-            <w:tcW w:type="dxa" w:w="4819"/>
-          </w:tcPr>
-          <w:p>
-            <w:r/>
-            <w:r>
-              <w:rPr>
-                <w:sz w:val="18"/>
-              </w:rPr>
-              <w:t>Errors</w:t>
-            </w:r>
-          </w:p>
-        </w:tc>
-        <w:tc>
-          <w:tcPr>
-            <w:tcW w:type="dxa" w:w="4819"/>
-          </w:tcPr>
-          <w:p>
-            <w:r/>
-            <w:r>
-              <w:rPr>
-                <w:sz w:val="18"/>
-              </w:rPr>
-              <w:t>File missing or unreadable: prints a short "no results yet" message and returns; lines in the wrong format are skipped</w:t>
-            </w:r>
-          </w:p>
-        </w:tc>
-      </w:tr>
-    </w:tbl>
-    <w:p/>
-    <w:p>
-      <w:pPr>
-        <w:pStyle w:val="Heading4"/>
-      </w:pPr>
-      <w:r>
         <w:t>File formats</w:t>
       </w:r>
     </w:p>
@@ -7469,16 +4214,15 @@
         <w:tblLook w:firstColumn="1" w:firstRow="1" w:lastColumn="0" w:lastRow="0" w:noHBand="0" w:noVBand="1" w:val="04A0"/>
       </w:tblPr>
       <w:tblGrid>
-        <w:gridCol w:w="1928"/>
-        <w:gridCol w:w="1928"/>
-        <w:gridCol w:w="1928"/>
-        <w:gridCol w:w="1928"/>
-        <w:gridCol w:w="1928"/>
+        <w:gridCol w:w="2409"/>
+        <w:gridCol w:w="2409"/>
+        <w:gridCol w:w="2409"/>
+        <w:gridCol w:w="2409"/>
       </w:tblGrid>
       <w:tr>
         <w:tc>
           <w:tcPr>
-            <w:tcW w:type="dxa" w:w="1928"/>
+            <w:tcW w:type="dxa" w:w="2409"/>
             <w:shd w:val="clear" w:color="auto" w:fill="D9E2F3"/>
           </w:tcPr>
           <w:p>
@@ -7494,7 +4238,7 @@
         </w:tc>
         <w:tc>
           <w:tcPr>
-            <w:tcW w:type="dxa" w:w="1928"/>
+            <w:tcW w:type="dxa" w:w="2409"/>
             <w:shd w:val="clear" w:color="auto" w:fill="D9E2F3"/>
           </w:tcPr>
           <w:p>
@@ -7510,7 +4254,7 @@
         </w:tc>
         <w:tc>
           <w:tcPr>
-            <w:tcW w:type="dxa" w:w="1928"/>
+            <w:tcW w:type="dxa" w:w="2409"/>
             <w:shd w:val="clear" w:color="auto" w:fill="D9E2F3"/>
           </w:tcPr>
           <w:p>
@@ -7520,29 +4264,13 @@
                 <w:b/>
                 <w:sz w:val="18"/>
               </w:rPr>
-              <w:t>Detected by</w:t>
+              <w:t>Response</w:t>
             </w:r>
           </w:p>
         </w:tc>
         <w:tc>
           <w:tcPr>
-            <w:tcW w:type="dxa" w:w="1928"/>
-            <w:shd w:val="clear" w:color="auto" w:fill="D9E2F3"/>
-          </w:tcPr>
-          <w:p>
-            <w:r/>
-            <w:r>
-              <w:rPr>
-                <w:b/>
-                <w:sz w:val="18"/>
-              </w:rPr>
-              <w:t>Response</w:t>
-            </w:r>
-          </w:p>
-        </w:tc>
-        <w:tc>
-          <w:tcPr>
-            <w:tcW w:type="dxa" w:w="1928"/>
+            <w:tcW w:type="dxa" w:w="2409"/>
             <w:shd w:val="clear" w:color="auto" w:fill="D9E2F3"/>
           </w:tcPr>
           <w:p>
@@ -7560,7 +4288,7 @@
       <w:tr>
         <w:tc>
           <w:tcPr>
-            <w:tcW w:type="dxa" w:w="1928"/>
+            <w:tcW w:type="dxa" w:w="2409"/>
           </w:tcPr>
           <w:p>
             <w:r/>
@@ -7574,7 +4302,7 @@
         </w:tc>
         <w:tc>
           <w:tcPr>
-            <w:tcW w:type="dxa" w:w="1928"/>
+            <w:tcW w:type="dxa" w:w="2409"/>
           </w:tcPr>
           <w:p>
             <w:r/>
@@ -7582,13 +4310,13 @@
               <w:rPr>
                 <w:sz w:val="18"/>
               </w:rPr>
-              <w:t>Menu input is non-numeric, empty, has trailing text or is outside 1 to 4</w:t>
+              <w:t>Menu input is not 1 to 4 (letters, empty, too long)</w:t>
             </w:r>
           </w:p>
         </w:tc>
         <w:tc>
           <w:tcPr>
-            <w:tcW w:type="dxa" w:w="1928"/>
+            <w:tcW w:type="dxa" w:w="2409"/>
           </w:tcPr>
           <w:p>
             <w:r/>
@@ -7597,42 +4325,27 @@
                 <w:rFonts w:ascii="Consolas" w:hAnsi="Consolas" w:eastAsia="Consolas"/>
                 <w:sz w:val="18"/>
               </w:rPr>
-              <w:t>read_menu_choice()</w:t>
+              <w:t>Error: please enter a number from 1 to 4.</w:t>
+            </w:r>
+            <w:r>
+              <w:rPr>
+                <w:sz w:val="18"/>
+              </w:rPr>
+              <w:t xml:space="preserve"> then the menu again</w:t>
             </w:r>
           </w:p>
         </w:tc>
         <w:tc>
           <w:tcPr>
-            <w:tcW w:type="dxa" w:w="1928"/>
+            <w:tcW w:type="dxa" w:w="2409"/>
           </w:tcPr>
           <w:p>
             <w:r/>
             <w:r>
               <w:rPr>
-                <w:rFonts w:ascii="Consolas" w:hAnsi="Consolas" w:eastAsia="Consolas"/>
-                <w:sz w:val="18"/>
-              </w:rPr>
-              <w:t>Error: please enter a number from 1 to 4.</w:t>
-            </w:r>
-            <w:r>
-              <w:rPr>
-                <w:sz w:val="18"/>
-              </w:rPr>
-              <w:t xml:space="preserve"> then the menu again</w:t>
-            </w:r>
-          </w:p>
-        </w:tc>
-        <w:tc>
-          <w:tcPr>
-            <w:tcW w:type="dxa" w:w="1928"/>
-          </w:tcPr>
-          <w:p>
-            <w:r/>
-            <w:r>
-              <w:rPr>
-                <w:sz w:val="18"/>
-              </w:rPr>
-              <w:t>REQ-3</w:t>
+                <w:sz w:val="18"/>
+              </w:rPr>
+              <w:t>REQ-3, SEC-3</w:t>
             </w:r>
           </w:p>
         </w:tc>
@@ -7640,7 +4353,7 @@
       <w:tr>
         <w:tc>
           <w:tcPr>
-            <w:tcW w:type="dxa" w:w="1928"/>
+            <w:tcW w:type="dxa" w:w="2409"/>
           </w:tcPr>
           <w:p>
             <w:r/>
@@ -7654,7 +4367,7 @@
         </w:tc>
         <w:tc>
           <w:tcPr>
-            <w:tcW w:type="dxa" w:w="1928"/>
+            <w:tcW w:type="dxa" w:w="2409"/>
           </w:tcPr>
           <w:p>
             <w:r/>
@@ -7662,28 +4375,27 @@
               <w:rPr>
                 <w:sz w:val="18"/>
               </w:rPr>
-              <w:t>Menu line longer than the buffer</w:t>
+              <w:t>End of input at the menu</w:t>
             </w:r>
           </w:p>
         </w:tc>
         <w:tc>
           <w:tcPr>
-            <w:tcW w:type="dxa" w:w="1928"/>
+            <w:tcW w:type="dxa" w:w="2409"/>
           </w:tcPr>
           <w:p>
             <w:r/>
             <w:r>
               <w:rPr>
-                <w:rFonts w:ascii="Consolas" w:hAnsi="Consolas" w:eastAsia="Consolas"/>
-                <w:sz w:val="18"/>
-              </w:rPr>
-              <w:t>read_menu_choice()</w:t>
+                <w:sz w:val="18"/>
+              </w:rPr>
+              <w:t>Goodbye message, clean exit</w:t>
             </w:r>
           </w:p>
         </w:tc>
         <w:tc>
           <w:tcPr>
-            <w:tcW w:type="dxa" w:w="1928"/>
+            <w:tcW w:type="dxa" w:w="2409"/>
           </w:tcPr>
           <w:p>
             <w:r/>
@@ -7691,21 +4403,7 @@
               <w:rPr>
                 <w:sz w:val="18"/>
               </w:rPr>
-              <w:t>Rest of the line discarded, same message as E1</w:t>
-            </w:r>
-          </w:p>
-        </w:tc>
-        <w:tc>
-          <w:tcPr>
-            <w:tcW w:type="dxa" w:w="1928"/>
-          </w:tcPr>
-          <w:p>
-            <w:r/>
-            <w:r>
-              <w:rPr>
-                <w:sz w:val="18"/>
-              </w:rPr>
-              <w:t>SEC-3</w:t>
+              <w:t>SEC-6</w:t>
             </w:r>
           </w:p>
         </w:tc>
@@ -7713,7 +4411,7 @@
       <w:tr>
         <w:tc>
           <w:tcPr>
-            <w:tcW w:type="dxa" w:w="1928"/>
+            <w:tcW w:type="dxa" w:w="2409"/>
           </w:tcPr>
           <w:p>
             <w:r/>
@@ -7727,7 +4425,7 @@
         </w:tc>
         <w:tc>
           <w:tcPr>
-            <w:tcW w:type="dxa" w:w="1928"/>
+            <w:tcW w:type="dxa" w:w="2409"/>
           </w:tcPr>
           <w:p>
             <w:r/>
@@ -7735,13 +4433,13 @@
               <w:rPr>
                 <w:sz w:val="18"/>
               </w:rPr>
-              <w:t>End of input at the menu</w:t>
+              <w:t>Question file missing, unreadable or empty</w:t>
             </w:r>
           </w:p>
         </w:tc>
         <w:tc>
           <w:tcPr>
-            <w:tcW w:type="dxa" w:w="1928"/>
+            <w:tcW w:type="dxa" w:w="2409"/>
           </w:tcPr>
           <w:p>
             <w:r/>
@@ -7750,19 +4448,19 @@
                 <w:rFonts w:ascii="Consolas" w:hAnsi="Consolas" w:eastAsia="Consolas"/>
                 <w:sz w:val="18"/>
               </w:rPr>
-              <w:t>fgets</w:t>
-            </w:r>
-            <w:r>
-              <w:rPr>
-                <w:sz w:val="18"/>
-              </w:rPr>
-              <w:t xml:space="preserve"> returns NULL</w:t>
+              <w:t>Error: could not load any questions.</w:t>
+            </w:r>
+            <w:r>
+              <w:rPr>
+                <w:sz w:val="18"/>
+              </w:rPr>
+              <w:t xml:space="preserve"> and back to the menu</w:t>
             </w:r>
           </w:p>
         </w:tc>
         <w:tc>
           <w:tcPr>
-            <w:tcW w:type="dxa" w:w="1928"/>
+            <w:tcW w:type="dxa" w:w="2409"/>
           </w:tcPr>
           <w:p>
             <w:r/>
@@ -7770,21 +4468,7 @@
               <w:rPr>
                 <w:sz w:val="18"/>
               </w:rPr>
-              <w:t>Goodbye message, clean exit</w:t>
-            </w:r>
-          </w:p>
-        </w:tc>
-        <w:tc>
-          <w:tcPr>
-            <w:tcW w:type="dxa" w:w="1928"/>
-          </w:tcPr>
-          <w:p>
-            <w:r/>
-            <w:r>
-              <w:rPr>
-                <w:sz w:val="18"/>
-              </w:rPr>
-              <w:t>SEC-6</w:t>
+              <w:t>NFR-4</w:t>
             </w:r>
           </w:p>
         </w:tc>
@@ -7792,7 +4476,7 @@
       <w:tr>
         <w:tc>
           <w:tcPr>
-            <w:tcW w:type="dxa" w:w="1928"/>
+            <w:tcW w:type="dxa" w:w="2409"/>
           </w:tcPr>
           <w:p>
             <w:r/>
@@ -7806,7 +4490,7 @@
         </w:tc>
         <w:tc>
           <w:tcPr>
-            <w:tcW w:type="dxa" w:w="1928"/>
+            <w:tcW w:type="dxa" w:w="2409"/>
           </w:tcPr>
           <w:p>
             <w:r/>
@@ -7814,13 +4498,13 @@
               <w:rPr>
                 <w:sz w:val="18"/>
               </w:rPr>
-              <w:t>Empty player name</w:t>
+              <w:t>Invalid answer during the quiz</w:t>
             </w:r>
           </w:p>
         </w:tc>
         <w:tc>
           <w:tcPr>
-            <w:tcW w:type="dxa" w:w="1928"/>
+            <w:tcW w:type="dxa" w:w="2409"/>
           </w:tcPr>
           <w:p>
             <w:r/>
@@ -7829,13 +4513,19 @@
                 <w:rFonts w:ascii="Consolas" w:hAnsi="Consolas" w:eastAsia="Consolas"/>
                 <w:sz w:val="18"/>
               </w:rPr>
-              <w:t>start_quiz()</w:t>
+              <w:t>Error:</w:t>
+            </w:r>
+            <w:r>
+              <w:rPr>
+                <w:sz w:val="18"/>
+              </w:rPr>
+              <w:t xml:space="preserve"> line and the same question again</w:t>
             </w:r>
           </w:p>
         </w:tc>
         <w:tc>
           <w:tcPr>
-            <w:tcW w:type="dxa" w:w="1928"/>
+            <w:tcW w:type="dxa" w:w="2409"/>
           </w:tcPr>
           <w:p>
             <w:r/>
@@ -7843,28 +4533,7 @@
               <w:rPr>
                 <w:sz w:val="18"/>
               </w:rPr>
-              <w:t xml:space="preserve">Name defaults to </w:t>
-            </w:r>
-            <w:r>
-              <w:rPr>
-                <w:rFonts w:ascii="Consolas" w:hAnsi="Consolas" w:eastAsia="Consolas"/>
-                <w:sz w:val="18"/>
-              </w:rPr>
-              <w:t>Player</w:t>
-            </w:r>
-          </w:p>
-        </w:tc>
-        <w:tc>
-          <w:tcPr>
-            <w:tcW w:type="dxa" w:w="1928"/>
-          </w:tcPr>
-          <w:p>
-            <w:r/>
-            <w:r>
-              <w:rPr>
-                <w:sz w:val="18"/>
-              </w:rPr>
-              <w:t>NFR-3</w:t>
+              <w:t>REQ-19</w:t>
             </w:r>
           </w:p>
         </w:tc>
@@ -7872,7 +4541,7 @@
       <w:tr>
         <w:tc>
           <w:tcPr>
-            <w:tcW w:type="dxa" w:w="1928"/>
+            <w:tcW w:type="dxa" w:w="2409"/>
           </w:tcPr>
           <w:p>
             <w:r/>
@@ -7886,7 +4555,7 @@
         </w:tc>
         <w:tc>
           <w:tcPr>
-            <w:tcW w:type="dxa" w:w="1928"/>
+            <w:tcW w:type="dxa" w:w="2409"/>
           </w:tcPr>
           <w:p>
             <w:r/>
@@ -7894,13 +4563,13 @@
               <w:rPr>
                 <w:sz w:val="18"/>
               </w:rPr>
-              <w:t>Question file missing, unreadable or empty</w:t>
+              <w:t>Results file cannot be written</w:t>
             </w:r>
           </w:p>
         </w:tc>
         <w:tc>
           <w:tcPr>
-            <w:tcW w:type="dxa" w:w="1928"/>
+            <w:tcW w:type="dxa" w:w="2409"/>
           </w:tcPr>
           <w:p>
             <w:r/>
@@ -7909,48 +4578,27 @@
                 <w:rFonts w:ascii="Consolas" w:hAnsi="Consolas" w:eastAsia="Consolas"/>
                 <w:sz w:val="18"/>
               </w:rPr>
-              <w:t>load_questions()</w:t>
-            </w:r>
-            <w:r>
-              <w:rPr>
-                <w:sz w:val="18"/>
-              </w:rPr>
-              <w:t xml:space="preserve"> returns &lt;= 0</w:t>
+              <w:t>Error: could not save your result.</w:t>
+            </w:r>
+            <w:r>
+              <w:rPr>
+                <w:sz w:val="18"/>
+              </w:rPr>
+              <w:t xml:space="preserve"> and back to the menu</w:t>
             </w:r>
           </w:p>
         </w:tc>
         <w:tc>
           <w:tcPr>
-            <w:tcW w:type="dxa" w:w="1928"/>
+            <w:tcW w:type="dxa" w:w="2409"/>
           </w:tcPr>
           <w:p>
             <w:r/>
             <w:r>
               <w:rPr>
-                <w:rFonts w:ascii="Consolas" w:hAnsi="Consolas" w:eastAsia="Consolas"/>
-                <w:sz w:val="18"/>
-              </w:rPr>
-              <w:t>Error: could not load any questions.</w:t>
-            </w:r>
-            <w:r>
-              <w:rPr>
-                <w:sz w:val="18"/>
-              </w:rPr>
-              <w:t xml:space="preserve"> and return to menu</w:t>
-            </w:r>
-          </w:p>
-        </w:tc>
-        <w:tc>
-          <w:tcPr>
-            <w:tcW w:type="dxa" w:w="1928"/>
-          </w:tcPr>
-          <w:p>
-            <w:r/>
-            <w:r>
-              <w:rPr>
-                <w:sz w:val="18"/>
-              </w:rPr>
-              <w:t>NFR-4</w:t>
+                <w:sz w:val="18"/>
+              </w:rPr>
+              <w:t>SEC-4</w:t>
             </w:r>
           </w:p>
         </w:tc>
@@ -7958,7 +4606,7 @@
       <w:tr>
         <w:tc>
           <w:tcPr>
-            <w:tcW w:type="dxa" w:w="1928"/>
+            <w:tcW w:type="dxa" w:w="2409"/>
           </w:tcPr>
           <w:p>
             <w:r/>
@@ -7972,7 +4620,7 @@
         </w:tc>
         <w:tc>
           <w:tcPr>
-            <w:tcW w:type="dxa" w:w="1928"/>
+            <w:tcW w:type="dxa" w:w="2409"/>
           </w:tcPr>
           <w:p>
             <w:r/>
@@ -7980,57 +4628,35 @@
               <w:rPr>
                 <w:sz w:val="18"/>
               </w:rPr>
-              <w:t>Invalid answer during the quiz</w:t>
+              <w:t>Results file missing at the leaderboard, or a line in the wrong format</w:t>
             </w:r>
           </w:p>
         </w:tc>
         <w:tc>
           <w:tcPr>
-            <w:tcW w:type="dxa" w:w="1928"/>
+            <w:tcW w:type="dxa" w:w="2409"/>
           </w:tcPr>
           <w:p>
             <w:r/>
             <w:r>
               <w:rPr>
-                <w:rFonts w:ascii="Consolas" w:hAnsi="Consolas" w:eastAsia="Consolas"/>
-                <w:sz w:val="18"/>
-              </w:rPr>
-              <w:t>run_quiz()</w:t>
+                <w:sz w:val="18"/>
+              </w:rPr>
+              <w:t>Short "no results yet" message, or the line is skipped</w:t>
             </w:r>
           </w:p>
         </w:tc>
         <w:tc>
           <w:tcPr>
-            <w:tcW w:type="dxa" w:w="1928"/>
+            <w:tcW w:type="dxa" w:w="2409"/>
           </w:tcPr>
           <w:p>
             <w:r/>
             <w:r>
               <w:rPr>
-                <w:rFonts w:ascii="Consolas" w:hAnsi="Consolas" w:eastAsia="Consolas"/>
-                <w:sz w:val="18"/>
-              </w:rPr>
-              <w:t>Error:</w:t>
-            </w:r>
-            <w:r>
-              <w:rPr>
-                <w:sz w:val="18"/>
-              </w:rPr>
-              <w:t xml:space="preserve"> line and the same question again</w:t>
-            </w:r>
-          </w:p>
-        </w:tc>
-        <w:tc>
-          <w:tcPr>
-            <w:tcW w:type="dxa" w:w="1928"/>
-          </w:tcPr>
-          <w:p>
-            <w:r/>
-            <w:r>
-              <w:rPr>
-                <w:sz w:val="18"/>
-              </w:rPr>
-              <w:t>REQ-19</w:t>
+                <w:sz w:val="18"/>
+              </w:rPr>
+              <w:t>REQ-16, SEC-4</w:t>
             </w:r>
           </w:p>
         </w:tc>
@@ -8038,7 +4664,7 @@
       <w:tr>
         <w:tc>
           <w:tcPr>
-            <w:tcW w:type="dxa" w:w="1928"/>
+            <w:tcW w:type="dxa" w:w="2409"/>
           </w:tcPr>
           <w:p>
             <w:r/>
@@ -8052,7 +4678,7 @@
         </w:tc>
         <w:tc>
           <w:tcPr>
-            <w:tcW w:type="dxa" w:w="1928"/>
+            <w:tcW w:type="dxa" w:w="2409"/>
           </w:tcPr>
           <w:p>
             <w:r/>
@@ -8073,22 +4699,54 @@
         </w:tc>
         <w:tc>
           <w:tcPr>
-            <w:tcW w:type="dxa" w:w="1928"/>
+            <w:tcW w:type="dxa" w:w="2409"/>
           </w:tcPr>
           <w:p>
             <w:r/>
             <w:r>
               <w:rPr>
+                <w:sz w:val="18"/>
+              </w:rPr>
+              <w:t xml:space="preserve">Zeroed </w:t>
+            </w:r>
+            <w:r>
+              <w:rPr>
                 <w:rFonts w:ascii="Consolas" w:hAnsi="Consolas" w:eastAsia="Consolas"/>
                 <w:sz w:val="18"/>
               </w:rPr>
-              <w:t>calculate_result()</w:t>
+              <w:t>Result</w:t>
+            </w:r>
+            <w:r>
+              <w:rPr>
+                <w:sz w:val="18"/>
+              </w:rPr>
+              <w:t xml:space="preserve">; </w:t>
+            </w:r>
+            <w:r>
+              <w:rPr>
+                <w:rFonts w:ascii="Consolas" w:hAnsi="Consolas" w:eastAsia="Consolas"/>
+                <w:sz w:val="18"/>
+              </w:rPr>
+              <w:t>show_result(NULL)</w:t>
+            </w:r>
+            <w:r>
+              <w:rPr>
+                <w:sz w:val="18"/>
+              </w:rPr>
+              <w:t xml:space="preserve"> prints </w:t>
+            </w:r>
+            <w:r>
+              <w:rPr>
+                <w:rFonts w:ascii="Consolas" w:hAnsi="Consolas" w:eastAsia="Consolas"/>
+                <w:sz w:val="18"/>
+              </w:rPr>
+              <w:t>Error: result is unavailable.</w:t>
             </w:r>
           </w:p>
         </w:tc>
         <w:tc>
           <w:tcPr>
-            <w:tcW w:type="dxa" w:w="1928"/>
+            <w:tcW w:type="dxa" w:w="2409"/>
           </w:tcPr>
           <w:p>
             <w:r/>
@@ -8096,299 +4754,7 @@
               <w:rPr>
                 <w:sz w:val="18"/>
               </w:rPr>
-              <w:t xml:space="preserve">Zeroed </w:t>
-            </w:r>
-            <w:r>
-              <w:rPr>
-                <w:rFonts w:ascii="Consolas" w:hAnsi="Consolas" w:eastAsia="Consolas"/>
-                <w:sz w:val="18"/>
-              </w:rPr>
-              <w:t>Result</w:t>
-            </w:r>
-            <w:r>
-              <w:rPr>
-                <w:sz w:val="18"/>
-              </w:rPr>
-              <w:t xml:space="preserve">; </w:t>
-            </w:r>
-            <w:r>
-              <w:rPr>
-                <w:rFonts w:ascii="Consolas" w:hAnsi="Consolas" w:eastAsia="Consolas"/>
-                <w:sz w:val="18"/>
-              </w:rPr>
-              <w:t>show_result(NULL)</w:t>
-            </w:r>
-            <w:r>
-              <w:rPr>
-                <w:sz w:val="18"/>
-              </w:rPr>
-              <w:t xml:space="preserve"> prints </w:t>
-            </w:r>
-            <w:r>
-              <w:rPr>
-                <w:rFonts w:ascii="Consolas" w:hAnsi="Consolas" w:eastAsia="Consolas"/>
-                <w:sz w:val="18"/>
-              </w:rPr>
-              <w:t>Error: result is unavailable.</w:t>
-            </w:r>
-          </w:p>
-        </w:tc>
-        <w:tc>
-          <w:tcPr>
-            <w:tcW w:type="dxa" w:w="1928"/>
-          </w:tcPr>
-          <w:p>
-            <w:r/>
-            <w:r>
-              <w:rPr>
-                <w:sz w:val="18"/>
-              </w:rPr>
               <w:t>NFR-4</w:t>
-            </w:r>
-          </w:p>
-        </w:tc>
-      </w:tr>
-      <w:tr>
-        <w:tc>
-          <w:tcPr>
-            <w:tcW w:type="dxa" w:w="1928"/>
-          </w:tcPr>
-          <w:p>
-            <w:r/>
-            <w:r>
-              <w:rPr>
-                <w:sz w:val="18"/>
-              </w:rPr>
-              <w:t>E8</w:t>
-            </w:r>
-          </w:p>
-        </w:tc>
-        <w:tc>
-          <w:tcPr>
-            <w:tcW w:type="dxa" w:w="1928"/>
-          </w:tcPr>
-          <w:p>
-            <w:r/>
-            <w:r>
-              <w:rPr>
-                <w:sz w:val="18"/>
-              </w:rPr>
-              <w:t>Results file cannot be written</w:t>
-            </w:r>
-          </w:p>
-        </w:tc>
-        <w:tc>
-          <w:tcPr>
-            <w:tcW w:type="dxa" w:w="1928"/>
-          </w:tcPr>
-          <w:p>
-            <w:r/>
-            <w:r>
-              <w:rPr>
-                <w:rFonts w:ascii="Consolas" w:hAnsi="Consolas" w:eastAsia="Consolas"/>
-                <w:sz w:val="18"/>
-              </w:rPr>
-              <w:t>save_result()</w:t>
-            </w:r>
-            <w:r>
-              <w:rPr>
-                <w:sz w:val="18"/>
-              </w:rPr>
-              <w:t xml:space="preserve"> returns -1</w:t>
-            </w:r>
-          </w:p>
-        </w:tc>
-        <w:tc>
-          <w:tcPr>
-            <w:tcW w:type="dxa" w:w="1928"/>
-          </w:tcPr>
-          <w:p>
-            <w:r/>
-            <w:r>
-              <w:rPr>
-                <w:rFonts w:ascii="Consolas" w:hAnsi="Consolas" w:eastAsia="Consolas"/>
-                <w:sz w:val="18"/>
-              </w:rPr>
-              <w:t>Error: could not save your result.</w:t>
-            </w:r>
-            <w:r>
-              <w:rPr>
-                <w:sz w:val="18"/>
-              </w:rPr>
-              <w:t xml:space="preserve"> and return to menu</w:t>
-            </w:r>
-          </w:p>
-        </w:tc>
-        <w:tc>
-          <w:tcPr>
-            <w:tcW w:type="dxa" w:w="1928"/>
-          </w:tcPr>
-          <w:p>
-            <w:r/>
-            <w:r>
-              <w:rPr>
-                <w:sz w:val="18"/>
-              </w:rPr>
-              <w:t>SEC-4</w:t>
-            </w:r>
-          </w:p>
-        </w:tc>
-      </w:tr>
-      <w:tr>
-        <w:tc>
-          <w:tcPr>
-            <w:tcW w:type="dxa" w:w="1928"/>
-          </w:tcPr>
-          <w:p>
-            <w:r/>
-            <w:r>
-              <w:rPr>
-                <w:sz w:val="18"/>
-              </w:rPr>
-              <w:t>E9</w:t>
-            </w:r>
-          </w:p>
-        </w:tc>
-        <w:tc>
-          <w:tcPr>
-            <w:tcW w:type="dxa" w:w="1928"/>
-          </w:tcPr>
-          <w:p>
-            <w:r/>
-            <w:r>
-              <w:rPr>
-                <w:sz w:val="18"/>
-              </w:rPr>
-              <w:t>Results file missing at the leaderboard</w:t>
-            </w:r>
-          </w:p>
-        </w:tc>
-        <w:tc>
-          <w:tcPr>
-            <w:tcW w:type="dxa" w:w="1928"/>
-          </w:tcPr>
-          <w:p>
-            <w:r/>
-            <w:r>
-              <w:rPr>
-                <w:rFonts w:ascii="Consolas" w:hAnsi="Consolas" w:eastAsia="Consolas"/>
-                <w:sz w:val="18"/>
-              </w:rPr>
-              <w:t>show_leaderboard()</w:t>
-            </w:r>
-          </w:p>
-        </w:tc>
-        <w:tc>
-          <w:tcPr>
-            <w:tcW w:type="dxa" w:w="1928"/>
-          </w:tcPr>
-          <w:p>
-            <w:r/>
-            <w:r>
-              <w:rPr>
-                <w:sz w:val="18"/>
-              </w:rPr>
-              <w:t>Short "no results yet" message and return to menu</w:t>
-            </w:r>
-          </w:p>
-        </w:tc>
-        <w:tc>
-          <w:tcPr>
-            <w:tcW w:type="dxa" w:w="1928"/>
-          </w:tcPr>
-          <w:p>
-            <w:r/>
-            <w:r>
-              <w:rPr>
-                <w:sz w:val="18"/>
-              </w:rPr>
-              <w:t>REQ-16</w:t>
-            </w:r>
-          </w:p>
-        </w:tc>
-      </w:tr>
-      <w:tr>
-        <w:tc>
-          <w:tcPr>
-            <w:tcW w:type="dxa" w:w="1928"/>
-          </w:tcPr>
-          <w:p>
-            <w:r/>
-            <w:r>
-              <w:rPr>
-                <w:sz w:val="18"/>
-              </w:rPr>
-              <w:t>E10</w:t>
-            </w:r>
-          </w:p>
-        </w:tc>
-        <w:tc>
-          <w:tcPr>
-            <w:tcW w:type="dxa" w:w="1928"/>
-          </w:tcPr>
-          <w:p>
-            <w:r/>
-            <w:r>
-              <w:rPr>
-                <w:sz w:val="18"/>
-              </w:rPr>
-              <w:t xml:space="preserve">A line in </w:t>
-            </w:r>
-            <w:r>
-              <w:rPr>
-                <w:rFonts w:ascii="Consolas" w:hAnsi="Consolas" w:eastAsia="Consolas"/>
-                <w:sz w:val="18"/>
-              </w:rPr>
-              <w:t>results.txt</w:t>
-            </w:r>
-            <w:r>
-              <w:rPr>
-                <w:sz w:val="18"/>
-              </w:rPr>
-              <w:t xml:space="preserve"> is in the wrong format</w:t>
-            </w:r>
-          </w:p>
-        </w:tc>
-        <w:tc>
-          <w:tcPr>
-            <w:tcW w:type="dxa" w:w="1928"/>
-          </w:tcPr>
-          <w:p>
-            <w:r/>
-            <w:r>
-              <w:rPr>
-                <w:rFonts w:ascii="Consolas" w:hAnsi="Consolas" w:eastAsia="Consolas"/>
-                <w:sz w:val="18"/>
-              </w:rPr>
-              <w:t>show_leaderboard()</w:t>
-            </w:r>
-          </w:p>
-        </w:tc>
-        <w:tc>
-          <w:tcPr>
-            <w:tcW w:type="dxa" w:w="1928"/>
-          </w:tcPr>
-          <w:p>
-            <w:r/>
-            <w:r>
-              <w:rPr>
-                <w:sz w:val="18"/>
-              </w:rPr>
-              <w:t>Line skipped</w:t>
-            </w:r>
-          </w:p>
-        </w:tc>
-        <w:tc>
-          <w:tcPr>
-            <w:tcW w:type="dxa" w:w="1928"/>
-          </w:tcPr>
-          <w:p>
-            <w:r/>
-            <w:r>
-              <w:rPr>
-                <w:sz w:val="18"/>
-              </w:rPr>
-              <w:t>SEC-4</w:t>
             </w:r>
           </w:p>
         </w:tc>
@@ -8476,14 +4842,6 @@
       </w:r>
     </w:p>
     <w:p>
-      <w:r>
-        <w:rPr>
-          <w:b/>
-        </w:rPr>
-        <w:t>Main menu</w:t>
-      </w:r>
-    </w:p>
-    <w:p>
       <w:pPr>
         <w:spacing w:after="0"/>
         <w:ind w:left="283"/>
@@ -8563,93 +4921,6 @@
     </w:p>
     <w:p/>
     <w:p>
-      <w:r>
-        <w:rPr>
-          <w:b/>
-        </w:rPr>
-        <w:t>Result screen</w:t>
-      </w:r>
-    </w:p>
-    <w:p>
-      <w:pPr>
-        <w:spacing w:after="0"/>
-        <w:ind w:left="283"/>
-      </w:pPr>
-      <w:r>
-        <w:rPr>
-          <w:rFonts w:ascii="Consolas" w:hAnsi="Consolas" w:eastAsia="Consolas"/>
-          <w:sz w:val="17"/>
-        </w:rPr>
-        <w:t>===== Quiz Results =====</w:t>
-      </w:r>
-    </w:p>
-    <w:p>
-      <w:pPr>
-        <w:spacing w:after="0"/>
-        <w:ind w:left="283"/>
-      </w:pPr>
-      <w:r>
-        <w:rPr>
-          <w:rFonts w:ascii="Consolas" w:hAnsi="Consolas" w:eastAsia="Consolas"/>
-          <w:sz w:val="17"/>
-        </w:rPr>
-        <w:t>Score: 4/5</w:t>
-      </w:r>
-    </w:p>
-    <w:p>
-      <w:pPr>
-        <w:spacing w:after="0"/>
-        <w:ind w:left="283"/>
-      </w:pPr>
-      <w:r>
-        <w:rPr>
-          <w:rFonts w:ascii="Consolas" w:hAnsi="Consolas" w:eastAsia="Consolas"/>
-          <w:sz w:val="17"/>
-        </w:rPr>
-        <w:t>Percentage: 80.00%</w:t>
-      </w:r>
-    </w:p>
-    <w:p>
-      <w:pPr>
-        <w:spacing w:after="0"/>
-        <w:ind w:left="283"/>
-      </w:pPr>
-      <w:r>
-        <w:rPr>
-          <w:rFonts w:ascii="Consolas" w:hAnsi="Consolas" w:eastAsia="Consolas"/>
-          <w:sz w:val="17"/>
-        </w:rPr>
-        <w:t>Correct answers: 4</w:t>
-      </w:r>
-    </w:p>
-    <w:p>
-      <w:pPr>
-        <w:spacing w:after="0"/>
-        <w:ind w:left="283"/>
-      </w:pPr>
-      <w:r>
-        <w:rPr>
-          <w:rFonts w:ascii="Consolas" w:hAnsi="Consolas" w:eastAsia="Consolas"/>
-          <w:sz w:val="17"/>
-        </w:rPr>
-        <w:t>Incorrect answers: 1</w:t>
-      </w:r>
-    </w:p>
-    <w:p>
-      <w:pPr>
-        <w:spacing w:after="0"/>
-        <w:ind w:left="283"/>
-      </w:pPr>
-      <w:r>
-        <w:rPr>
-          <w:rFonts w:ascii="Consolas" w:hAnsi="Consolas" w:eastAsia="Consolas"/>
-          <w:sz w:val="17"/>
-        </w:rPr>
-        <w:t>Result: Pass</w:t>
-      </w:r>
-    </w:p>
-    <w:p/>
-    <w:p>
       <w:pPr>
         <w:pStyle w:val="Heading3"/>
       </w:pPr>
@@ -8743,33 +5014,7 @@
               <w:rPr>
                 <w:sz w:val="18"/>
               </w:rPr>
-              <w:t>Quiz Engine (</w:t>
-            </w:r>
-            <w:r>
-              <w:rPr>
-                <w:rFonts w:ascii="Consolas" w:hAnsi="Consolas" w:eastAsia="Consolas"/>
-                <w:sz w:val="18"/>
-              </w:rPr>
-              <w:t>load_questions</w:t>
-            </w:r>
-            <w:r>
-              <w:rPr>
-                <w:sz w:val="18"/>
-              </w:rPr>
-              <w:t xml:space="preserve">, </w:t>
-            </w:r>
-            <w:r>
-              <w:rPr>
-                <w:rFonts w:ascii="Consolas" w:hAnsi="Consolas" w:eastAsia="Consolas"/>
-                <w:sz w:val="18"/>
-              </w:rPr>
-              <w:t>run_quiz</w:t>
-            </w:r>
-            <w:r>
-              <w:rPr>
-                <w:sz w:val="18"/>
-              </w:rPr>
-              <w:t>)</w:t>
+              <w:t>Leaderboard read and sort are not implemented</w:t>
             </w:r>
           </w:p>
         </w:tc>
@@ -8783,7 +5028,7 @@
               <w:rPr>
                 <w:sz w:val="18"/>
               </w:rPr>
-              <w:t>Done in Sprint-1 (REQ-17 to REQ-22); closed</w:t>
+              <w:t>Sprint-2, Vaishnavi (REQ-14 to REQ-16)</w:t>
             </w:r>
           </w:p>
         </w:tc>
@@ -8813,7 +5058,7 @@
               <w:rPr>
                 <w:sz w:val="18"/>
               </w:rPr>
-              <w:t>Leaderboard read and sort are not implemented</w:t>
+              <w:t>REQ-12 says "score and percentage" are passed to storage, but the file stores name and score only (BR-4)</w:t>
             </w:r>
           </w:p>
         </w:tc>
@@ -8827,7 +5072,20 @@
               <w:rPr>
                 <w:sz w:val="18"/>
               </w:rPr>
-              <w:t>Sprint-2, Vaishnavi (REQ-14 to REQ-16)</w:t>
+              <w:t xml:space="preserve">The whole </w:t>
+            </w:r>
+            <w:r>
+              <w:rPr>
+                <w:rFonts w:ascii="Consolas" w:hAnsi="Consolas" w:eastAsia="Consolas"/>
+                <w:sz w:val="18"/>
+              </w:rPr>
+              <w:t>Result</w:t>
+            </w:r>
+            <w:r>
+              <w:rPr>
+                <w:sz w:val="18"/>
+              </w:rPr>
+              <w:t xml:space="preserve"> is passed; only name and score are saved</w:t>
             </w:r>
           </w:p>
         </w:tc>
@@ -8857,7 +5115,7 @@
               <w:rPr>
                 <w:sz w:val="18"/>
               </w:rPr>
-              <w:t>REQ-12 says "score and percentage" are passed to storage, but the file stores name and score only (BR-4, Appendix B)</w:t>
+              <w:t>Equal scores have no set order on the leaderboard</w:t>
             </w:r>
           </w:p>
         </w:tc>
@@ -8871,159 +5129,7 @@
               <w:rPr>
                 <w:sz w:val="18"/>
               </w:rPr>
-              <w:t xml:space="preserve">The whole </w:t>
-            </w:r>
-            <w:r>
-              <w:rPr>
-                <w:rFonts w:ascii="Consolas" w:hAnsi="Consolas" w:eastAsia="Consolas"/>
-                <w:sz w:val="18"/>
-              </w:rPr>
-              <w:t>Result</w:t>
-            </w:r>
-            <w:r>
-              <w:rPr>
-                <w:sz w:val="18"/>
-              </w:rPr>
-              <w:t xml:space="preserve"> is passed; only name and score are saved. BR-4 stays as the saved format</w:t>
-            </w:r>
-          </w:p>
-        </w:tc>
-      </w:tr>
-      <w:tr>
-        <w:tc>
-          <w:tcPr>
-            <w:tcW w:type="dxa" w:w="3213"/>
-          </w:tcPr>
-          <w:p>
-            <w:r/>
-            <w:r>
-              <w:rPr>
-                <w:sz w:val="18"/>
-              </w:rPr>
-              <w:t>4</w:t>
-            </w:r>
-          </w:p>
-        </w:tc>
-        <w:tc>
-          <w:tcPr>
-            <w:tcW w:type="dxa" w:w="3213"/>
-          </w:tcPr>
-          <w:p>
-            <w:r/>
-            <w:r>
-              <w:rPr>
-                <w:sz w:val="18"/>
-              </w:rPr>
-              <w:t>The question file format is shown only by the sample file</w:t>
-            </w:r>
-          </w:p>
-        </w:tc>
-        <w:tc>
-          <w:tcPr>
-            <w:tcW w:type="dxa" w:w="3213"/>
-          </w:tcPr>
-          <w:p>
-            <w:r/>
-            <w:r>
-              <w:rPr>
-                <w:rFonts w:ascii="Consolas" w:hAnsi="Consolas" w:eastAsia="Consolas"/>
-                <w:sz w:val="18"/>
-              </w:rPr>
-              <w:t>load_questions</w:t>
-            </w:r>
-            <w:r>
-              <w:rPr>
-                <w:sz w:val="18"/>
-              </w:rPr>
-              <w:t xml:space="preserve"> reads 6 lines per question: text, options A to D, then the correct letter</w:t>
-            </w:r>
-          </w:p>
-        </w:tc>
-      </w:tr>
-      <w:tr>
-        <w:tc>
-          <w:tcPr>
-            <w:tcW w:type="dxa" w:w="3213"/>
-          </w:tcPr>
-          <w:p>
-            <w:r/>
-            <w:r>
-              <w:rPr>
-                <w:sz w:val="18"/>
-              </w:rPr>
-              <w:t>5</w:t>
-            </w:r>
-          </w:p>
-        </w:tc>
-        <w:tc>
-          <w:tcPr>
-            <w:tcW w:type="dxa" w:w="3213"/>
-          </w:tcPr>
-          <w:p>
-            <w:r/>
-            <w:r>
-              <w:rPr>
-                <w:sz w:val="18"/>
-              </w:rPr>
-              <w:t>Equal scores have no set order on the leaderboard</w:t>
-            </w:r>
-          </w:p>
-        </w:tc>
-        <w:tc>
-          <w:tcPr>
-            <w:tcW w:type="dxa" w:w="3213"/>
-          </w:tcPr>
-          <w:p>
-            <w:r/>
-            <w:r>
-              <w:rPr>
-                <w:sz w:val="18"/>
-              </w:rPr>
               <w:t>Keep the order they appear in the file</w:t>
-            </w:r>
-          </w:p>
-        </w:tc>
-      </w:tr>
-      <w:tr>
-        <w:tc>
-          <w:tcPr>
-            <w:tcW w:type="dxa" w:w="3213"/>
-          </w:tcPr>
-          <w:p>
-            <w:r/>
-            <w:r>
-              <w:rPr>
-                <w:sz w:val="18"/>
-              </w:rPr>
-              <w:t>6</w:t>
-            </w:r>
-          </w:p>
-        </w:tc>
-        <w:tc>
-          <w:tcPr>
-            <w:tcW w:type="dxa" w:w="3213"/>
-          </w:tcPr>
-          <w:p>
-            <w:r/>
-            <w:r>
-              <w:rPr>
-                <w:sz w:val="18"/>
-              </w:rPr>
-              <w:t>Limit of 100 questions</w:t>
-            </w:r>
-          </w:p>
-        </w:tc>
-        <w:tc>
-          <w:tcPr>
-            <w:tcW w:type="dxa" w:w="3213"/>
-          </w:tcPr>
-          <w:p>
-            <w:r/>
-            <w:r>
-              <w:rPr>
-                <w:sz w:val="18"/>
-              </w:rPr>
-              <w:t>Enough for this project; review it only if the question bank grows</w:t>
             </w:r>
           </w:p>
         </w:tc>
@@ -9048,25 +5154,7 @@
     </w:p>
     <w:p>
       <w:r>
-        <w:t xml:space="preserve">See SRS Appendix A. Additional terms: </w:t>
-      </w:r>
-      <w:r>
-        <w:rPr>
-          <w:b/>
-        </w:rPr>
-        <w:t>Layered architecture</w:t>
-      </w:r>
-      <w:r>
-        <w:t xml:space="preserve"> (modules are grouped in layers, and a layer only calls the layers below it), </w:t>
-      </w:r>
-      <w:r>
-        <w:rPr>
-          <w:b/>
-        </w:rPr>
-        <w:t>Stub</w:t>
-      </w:r>
-      <w:r>
-        <w:t xml:space="preserve"> (a function with the final name and arguments that does nothing yet).</w:t>
+        <w:t>See SRS Appendix A.</w:t>
       </w:r>
     </w:p>
     <w:p>
@@ -9098,7 +5186,7 @@
         <w:pStyle w:val="ListBullet"/>
       </w:pPr>
       <w:r>
-        <w:t>Online Quiz System SRS v1.2 (</w:t>
+        <w:t>Online Quiz System SRS v1.1 (</w:t>
       </w:r>
       <w:r>
         <w:rPr>
